--- a/SaaS_Contract_Template.docx
+++ b/SaaS_Contract_Template.docx
@@ -1,6 +1,6 @@
 
 <file path=word/document.xml><?xml version="1.0" encoding="utf-8"?>
-<w:document xmlns:wpc="http://schemas.microsoft.com/office/word/2010/wordprocessingCanvas" xmlns:mc="http://schemas.openxmlformats.org/markup-compatibility/2006" xmlns:o="urn:schemas-microsoft-com:office:office" xmlns:r="http://schemas.openxmlformats.org/officeDocument/2006/relationships" xmlns:m="http://schemas.openxmlformats.org/officeDocument/2006/math" xmlns:v="urn:schemas-microsoft-com:vml" xmlns:wp14="http://schemas.microsoft.com/office/word/2010/wordprocessingDrawing" xmlns:wp="http://schemas.openxmlformats.org/drawingml/2006/wordprocessingDrawing" xmlns:w10="urn:schemas-microsoft-com:office:word" xmlns:w="http://schemas.openxmlformats.org/wordprocessingml/2006/main" xmlns:w14="http://schemas.microsoft.com/office/word/2010/wordml" xmlns:w15="http://schemas.microsoft.com/office/word/2012/wordml" xmlns:wpg="http://schemas.microsoft.com/office/word/2010/wordprocessingGroup" xmlns:wpi="http://schemas.microsoft.com/office/word/2010/wordprocessingInk" xmlns:wne="http://schemas.microsoft.com/office/word/2006/wordml" xmlns:wps="http://schemas.microsoft.com/office/word/2010/wordprocessingShape" xmlns:cx="http://schemas.microsoft.com/office/drawing/2014/chartex" xmlns:cx1="http://schemas.microsoft.com/office/drawing/2015/9/8/chartex" xmlns:cx2="http://schemas.microsoft.com/office/drawing/2015/10/21/chartex" xmlns:cx3="http://schemas.microsoft.com/office/drawing/2016/5/9/chartex" xmlns:cx4="http://schemas.microsoft.com/office/drawing/2016/5/10/chartex" xmlns:cx5="http://schemas.microsoft.com/office/drawing/2016/5/11/chartex" xmlns:cx6="http://schemas.microsoft.com/office/drawing/2016/5/12/chartex" xmlns:cx7="http://schemas.microsoft.com/office/drawing/2016/5/13/chartex" xmlns:cx8="http://schemas.microsoft.com/office/drawing/2016/5/14/chartex" xmlns:aink="http://schemas.microsoft.com/office/drawing/2016/ink" xmlns:am3d="http://schemas.microsoft.com/office/drawing/2017/model3d" xmlns:w16cex="http://schemas.microsoft.com/office/word/2018/wordml/cex" xmlns:w16cid="http://schemas.microsoft.com/office/word/2016/wordml/cid" xmlns:w16="http://schemas.microsoft.com/office/word/2018/wordml" xmlns:w16sdtdh="http://schemas.microsoft.com/office/word/2020/wordml/sdtdatahash" xmlns:w16se="http://schemas.microsoft.com/office/word/2015/wordml/symex" mc:Ignorable="w14 w15 wp14">
+<w:document xmlns:wpc="http://schemas.microsoft.com/office/word/2010/wordprocessingCanvas" xmlns:cx="http://schemas.microsoft.com/office/drawing/2014/chartex" xmlns:cx1="http://schemas.microsoft.com/office/drawing/2015/9/8/chartex" xmlns:cx2="http://schemas.microsoft.com/office/drawing/2015/10/21/chartex" xmlns:cx3="http://schemas.microsoft.com/office/drawing/2016/5/9/chartex" xmlns:cx4="http://schemas.microsoft.com/office/drawing/2016/5/10/chartex" xmlns:cx5="http://schemas.microsoft.com/office/drawing/2016/5/11/chartex" xmlns:cx6="http://schemas.microsoft.com/office/drawing/2016/5/12/chartex" xmlns:cx7="http://schemas.microsoft.com/office/drawing/2016/5/13/chartex" xmlns:cx8="http://schemas.microsoft.com/office/drawing/2016/5/14/chartex" xmlns:mc="http://schemas.openxmlformats.org/markup-compatibility/2006" xmlns:aink="http://schemas.microsoft.com/office/drawing/2016/ink" xmlns:am3d="http://schemas.microsoft.com/office/drawing/2017/model3d" xmlns:o="urn:schemas-microsoft-com:office:office" xmlns:oel="http://schemas.microsoft.com/office/2019/extlst" xmlns:r="http://schemas.openxmlformats.org/officeDocument/2006/relationships" xmlns:m="http://schemas.openxmlformats.org/officeDocument/2006/math" xmlns:v="urn:schemas-microsoft-com:vml" xmlns:wp14="http://schemas.microsoft.com/office/word/2010/wordprocessingDrawing" xmlns:wp="http://schemas.openxmlformats.org/drawingml/2006/wordprocessingDrawing" xmlns:w10="urn:schemas-microsoft-com:office:word" xmlns:w="http://schemas.openxmlformats.org/wordprocessingml/2006/main" xmlns:w14="http://schemas.microsoft.com/office/word/2010/wordml" xmlns:w15="http://schemas.microsoft.com/office/word/2012/wordml" xmlns:w16cex="http://schemas.microsoft.com/office/word/2018/wordml/cex" xmlns:w16cid="http://schemas.microsoft.com/office/word/2016/wordml/cid" xmlns:w16="http://schemas.microsoft.com/office/word/2018/wordml" xmlns:w16du="http://schemas.microsoft.com/office/word/2023/wordml/word16du" xmlns:w16sdtdh="http://schemas.microsoft.com/office/word/2020/wordml/sdtdatahash" xmlns:w16sdtfl="http://schemas.microsoft.com/office/word/2024/wordml/sdtformatlock" xmlns:w16se="http://schemas.microsoft.com/office/word/2015/wordml/symex" xmlns:wpg="http://schemas.microsoft.com/office/word/2010/wordprocessingGroup" xmlns:wpi="http://schemas.microsoft.com/office/word/2010/wordprocessingInk" xmlns:wne="http://schemas.microsoft.com/office/word/2006/wordml" xmlns:wps="http://schemas.microsoft.com/office/word/2010/wordprocessingShape" mc:Ignorable="w14 w15 w16se w16cid w16 w16cex w16sdtdh w16sdtfl w16du wp14">
   <w:body>
     <w:p>
       <w:pPr>
@@ -9,14 +9,13 @@
       </w:pPr>
       <w:r>
         <w:rPr>
-          <w:rFonts w:ascii="Arial" w:cs="Arial" w:eastAsia="Arial" w:hAnsi="Arial"/>
           <w:b/>
           <w:bCs/>
           <w:color w:val="1E3A5F"/>
           <w:sz w:val="44"/>
           <w:szCs w:val="44"/>
         </w:rPr>
-        <w:t xml:space="preserve">SOFTWARE-AS-A-SERVICE (SaaS)</w:t>
+        <w:t>SOFTWARE-AS-A-SERVICE (SaaS)</w:t>
       </w:r>
     </w:p>
     <w:p>
@@ -26,14 +25,13 @@
       </w:pPr>
       <w:r>
         <w:rPr>
-          <w:rFonts w:ascii="Arial" w:cs="Arial" w:eastAsia="Arial" w:hAnsi="Arial"/>
           <w:b/>
           <w:bCs/>
           <w:color w:val="1E3A5F"/>
           <w:sz w:val="44"/>
           <w:szCs w:val="44"/>
         </w:rPr>
-        <w:t xml:space="preserve">SUBSCRIPTION AGREEMENT</w:t>
+        <w:t>SUBSCRIPTION AGREEMENT</w:t>
       </w:r>
     </w:p>
     <w:p>
@@ -43,12 +41,11 @@
       </w:pPr>
       <w:r>
         <w:rPr>
-          <w:rFonts w:ascii="Arial" w:cs="Arial" w:eastAsia="Arial" w:hAnsi="Arial"/>
           <w:color w:val="555555"/>
           <w:sz w:val="22"/>
           <w:szCs w:val="22"/>
         </w:rPr>
-        <w:t xml:space="preserve">Cloud-Based E-Commerce Platform &amp; IT Solutions</w:t>
+        <w:t>Cloud-Based E-Commerce Platform &amp; IT Solutions</w:t>
       </w:r>
     </w:p>
     <w:p>
@@ -58,12 +55,29 @@
       </w:pPr>
       <w:r>
         <w:rPr>
-          <w:rFonts w:ascii="Arial" w:cs="Arial" w:eastAsia="Arial" w:hAnsi="Arial"/>
           <w:color w:val="888888"/>
           <w:sz w:val="18"/>
           <w:szCs w:val="18"/>
         </w:rPr>
-        <w:t xml:space="preserve">Version 1.0  |  March 2026</w:t>
+        <w:t xml:space="preserve">Version </w:t>
+      </w:r>
+      <w:proofErr w:type="gramStart"/>
+      <w:r>
+        <w:rPr>
+          <w:color w:val="888888"/>
+          <w:sz w:val="18"/>
+          <w:szCs w:val="18"/>
+        </w:rPr>
+        <w:t>1.0  |</w:t>
+      </w:r>
+      <w:proofErr w:type="gramEnd"/>
+      <w:r>
+        <w:rPr>
+          <w:color w:val="888888"/>
+          <w:sz w:val="18"/>
+          <w:szCs w:val="18"/>
+        </w:rPr>
+        <w:t xml:space="preserve">  March 2026</w:t>
       </w:r>
     </w:p>
     <w:p>
@@ -72,27 +86,28 @@
       </w:pPr>
       <w:r>
         <w:rPr>
-          <w:rFonts w:ascii="Arial" w:cs="Arial" w:eastAsia="Arial" w:hAnsi="Arial"/>
-          <w:b/>
-          <w:bCs/>
-          <w:color w:val="1E3A5F"/>
           <w:sz w:val="32"/>
           <w:szCs w:val="32"/>
         </w:rPr>
-        <w:t xml:space="preserve">PARTIES TO THIS AGREEMENT</w:t>
+        <w:t>PARTIES TO THIS AGREEMENT</w:t>
       </w:r>
     </w:p>
     <w:tbl>
       <w:tblPr>
-        <w:tblW w:type="dxa" w:w="10080"/>
+        <w:tblW w:w="10080" w:type="dxa"/>
         <w:tblBorders>
-          <w:top w:val="single" w:color="auto" w:sz="4"/>
-          <w:left w:val="single" w:color="auto" w:sz="4"/>
-          <w:bottom w:val="single" w:color="auto" w:sz="4"/>
-          <w:right w:val="single" w:color="auto" w:sz="4"/>
-          <w:insideH w:val="single" w:color="auto" w:sz="4"/>
-          <w:insideV w:val="single" w:color="auto" w:sz="4"/>
+          <w:top w:val="single" w:sz="4" w:space="0" w:color="auto"/>
+          <w:left w:val="single" w:sz="4" w:space="0" w:color="auto"/>
+          <w:bottom w:val="single" w:sz="4" w:space="0" w:color="auto"/>
+          <w:right w:val="single" w:sz="4" w:space="0" w:color="auto"/>
+          <w:insideH w:val="single" w:sz="4" w:space="0" w:color="auto"/>
+          <w:insideV w:val="single" w:sz="4" w:space="0" w:color="auto"/>
         </w:tblBorders>
+        <w:tblCellMar>
+          <w:left w:w="10" w:type="dxa"/>
+          <w:right w:w="10" w:type="dxa"/>
+        </w:tblCellMar>
+        <w:tblLook w:val="04A0" w:firstRow="1" w:lastRow="0" w:firstColumn="1" w:lastColumn="0" w:noHBand="0" w:noVBand="1"/>
       </w:tblPr>
       <w:tblGrid>
         <w:gridCol w:w="2000"/>
@@ -101,60 +116,54 @@
       <w:tr>
         <w:tc>
           <w:tcPr>
-            <w:tcW w:type="dxa" w:w="2000"/>
+            <w:tcW w:w="2000" w:type="dxa"/>
             <w:tcBorders>
-              <w:top w:val="single" w:color="CCCCCC" w:sz="1"/>
-              <w:left w:val="single" w:color="CCCCCC" w:sz="1"/>
-              <w:bottom w:val="single" w:color="CCCCCC" w:sz="1"/>
-              <w:right w:val="single" w:color="CCCCCC" w:sz="1"/>
+              <w:top w:val="single" w:sz="1" w:space="0" w:color="CCCCCC"/>
+              <w:left w:val="single" w:sz="1" w:space="0" w:color="CCCCCC"/>
+              <w:bottom w:val="single" w:sz="1" w:space="0" w:color="CCCCCC"/>
+              <w:right w:val="single" w:sz="1" w:space="0" w:color="CCCCCC"/>
             </w:tcBorders>
-            <w:shd w:fill="1E3A5F" w:val="clear"/>
+            <w:shd w:val="clear" w:color="auto" w:fill="1E3A5F"/>
             <w:tcMar>
-              <w:top w:type="dxa" w:w="100"/>
-              <w:left w:type="dxa" w:w="150"/>
-              <w:bottom w:type="dxa" w:w="100"/>
-              <w:right w:type="dxa" w:w="150"/>
+              <w:top w:w="100" w:type="dxa"/>
+              <w:left w:w="150" w:type="dxa"/>
+              <w:bottom w:w="100" w:type="dxa"/>
+              <w:right w:w="150" w:type="dxa"/>
             </w:tcMar>
           </w:tcPr>
           <w:p>
             <w:r>
               <w:rPr>
-                <w:rFonts w:ascii="Arial" w:cs="Arial" w:eastAsia="Arial" w:hAnsi="Arial"/>
                 <w:b/>
                 <w:bCs/>
                 <w:color w:val="FFFFFF"/>
-                <w:sz w:val="20"/>
-                <w:szCs w:val="20"/>
-              </w:rPr>
-              <w:t xml:space="preserve">PROVIDER</w:t>
+              </w:rPr>
+              <w:t>PROVIDER</w:t>
             </w:r>
           </w:p>
         </w:tc>
         <w:tc>
           <w:tcPr>
-            <w:tcW w:type="dxa" w:w="8080"/>
+            <w:tcW w:w="8080" w:type="dxa"/>
             <w:tcBorders>
-              <w:top w:val="single" w:color="CCCCCC" w:sz="1"/>
-              <w:left w:val="single" w:color="CCCCCC" w:sz="1"/>
-              <w:bottom w:val="single" w:color="CCCCCC" w:sz="1"/>
-              <w:right w:val="single" w:color="CCCCCC" w:sz="1"/>
+              <w:top w:val="single" w:sz="1" w:space="0" w:color="CCCCCC"/>
+              <w:left w:val="single" w:sz="1" w:space="0" w:color="CCCCCC"/>
+              <w:bottom w:val="single" w:sz="1" w:space="0" w:color="CCCCCC"/>
+              <w:right w:val="single" w:sz="1" w:space="0" w:color="CCCCCC"/>
             </w:tcBorders>
             <w:tcMar>
-              <w:top w:type="dxa" w:w="100"/>
-              <w:left w:type="dxa" w:w="150"/>
-              <w:bottom w:type="dxa" w:w="100"/>
-              <w:right w:type="dxa" w:w="150"/>
+              <w:top w:w="100" w:type="dxa"/>
+              <w:left w:w="150" w:type="dxa"/>
+              <w:bottom w:w="100" w:type="dxa"/>
+              <w:right w:w="150" w:type="dxa"/>
             </w:tcMar>
           </w:tcPr>
           <w:p>
             <w:r>
               <w:rPr>
-                <w:rFonts w:ascii="Arial" w:cs="Arial" w:eastAsia="Arial" w:hAnsi="Arial"/>
                 <w:color w:val="222222"/>
-                <w:sz w:val="20"/>
-                <w:szCs w:val="20"/>
-              </w:rPr>
-              <w:t xml:space="preserve">[Your Company Name], a business entity registered in the Philippines, hereinafter referred to as the "Provider".</w:t>
+              </w:rPr>
+              <w:t>Warm Cinnamon Business IT Solutions, a business entity registered in the Philippines, hereinafter referred to as the "Provider".</w:t>
             </w:r>
           </w:p>
         </w:tc>
@@ -162,61 +171,55 @@
       <w:tr>
         <w:tc>
           <w:tcPr>
-            <w:tcW w:type="dxa" w:w="2000"/>
+            <w:tcW w:w="2000" w:type="dxa"/>
             <w:tcBorders>
-              <w:top w:val="single" w:color="CCCCCC" w:sz="1"/>
-              <w:left w:val="single" w:color="CCCCCC" w:sz="1"/>
-              <w:bottom w:val="single" w:color="CCCCCC" w:sz="1"/>
-              <w:right w:val="single" w:color="CCCCCC" w:sz="1"/>
+              <w:top w:val="single" w:sz="1" w:space="0" w:color="CCCCCC"/>
+              <w:left w:val="single" w:sz="1" w:space="0" w:color="CCCCCC"/>
+              <w:bottom w:val="single" w:sz="1" w:space="0" w:color="CCCCCC"/>
+              <w:right w:val="single" w:sz="1" w:space="0" w:color="CCCCCC"/>
             </w:tcBorders>
-            <w:shd w:fill="EEF4FB" w:val="clear"/>
+            <w:shd w:val="clear" w:color="auto" w:fill="EEF4FB"/>
             <w:tcMar>
-              <w:top w:type="dxa" w:w="100"/>
-              <w:left w:type="dxa" w:w="150"/>
-              <w:bottom w:type="dxa" w:w="100"/>
-              <w:right w:type="dxa" w:w="150"/>
+              <w:top w:w="100" w:type="dxa"/>
+              <w:left w:w="150" w:type="dxa"/>
+              <w:bottom w:w="100" w:type="dxa"/>
+              <w:right w:w="150" w:type="dxa"/>
             </w:tcMar>
           </w:tcPr>
           <w:p>
             <w:r>
               <w:rPr>
-                <w:rFonts w:ascii="Arial" w:cs="Arial" w:eastAsia="Arial" w:hAnsi="Arial"/>
                 <w:b/>
                 <w:bCs/>
                 <w:color w:val="1E3A5F"/>
-                <w:sz w:val="20"/>
-                <w:szCs w:val="20"/>
-              </w:rPr>
-              <w:t xml:space="preserve">CLIENT</w:t>
+              </w:rPr>
+              <w:t>CLIENT</w:t>
             </w:r>
           </w:p>
         </w:tc>
         <w:tc>
           <w:tcPr>
-            <w:tcW w:type="dxa" w:w="8080"/>
+            <w:tcW w:w="8080" w:type="dxa"/>
             <w:tcBorders>
-              <w:top w:val="single" w:color="CCCCCC" w:sz="1"/>
-              <w:left w:val="single" w:color="CCCCCC" w:sz="1"/>
-              <w:bottom w:val="single" w:color="CCCCCC" w:sz="1"/>
-              <w:right w:val="single" w:color="CCCCCC" w:sz="1"/>
+              <w:top w:val="single" w:sz="1" w:space="0" w:color="CCCCCC"/>
+              <w:left w:val="single" w:sz="1" w:space="0" w:color="CCCCCC"/>
+              <w:bottom w:val="single" w:sz="1" w:space="0" w:color="CCCCCC"/>
+              <w:right w:val="single" w:sz="1" w:space="0" w:color="CCCCCC"/>
             </w:tcBorders>
-            <w:shd w:fill="EEF4FB" w:val="clear"/>
+            <w:shd w:val="clear" w:color="auto" w:fill="EEF4FB"/>
             <w:tcMar>
-              <w:top w:type="dxa" w:w="100"/>
-              <w:left w:type="dxa" w:w="150"/>
-              <w:bottom w:type="dxa" w:w="100"/>
-              <w:right w:type="dxa" w:w="150"/>
+              <w:top w:w="100" w:type="dxa"/>
+              <w:left w:w="150" w:type="dxa"/>
+              <w:bottom w:w="100" w:type="dxa"/>
+              <w:right w:w="150" w:type="dxa"/>
             </w:tcMar>
           </w:tcPr>
           <w:p>
             <w:r>
               <w:rPr>
-                <w:rFonts w:ascii="Arial" w:cs="Arial" w:eastAsia="Arial" w:hAnsi="Arial"/>
                 <w:color w:val="222222"/>
-                <w:sz w:val="20"/>
-                <w:szCs w:val="20"/>
-              </w:rPr>
-              <w:t xml:space="preserve">[Client Business Name], hereinafter referred to as the "Client".</w:t>
+              </w:rPr>
+              <w:t>[Client Business Name], hereinafter referred to as the "Client".</w:t>
             </w:r>
           </w:p>
         </w:tc>
@@ -227,21 +230,13 @@
         <w:spacing w:before="200" w:after="60"/>
       </w:pPr>
       <w:r>
-        <w:rPr>
-          <w:rFonts w:ascii="Arial" w:cs="Arial" w:eastAsia="Arial" w:hAnsi="Arial"/>
-          <w:sz w:val="20"/>
-          <w:szCs w:val="20"/>
-        </w:rPr>
         <w:t xml:space="preserve">This Agreement is entered into as of: </w:t>
       </w:r>
       <w:r>
         <w:rPr>
-          <w:rFonts w:ascii="Arial" w:cs="Arial" w:eastAsia="Arial" w:hAnsi="Arial"/>
           <w:color w:val="888888"/>
-          <w:sz w:val="20"/>
-          <w:szCs w:val="20"/>
-        </w:rPr>
-        <w:t xml:space="preserve">_______________________ (Effective Date)</w:t>
+        </w:rPr>
+        <w:t>_______________________ (Effective Date)</w:t>
       </w:r>
     </w:p>
     <w:p>
@@ -250,15 +245,7 @@
         <w:spacing w:before="300" w:after="100"/>
       </w:pPr>
       <w:r>
-        <w:rPr>
-          <w:rFonts w:ascii="Arial" w:cs="Arial" w:eastAsia="Arial" w:hAnsi="Arial"/>
-          <w:b/>
-          <w:bCs/>
-          <w:color w:val="1E3A5F"/>
-          <w:sz w:val="26"/>
-          <w:szCs w:val="26"/>
-        </w:rPr>
-        <w:t xml:space="preserve">SECTION 1: SUBSCRIPTION PLAN &amp; FEES</w:t>
+        <w:t>SECTION 1: SUBSCRIPTION PLAN &amp; FEES</w:t>
       </w:r>
     </w:p>
     <w:p>
@@ -267,25 +254,27 @@
       </w:pPr>
       <w:r>
         <w:rPr>
-          <w:rFonts w:ascii="Arial" w:cs="Arial" w:eastAsia="Arial" w:hAnsi="Arial"/>
           <w:color w:val="222222"/>
-          <w:sz w:val="20"/>
-          <w:szCs w:val="20"/>
-        </w:rPr>
-        <w:t xml:space="preserve">The Client agrees to subscribe to the following plan:</w:t>
+        </w:rPr>
+        <w:t>The Client agrees to subscribe to the following plan:</w:t>
       </w:r>
     </w:p>
     <w:tbl>
       <w:tblPr>
-        <w:tblW w:type="dxa" w:w="10080"/>
+        <w:tblW w:w="10080" w:type="dxa"/>
         <w:tblBorders>
-          <w:top w:val="single" w:color="auto" w:sz="4"/>
-          <w:left w:val="single" w:color="auto" w:sz="4"/>
-          <w:bottom w:val="single" w:color="auto" w:sz="4"/>
-          <w:right w:val="single" w:color="auto" w:sz="4"/>
-          <w:insideH w:val="single" w:color="auto" w:sz="4"/>
-          <w:insideV w:val="single" w:color="auto" w:sz="4"/>
+          <w:top w:val="single" w:sz="4" w:space="0" w:color="auto"/>
+          <w:left w:val="single" w:sz="4" w:space="0" w:color="auto"/>
+          <w:bottom w:val="single" w:sz="4" w:space="0" w:color="auto"/>
+          <w:right w:val="single" w:sz="4" w:space="0" w:color="auto"/>
+          <w:insideH w:val="single" w:sz="4" w:space="0" w:color="auto"/>
+          <w:insideV w:val="single" w:sz="4" w:space="0" w:color="auto"/>
         </w:tblBorders>
+        <w:tblCellMar>
+          <w:left w:w="10" w:type="dxa"/>
+          <w:right w:w="10" w:type="dxa"/>
+        </w:tblCellMar>
+        <w:tblLook w:val="04A0" w:firstRow="1" w:lastRow="0" w:firstColumn="1" w:lastColumn="0" w:noHBand="0" w:noVBand="1"/>
       </w:tblPr>
       <w:tblGrid>
         <w:gridCol w:w="3360"/>
@@ -295,19 +284,19 @@
       <w:tr>
         <w:tc>
           <w:tcPr>
-            <w:tcW w:type="dxa" w:w="3360"/>
+            <w:tcW w:w="3360" w:type="dxa"/>
             <w:tcBorders>
-              <w:top w:val="single" w:color="CCCCCC" w:sz="1"/>
-              <w:left w:val="single" w:color="CCCCCC" w:sz="1"/>
-              <w:bottom w:val="single" w:color="CCCCCC" w:sz="1"/>
-              <w:right w:val="single" w:color="CCCCCC" w:sz="1"/>
+              <w:top w:val="single" w:sz="1" w:space="0" w:color="CCCCCC"/>
+              <w:left w:val="single" w:sz="1" w:space="0" w:color="CCCCCC"/>
+              <w:bottom w:val="single" w:sz="1" w:space="0" w:color="CCCCCC"/>
+              <w:right w:val="single" w:sz="1" w:space="0" w:color="CCCCCC"/>
             </w:tcBorders>
-            <w:shd w:fill="1E3A5F" w:val="clear"/>
+            <w:shd w:val="clear" w:color="auto" w:fill="1E3A5F"/>
             <w:tcMar>
-              <w:top w:type="dxa" w:w="100"/>
-              <w:left w:type="dxa" w:w="150"/>
-              <w:bottom w:type="dxa" w:w="100"/>
-              <w:right w:type="dxa" w:w="150"/>
+              <w:top w:w="100" w:type="dxa"/>
+              <w:left w:w="150" w:type="dxa"/>
+              <w:bottom w:w="100" w:type="dxa"/>
+              <w:right w:w="150" w:type="dxa"/>
             </w:tcMar>
           </w:tcPr>
           <w:p>
@@ -316,32 +305,29 @@
             </w:pPr>
             <w:r>
               <w:rPr>
-                <w:rFonts w:ascii="Arial" w:cs="Arial" w:eastAsia="Arial" w:hAnsi="Arial"/>
                 <w:b/>
                 <w:bCs/>
                 <w:color w:val="FFFFFF"/>
-                <w:sz w:val="20"/>
-                <w:szCs w:val="20"/>
-              </w:rPr>
-              <w:t xml:space="preserve">Plan Selected</w:t>
+              </w:rPr>
+              <w:t>Plan Selected</w:t>
             </w:r>
           </w:p>
         </w:tc>
         <w:tc>
           <w:tcPr>
-            <w:tcW w:type="dxa" w:w="3360"/>
+            <w:tcW w:w="3360" w:type="dxa"/>
             <w:tcBorders>
-              <w:top w:val="single" w:color="CCCCCC" w:sz="1"/>
-              <w:left w:val="single" w:color="CCCCCC" w:sz="1"/>
-              <w:bottom w:val="single" w:color="CCCCCC" w:sz="1"/>
-              <w:right w:val="single" w:color="CCCCCC" w:sz="1"/>
+              <w:top w:val="single" w:sz="1" w:space="0" w:color="CCCCCC"/>
+              <w:left w:val="single" w:sz="1" w:space="0" w:color="CCCCCC"/>
+              <w:bottom w:val="single" w:sz="1" w:space="0" w:color="CCCCCC"/>
+              <w:right w:val="single" w:sz="1" w:space="0" w:color="CCCCCC"/>
             </w:tcBorders>
-            <w:shd w:fill="1E3A5F" w:val="clear"/>
+            <w:shd w:val="clear" w:color="auto" w:fill="1E3A5F"/>
             <w:tcMar>
-              <w:top w:type="dxa" w:w="100"/>
-              <w:left w:type="dxa" w:w="150"/>
-              <w:bottom w:type="dxa" w:w="100"/>
-              <w:right w:type="dxa" w:w="150"/>
+              <w:top w:w="100" w:type="dxa"/>
+              <w:left w:w="150" w:type="dxa"/>
+              <w:bottom w:w="100" w:type="dxa"/>
+              <w:right w:w="150" w:type="dxa"/>
             </w:tcMar>
           </w:tcPr>
           <w:p>
@@ -350,32 +336,29 @@
             </w:pPr>
             <w:r>
               <w:rPr>
-                <w:rFonts w:ascii="Arial" w:cs="Arial" w:eastAsia="Arial" w:hAnsi="Arial"/>
                 <w:b/>
                 <w:bCs/>
                 <w:color w:val="FFFFFF"/>
-                <w:sz w:val="20"/>
-                <w:szCs w:val="20"/>
-              </w:rPr>
-              <w:t xml:space="preserve">Monthly Fee (PHP)</w:t>
+              </w:rPr>
+              <w:t>Monthly Fee (PHP)</w:t>
             </w:r>
           </w:p>
         </w:tc>
         <w:tc>
           <w:tcPr>
-            <w:tcW w:type="dxa" w:w="3360"/>
+            <w:tcW w:w="3360" w:type="dxa"/>
             <w:tcBorders>
-              <w:top w:val="single" w:color="CCCCCC" w:sz="1"/>
-              <w:left w:val="single" w:color="CCCCCC" w:sz="1"/>
-              <w:bottom w:val="single" w:color="CCCCCC" w:sz="1"/>
-              <w:right w:val="single" w:color="CCCCCC" w:sz="1"/>
+              <w:top w:val="single" w:sz="1" w:space="0" w:color="CCCCCC"/>
+              <w:left w:val="single" w:sz="1" w:space="0" w:color="CCCCCC"/>
+              <w:bottom w:val="single" w:sz="1" w:space="0" w:color="CCCCCC"/>
+              <w:right w:val="single" w:sz="1" w:space="0" w:color="CCCCCC"/>
             </w:tcBorders>
-            <w:shd w:fill="1E3A5F" w:val="clear"/>
+            <w:shd w:val="clear" w:color="auto" w:fill="1E3A5F"/>
             <w:tcMar>
-              <w:top w:type="dxa" w:w="100"/>
-              <w:left w:type="dxa" w:w="150"/>
-              <w:bottom w:type="dxa" w:w="100"/>
-              <w:right w:type="dxa" w:w="150"/>
+              <w:top w:w="100" w:type="dxa"/>
+              <w:left w:w="150" w:type="dxa"/>
+              <w:bottom w:w="100" w:type="dxa"/>
+              <w:right w:w="150" w:type="dxa"/>
             </w:tcMar>
           </w:tcPr>
           <w:p>
@@ -384,14 +367,11 @@
             </w:pPr>
             <w:r>
               <w:rPr>
-                <w:rFonts w:ascii="Arial" w:cs="Arial" w:eastAsia="Arial" w:hAnsi="Arial"/>
                 <w:b/>
                 <w:bCs/>
                 <w:color w:val="FFFFFF"/>
-                <w:sz w:val="20"/>
-                <w:szCs w:val="20"/>
-              </w:rPr>
-              <w:t xml:space="preserve">Billing Cycle</w:t>
+              </w:rPr>
+              <w:t>Billing Cycle</w:t>
             </w:r>
           </w:p>
         </w:tc>
@@ -399,18 +379,18 @@
       <w:tr>
         <w:tc>
           <w:tcPr>
-            <w:tcW w:type="dxa" w:w="3360"/>
+            <w:tcW w:w="3360" w:type="dxa"/>
             <w:tcBorders>
-              <w:top w:val="single" w:color="CCCCCC" w:sz="1"/>
-              <w:left w:val="single" w:color="CCCCCC" w:sz="1"/>
-              <w:bottom w:val="single" w:color="CCCCCC" w:sz="1"/>
-              <w:right w:val="single" w:color="CCCCCC" w:sz="1"/>
+              <w:top w:val="single" w:sz="1" w:space="0" w:color="CCCCCC"/>
+              <w:left w:val="single" w:sz="1" w:space="0" w:color="CCCCCC"/>
+              <w:bottom w:val="single" w:sz="1" w:space="0" w:color="CCCCCC"/>
+              <w:right w:val="single" w:sz="1" w:space="0" w:color="CCCCCC"/>
             </w:tcBorders>
             <w:tcMar>
-              <w:top w:type="dxa" w:w="120"/>
-              <w:left w:type="dxa" w:w="150"/>
-              <w:bottom w:type="dxa" w:w="120"/>
-              <w:right w:type="dxa" w:w="150"/>
+              <w:top w:w="120" w:type="dxa"/>
+              <w:left w:w="150" w:type="dxa"/>
+              <w:bottom w:w="120" w:type="dxa"/>
+              <w:right w:w="150" w:type="dxa"/>
             </w:tcMar>
           </w:tcPr>
           <w:p>
@@ -419,29 +399,26 @@
             </w:pPr>
             <w:r>
               <w:rPr>
-                <w:rFonts w:ascii="Arial" w:cs="Arial" w:eastAsia="Arial" w:hAnsi="Arial"/>
                 <w:color w:val="333333"/>
-                <w:sz w:val="20"/>
-                <w:szCs w:val="20"/>
-              </w:rPr>
-              <w:t xml:space="preserve">☐ Starter   ☐ Growth   ☐ Enterprise</w:t>
+              </w:rPr>
+              <w:t>☐ Starter   ☐ Growth   ☐ Enterprise</w:t>
             </w:r>
           </w:p>
         </w:tc>
         <w:tc>
           <w:tcPr>
-            <w:tcW w:type="dxa" w:w="3360"/>
+            <w:tcW w:w="3360" w:type="dxa"/>
             <w:tcBorders>
-              <w:top w:val="single" w:color="CCCCCC" w:sz="1"/>
-              <w:left w:val="single" w:color="CCCCCC" w:sz="1"/>
-              <w:bottom w:val="single" w:color="CCCCCC" w:sz="1"/>
-              <w:right w:val="single" w:color="CCCCCC" w:sz="1"/>
+              <w:top w:val="single" w:sz="1" w:space="0" w:color="CCCCCC"/>
+              <w:left w:val="single" w:sz="1" w:space="0" w:color="CCCCCC"/>
+              <w:bottom w:val="single" w:sz="1" w:space="0" w:color="CCCCCC"/>
+              <w:right w:val="single" w:sz="1" w:space="0" w:color="CCCCCC"/>
             </w:tcBorders>
             <w:tcMar>
-              <w:top w:type="dxa" w:w="120"/>
-              <w:left w:type="dxa" w:w="150"/>
-              <w:bottom w:type="dxa" w:w="120"/>
-              <w:right w:type="dxa" w:w="150"/>
+              <w:top w:w="120" w:type="dxa"/>
+              <w:left w:w="150" w:type="dxa"/>
+              <w:bottom w:w="120" w:type="dxa"/>
+              <w:right w:w="150" w:type="dxa"/>
             </w:tcMar>
           </w:tcPr>
           <w:p>
@@ -450,29 +427,26 @@
             </w:pPr>
             <w:r>
               <w:rPr>
-                <w:rFonts w:ascii="Arial" w:cs="Arial" w:eastAsia="Arial" w:hAnsi="Arial"/>
                 <w:color w:val="888888"/>
-                <w:sz w:val="20"/>
-                <w:szCs w:val="20"/>
-              </w:rPr>
-              <w:t xml:space="preserve">₱ _______________</w:t>
+              </w:rPr>
+              <w:t>₱ _______________</w:t>
             </w:r>
           </w:p>
         </w:tc>
         <w:tc>
           <w:tcPr>
-            <w:tcW w:type="dxa" w:w="3360"/>
+            <w:tcW w:w="3360" w:type="dxa"/>
             <w:tcBorders>
-              <w:top w:val="single" w:color="CCCCCC" w:sz="1"/>
-              <w:left w:val="single" w:color="CCCCCC" w:sz="1"/>
-              <w:bottom w:val="single" w:color="CCCCCC" w:sz="1"/>
-              <w:right w:val="single" w:color="CCCCCC" w:sz="1"/>
+              <w:top w:val="single" w:sz="1" w:space="0" w:color="CCCCCC"/>
+              <w:left w:val="single" w:sz="1" w:space="0" w:color="CCCCCC"/>
+              <w:bottom w:val="single" w:sz="1" w:space="0" w:color="CCCCCC"/>
+              <w:right w:val="single" w:sz="1" w:space="0" w:color="CCCCCC"/>
             </w:tcBorders>
             <w:tcMar>
-              <w:top w:type="dxa" w:w="120"/>
-              <w:left w:type="dxa" w:w="150"/>
-              <w:bottom w:type="dxa" w:w="120"/>
-              <w:right w:type="dxa" w:w="150"/>
+              <w:top w:w="120" w:type="dxa"/>
+              <w:left w:w="150" w:type="dxa"/>
+              <w:bottom w:w="120" w:type="dxa"/>
+              <w:right w:w="150" w:type="dxa"/>
             </w:tcMar>
           </w:tcPr>
           <w:p>
@@ -481,12 +455,9 @@
             </w:pPr>
             <w:r>
               <w:rPr>
-                <w:rFonts w:ascii="Arial" w:cs="Arial" w:eastAsia="Arial" w:hAnsi="Arial"/>
                 <w:color w:val="333333"/>
-                <w:sz w:val="20"/>
-                <w:szCs w:val="20"/>
-              </w:rPr>
-              <w:t xml:space="preserve">☐ Monthly   ☐ Annual</w:t>
+              </w:rPr>
+              <w:t>☐ Monthly   ☐ Annual</w:t>
             </w:r>
           </w:p>
         </w:tc>
@@ -498,12 +469,9 @@
       </w:pPr>
       <w:r>
         <w:rPr>
-          <w:rFonts w:ascii="Arial" w:cs="Arial" w:eastAsia="Arial" w:hAnsi="Arial"/>
           <w:color w:val="222222"/>
-          <w:sz w:val="20"/>
-          <w:szCs w:val="20"/>
-        </w:rPr>
-        <w:t xml:space="preserve">One-Time Setup Fee: ₱ _______________________</w:t>
+        </w:rPr>
+        <w:t>One-Time Setup Fee: ₱ _______________________</w:t>
       </w:r>
     </w:p>
     <w:p>
@@ -512,12 +480,9 @@
       </w:pPr>
       <w:r>
         <w:rPr>
-          <w:rFonts w:ascii="Arial" w:cs="Arial" w:eastAsia="Arial" w:hAnsi="Arial"/>
           <w:color w:val="222222"/>
-          <w:sz w:val="20"/>
-          <w:szCs w:val="20"/>
-        </w:rPr>
-        <w:t xml:space="preserve">Annual Discount Applied (if applicable): _______________________</w:t>
+        </w:rPr>
+        <w:t>Annual Discount Applied (if applicable): _______________________</w:t>
       </w:r>
     </w:p>
     <w:p>
@@ -526,15 +491,7 @@
         <w:spacing w:before="300" w:after="100"/>
       </w:pPr>
       <w:r>
-        <w:rPr>
-          <w:rFonts w:ascii="Arial" w:cs="Arial" w:eastAsia="Arial" w:hAnsi="Arial"/>
-          <w:b/>
-          <w:bCs/>
-          <w:color w:val="1E3A5F"/>
-          <w:sz w:val="26"/>
-          <w:szCs w:val="26"/>
-        </w:rPr>
-        <w:t xml:space="preserve">SECTION 2: LICENSE GRANT</w:t>
+        <w:t>SECTION 2: LICENSE GRANT</w:t>
       </w:r>
     </w:p>
     <w:p>
@@ -548,12 +505,9 @@
       </w:pPr>
       <w:r>
         <w:rPr>
-          <w:rFonts w:ascii="Arial" w:cs="Arial" w:eastAsia="Arial" w:hAnsi="Arial"/>
           <w:color w:val="222222"/>
-          <w:sz w:val="20"/>
-          <w:szCs w:val="20"/>
-        </w:rPr>
-        <w:t xml:space="preserve">The Provider grants the Client a non-exclusive, non-transferable, revocable license to access and use the platform solely for the Client's internal business operations.</w:t>
+        </w:rPr>
+        <w:t>The Provider grants the Client a non-exclusive, non-transferable, revocable license to access and use the platform solely for the Client's internal business operations.</w:t>
       </w:r>
     </w:p>
     <w:p>
@@ -567,12 +521,9 @@
       </w:pPr>
       <w:r>
         <w:rPr>
-          <w:rFonts w:ascii="Arial" w:cs="Arial" w:eastAsia="Arial" w:hAnsi="Arial"/>
           <w:color w:val="222222"/>
-          <w:sz w:val="20"/>
-          <w:szCs w:val="20"/>
-        </w:rPr>
-        <w:t xml:space="preserve">The Client does not acquire any ownership rights to the software, source code, platform, or infrastructure.</w:t>
+        </w:rPr>
+        <w:t>The Client does not acquire any ownership rights to the software, source code, platform, or infrastructure.</w:t>
       </w:r>
     </w:p>
     <w:p>
@@ -586,12 +537,9 @@
       </w:pPr>
       <w:r>
         <w:rPr>
-          <w:rFonts w:ascii="Arial" w:cs="Arial" w:eastAsia="Arial" w:hAnsi="Arial"/>
           <w:color w:val="222222"/>
-          <w:sz w:val="20"/>
-          <w:szCs w:val="20"/>
-        </w:rPr>
-        <w:t xml:space="preserve">The Client may not sublicense, resell, or transfer access to the platform without prior written consent from the Provider.</w:t>
+        </w:rPr>
+        <w:t>The Client may not sublicense, resell, or transfer access to the platform without prior written consent from the Provider.</w:t>
       </w:r>
     </w:p>
     <w:p>
@@ -605,12 +553,9 @@
       </w:pPr>
       <w:r>
         <w:rPr>
-          <w:rFonts w:ascii="Arial" w:cs="Arial" w:eastAsia="Arial" w:hAnsi="Arial"/>
           <w:color w:val="222222"/>
-          <w:sz w:val="20"/>
-          <w:szCs w:val="20"/>
-        </w:rPr>
-        <w:t xml:space="preserve">White-label or resale rights are available only under Enterprise tier and require a separate White-Label Addendum.</w:t>
+        </w:rPr>
+        <w:t>White-label or resale rights are available only under Enterprise tier and require a separate White-Label Addendum.</w:t>
       </w:r>
     </w:p>
     <w:p>
@@ -619,15 +564,7 @@
         <w:spacing w:before="300" w:after="100"/>
       </w:pPr>
       <w:r>
-        <w:rPr>
-          <w:rFonts w:ascii="Arial" w:cs="Arial" w:eastAsia="Arial" w:hAnsi="Arial"/>
-          <w:b/>
-          <w:bCs/>
-          <w:color w:val="1E3A5F"/>
-          <w:sz w:val="26"/>
-          <w:szCs w:val="26"/>
-        </w:rPr>
-        <w:t xml:space="preserve">SECTION 3: DATA OWNERSHIP &amp; PRIVACY</w:t>
+        <w:t>SECTION 3: DATA OWNERSHIP &amp; PRIVACY</w:t>
       </w:r>
     </w:p>
     <w:p>
@@ -641,12 +578,9 @@
       </w:pPr>
       <w:r>
         <w:rPr>
-          <w:rFonts w:ascii="Arial" w:cs="Arial" w:eastAsia="Arial" w:hAnsi="Arial"/>
           <w:color w:val="222222"/>
-          <w:sz w:val="20"/>
-          <w:szCs w:val="20"/>
-        </w:rPr>
-        <w:t xml:space="preserve">The Client retains full ownership of all business data, customer records, product listings, and transactional data uploaded to or generated within the platform.</w:t>
+        </w:rPr>
+        <w:t>The Client retains full ownership of all business data, customer records, product listings, and transactional data uploaded to or generated within the platform.</w:t>
       </w:r>
     </w:p>
     <w:p>
@@ -660,12 +594,9 @@
       </w:pPr>
       <w:r>
         <w:rPr>
-          <w:rFonts w:ascii="Arial" w:cs="Arial" w:eastAsia="Arial" w:hAnsi="Arial"/>
           <w:color w:val="222222"/>
-          <w:sz w:val="20"/>
-          <w:szCs w:val="20"/>
-        </w:rPr>
-        <w:t xml:space="preserve">The Provider owns all intellectual property related to the platform including, but not limited to, the codebase, UI/UX design, algorithms, and infrastructure.</w:t>
+        </w:rPr>
+        <w:t>The Provider owns all intellectual property related to the platform including, but not limited to, the codebase, UI/UX design, algorithms, and infrastructure.</w:t>
       </w:r>
     </w:p>
     <w:p>
@@ -679,12 +610,9 @@
       </w:pPr>
       <w:r>
         <w:rPr>
-          <w:rFonts w:ascii="Arial" w:cs="Arial" w:eastAsia="Arial" w:hAnsi="Arial"/>
           <w:color w:val="222222"/>
-          <w:sz w:val="20"/>
-          <w:szCs w:val="20"/>
-        </w:rPr>
-        <w:t xml:space="preserve">The Provider agrees not to sell, share, or use Client data for any purpose other than operating and improving the platform.</w:t>
+        </w:rPr>
+        <w:t>The Provider agrees not to sell, share, or use Client data for any purpose other than operating and improving the platform.</w:t>
       </w:r>
     </w:p>
     <w:p>
@@ -698,13 +626,35 @@
       </w:pPr>
       <w:r>
         <w:rPr>
-          <w:rFonts w:ascii="Arial" w:cs="Arial" w:eastAsia="Arial" w:hAnsi="Arial"/>
           <w:color w:val="222222"/>
-          <w:sz w:val="20"/>
-          <w:szCs w:val="20"/>
-        </w:rPr>
-        <w:t xml:space="preserve">Upon termination, the Provider will provide the Client with a full data export within 14 business days.</w:t>
-      </w:r>
+        </w:rPr>
+        <w:t>Upon termination, the Provider will provide the Client with a full data export within 14 business days.</w:t>
+      </w:r>
+    </w:p>
+    <w:p>
+      <w:pPr>
+        <w:spacing w:before="60" w:after="60"/>
+      </w:pPr>
+    </w:p>
+    <w:p>
+      <w:pPr>
+        <w:spacing w:before="60" w:after="60"/>
+      </w:pPr>
+    </w:p>
+    <w:p>
+      <w:pPr>
+        <w:spacing w:before="60" w:after="60"/>
+      </w:pPr>
+    </w:p>
+    <w:p>
+      <w:pPr>
+        <w:spacing w:before="60" w:after="60"/>
+      </w:pPr>
+    </w:p>
+    <w:p>
+      <w:pPr>
+        <w:spacing w:before="60" w:after="60"/>
+      </w:pPr>
     </w:p>
     <w:p>
       <w:pPr>
@@ -712,15 +662,8 @@
         <w:spacing w:before="300" w:after="100"/>
       </w:pPr>
       <w:r>
-        <w:rPr>
-          <w:rFonts w:ascii="Arial" w:cs="Arial" w:eastAsia="Arial" w:hAnsi="Arial"/>
-          <w:b/>
-          <w:bCs/>
-          <w:color w:val="1E3A5F"/>
-          <w:sz w:val="26"/>
-          <w:szCs w:val="26"/>
-        </w:rPr>
-        <w:t xml:space="preserve">SECTION 4: FIREBASE &amp; INFRASTRUCTURE USAGE</w:t>
+        <w:lastRenderedPageBreak/>
+        <w:t>SECTION 4: FIREBASE &amp; INFRASTRUCTURE USAGE</w:t>
       </w:r>
     </w:p>
     <w:p>
@@ -729,25 +672,27 @@
       </w:pPr>
       <w:r>
         <w:rPr>
-          <w:rFonts w:ascii="Arial" w:cs="Arial" w:eastAsia="Arial" w:hAnsi="Arial"/>
           <w:color w:val="222222"/>
-          <w:sz w:val="20"/>
-          <w:szCs w:val="20"/>
-        </w:rPr>
-        <w:t xml:space="preserve">The platform is hosted on Google Firebase infrastructure. The following fair use limits apply per billing cycle:</w:t>
+        </w:rPr>
+        <w:t>The platform is hosted on Google Firebase infrastructure. The following fair use limits apply per billing cycle:</w:t>
       </w:r>
     </w:p>
     <w:tbl>
       <w:tblPr>
-        <w:tblW w:type="dxa" w:w="10080"/>
+        <w:tblW w:w="10080" w:type="dxa"/>
         <w:tblBorders>
-          <w:top w:val="single" w:color="auto" w:sz="4"/>
-          <w:left w:val="single" w:color="auto" w:sz="4"/>
-          <w:bottom w:val="single" w:color="auto" w:sz="4"/>
-          <w:right w:val="single" w:color="auto" w:sz="4"/>
-          <w:insideH w:val="single" w:color="auto" w:sz="4"/>
-          <w:insideV w:val="single" w:color="auto" w:sz="4"/>
+          <w:top w:val="single" w:sz="4" w:space="0" w:color="auto"/>
+          <w:left w:val="single" w:sz="4" w:space="0" w:color="auto"/>
+          <w:bottom w:val="single" w:sz="4" w:space="0" w:color="auto"/>
+          <w:right w:val="single" w:sz="4" w:space="0" w:color="auto"/>
+          <w:insideH w:val="single" w:sz="4" w:space="0" w:color="auto"/>
+          <w:insideV w:val="single" w:sz="4" w:space="0" w:color="auto"/>
         </w:tblBorders>
+        <w:tblCellMar>
+          <w:left w:w="10" w:type="dxa"/>
+          <w:right w:w="10" w:type="dxa"/>
+        </w:tblCellMar>
+        <w:tblLook w:val="04A0" w:firstRow="1" w:lastRow="0" w:firstColumn="1" w:lastColumn="0" w:noHBand="0" w:noVBand="1"/>
       </w:tblPr>
       <w:tblGrid>
         <w:gridCol w:w="2520"/>
@@ -757,19 +702,19 @@
       <w:tr>
         <w:tc>
           <w:tcPr>
-            <w:tcW w:type="dxa" w:w="2520"/>
+            <w:tcW w:w="2520" w:type="dxa"/>
             <w:tcBorders>
-              <w:top w:val="single" w:color="CCCCCC" w:sz="1"/>
-              <w:left w:val="single" w:color="CCCCCC" w:sz="1"/>
-              <w:bottom w:val="single" w:color="CCCCCC" w:sz="1"/>
-              <w:right w:val="single" w:color="CCCCCC" w:sz="1"/>
+              <w:top w:val="single" w:sz="1" w:space="0" w:color="CCCCCC"/>
+              <w:left w:val="single" w:sz="1" w:space="0" w:color="CCCCCC"/>
+              <w:bottom w:val="single" w:sz="1" w:space="0" w:color="CCCCCC"/>
+              <w:right w:val="single" w:sz="1" w:space="0" w:color="CCCCCC"/>
             </w:tcBorders>
-            <w:shd w:fill="1E3A5F" w:val="clear"/>
+            <w:shd w:val="clear" w:color="auto" w:fill="1E3A5F"/>
             <w:tcMar>
-              <w:top w:type="dxa" w:w="90"/>
-              <w:left w:type="dxa" w:w="120"/>
-              <w:bottom w:type="dxa" w:w="90"/>
-              <w:right w:type="dxa" w:w="120"/>
+              <w:top w:w="90" w:type="dxa"/>
+              <w:left w:w="120" w:type="dxa"/>
+              <w:bottom w:w="90" w:type="dxa"/>
+              <w:right w:w="120" w:type="dxa"/>
             </w:tcMar>
           </w:tcPr>
           <w:p>
@@ -778,32 +723,31 @@
             </w:pPr>
             <w:r>
               <w:rPr>
-                <w:rFonts w:ascii="Arial" w:cs="Arial" w:eastAsia="Arial" w:hAnsi="Arial"/>
                 <w:b/>
                 <w:bCs/>
                 <w:color w:val="FFFFFF"/>
                 <w:sz w:val="19"/>
                 <w:szCs w:val="19"/>
               </w:rPr>
-              <w:t xml:space="preserve">Plan</w:t>
+              <w:t>Plan</w:t>
             </w:r>
           </w:p>
         </w:tc>
         <w:tc>
           <w:tcPr>
-            <w:tcW w:type="dxa" w:w="3780"/>
+            <w:tcW w:w="3780" w:type="dxa"/>
             <w:tcBorders>
-              <w:top w:val="single" w:color="CCCCCC" w:sz="1"/>
-              <w:left w:val="single" w:color="CCCCCC" w:sz="1"/>
-              <w:bottom w:val="single" w:color="CCCCCC" w:sz="1"/>
-              <w:right w:val="single" w:color="CCCCCC" w:sz="1"/>
+              <w:top w:val="single" w:sz="1" w:space="0" w:color="CCCCCC"/>
+              <w:left w:val="single" w:sz="1" w:space="0" w:color="CCCCCC"/>
+              <w:bottom w:val="single" w:sz="1" w:space="0" w:color="CCCCCC"/>
+              <w:right w:val="single" w:sz="1" w:space="0" w:color="CCCCCC"/>
             </w:tcBorders>
-            <w:shd w:fill="1E3A5F" w:val="clear"/>
+            <w:shd w:val="clear" w:color="auto" w:fill="1E3A5F"/>
             <w:tcMar>
-              <w:top w:type="dxa" w:w="90"/>
-              <w:left w:type="dxa" w:w="120"/>
-              <w:bottom w:type="dxa" w:w="90"/>
-              <w:right w:type="dxa" w:w="120"/>
+              <w:top w:w="90" w:type="dxa"/>
+              <w:left w:w="120" w:type="dxa"/>
+              <w:bottom w:w="90" w:type="dxa"/>
+              <w:right w:w="120" w:type="dxa"/>
             </w:tcMar>
           </w:tcPr>
           <w:p>
@@ -812,32 +756,31 @@
             </w:pPr>
             <w:r>
               <w:rPr>
-                <w:rFonts w:ascii="Arial" w:cs="Arial" w:eastAsia="Arial" w:hAnsi="Arial"/>
                 <w:b/>
                 <w:bCs/>
                 <w:color w:val="FFFFFF"/>
                 <w:sz w:val="19"/>
                 <w:szCs w:val="19"/>
               </w:rPr>
-              <w:t xml:space="preserve">Included Daily Reads</w:t>
+              <w:t>Included Daily Reads</w:t>
             </w:r>
           </w:p>
         </w:tc>
         <w:tc>
           <w:tcPr>
-            <w:tcW w:type="dxa" w:w="3780"/>
+            <w:tcW w:w="3780" w:type="dxa"/>
             <w:tcBorders>
-              <w:top w:val="single" w:color="CCCCCC" w:sz="1"/>
-              <w:left w:val="single" w:color="CCCCCC" w:sz="1"/>
-              <w:bottom w:val="single" w:color="CCCCCC" w:sz="1"/>
-              <w:right w:val="single" w:color="CCCCCC" w:sz="1"/>
+              <w:top w:val="single" w:sz="1" w:space="0" w:color="CCCCCC"/>
+              <w:left w:val="single" w:sz="1" w:space="0" w:color="CCCCCC"/>
+              <w:bottom w:val="single" w:sz="1" w:space="0" w:color="CCCCCC"/>
+              <w:right w:val="single" w:sz="1" w:space="0" w:color="CCCCCC"/>
             </w:tcBorders>
-            <w:shd w:fill="1E3A5F" w:val="clear"/>
+            <w:shd w:val="clear" w:color="auto" w:fill="1E3A5F"/>
             <w:tcMar>
-              <w:top w:type="dxa" w:w="90"/>
-              <w:left w:type="dxa" w:w="120"/>
-              <w:bottom w:type="dxa" w:w="90"/>
-              <w:right w:type="dxa" w:w="120"/>
+              <w:top w:w="90" w:type="dxa"/>
+              <w:left w:w="120" w:type="dxa"/>
+              <w:bottom w:w="90" w:type="dxa"/>
+              <w:right w:w="120" w:type="dxa"/>
             </w:tcMar>
           </w:tcPr>
           <w:p>
@@ -846,14 +789,13 @@
             </w:pPr>
             <w:r>
               <w:rPr>
-                <w:rFonts w:ascii="Arial" w:cs="Arial" w:eastAsia="Arial" w:hAnsi="Arial"/>
                 <w:b/>
                 <w:bCs/>
                 <w:color w:val="FFFFFF"/>
                 <w:sz w:val="19"/>
                 <w:szCs w:val="19"/>
               </w:rPr>
-              <w:t xml:space="preserve">Overage Rate</w:t>
+              <w:t>Overage Rate</w:t>
             </w:r>
           </w:p>
         </w:tc>
@@ -861,18 +803,18 @@
       <w:tr>
         <w:tc>
           <w:tcPr>
-            <w:tcW w:type="dxa" w:w="2520"/>
+            <w:tcW w:w="2520" w:type="dxa"/>
             <w:tcBorders>
-              <w:top w:val="single" w:color="CCCCCC" w:sz="1"/>
-              <w:left w:val="single" w:color="CCCCCC" w:sz="1"/>
-              <w:bottom w:val="single" w:color="CCCCCC" w:sz="1"/>
-              <w:right w:val="single" w:color="CCCCCC" w:sz="1"/>
+              <w:top w:val="single" w:sz="1" w:space="0" w:color="CCCCCC"/>
+              <w:left w:val="single" w:sz="1" w:space="0" w:color="CCCCCC"/>
+              <w:bottom w:val="single" w:sz="1" w:space="0" w:color="CCCCCC"/>
+              <w:right w:val="single" w:sz="1" w:space="0" w:color="CCCCCC"/>
             </w:tcBorders>
             <w:tcMar>
-              <w:top w:type="dxa" w:w="80"/>
-              <w:left w:type="dxa" w:w="120"/>
-              <w:bottom w:type="dxa" w:w="80"/>
-              <w:right w:type="dxa" w:w="120"/>
+              <w:top w:w="80" w:type="dxa"/>
+              <w:left w:w="120" w:type="dxa"/>
+              <w:bottom w:w="80" w:type="dxa"/>
+              <w:right w:w="120" w:type="dxa"/>
             </w:tcMar>
           </w:tcPr>
           <w:p>
@@ -881,28 +823,27 @@
             </w:pPr>
             <w:r>
               <w:rPr>
-                <w:rFonts w:ascii="Arial" w:cs="Arial" w:eastAsia="Arial" w:hAnsi="Arial"/>
                 <w:sz w:val="19"/>
                 <w:szCs w:val="19"/>
               </w:rPr>
-              <w:t xml:space="preserve">Starter</w:t>
+              <w:t>Starter</w:t>
             </w:r>
           </w:p>
         </w:tc>
         <w:tc>
           <w:tcPr>
-            <w:tcW w:type="dxa" w:w="3780"/>
+            <w:tcW w:w="3780" w:type="dxa"/>
             <w:tcBorders>
-              <w:top w:val="single" w:color="CCCCCC" w:sz="1"/>
-              <w:left w:val="single" w:color="CCCCCC" w:sz="1"/>
-              <w:bottom w:val="single" w:color="CCCCCC" w:sz="1"/>
-              <w:right w:val="single" w:color="CCCCCC" w:sz="1"/>
+              <w:top w:val="single" w:sz="1" w:space="0" w:color="CCCCCC"/>
+              <w:left w:val="single" w:sz="1" w:space="0" w:color="CCCCCC"/>
+              <w:bottom w:val="single" w:sz="1" w:space="0" w:color="CCCCCC"/>
+              <w:right w:val="single" w:sz="1" w:space="0" w:color="CCCCCC"/>
             </w:tcBorders>
             <w:tcMar>
-              <w:top w:type="dxa" w:w="80"/>
-              <w:left w:type="dxa" w:w="120"/>
-              <w:bottom w:type="dxa" w:w="80"/>
-              <w:right w:type="dxa" w:w="120"/>
+              <w:top w:w="80" w:type="dxa"/>
+              <w:left w:w="120" w:type="dxa"/>
+              <w:bottom w:w="80" w:type="dxa"/>
+              <w:right w:w="120" w:type="dxa"/>
             </w:tcMar>
           </w:tcPr>
           <w:p>
@@ -911,28 +852,27 @@
             </w:pPr>
             <w:r>
               <w:rPr>
-                <w:rFonts w:ascii="Arial" w:cs="Arial" w:eastAsia="Arial" w:hAnsi="Arial"/>
                 <w:sz w:val="19"/>
                 <w:szCs w:val="19"/>
               </w:rPr>
-              <w:t xml:space="preserve">100,000 reads/day</w:t>
+              <w:t>100,000 reads/day</w:t>
             </w:r>
           </w:p>
         </w:tc>
         <w:tc>
           <w:tcPr>
-            <w:tcW w:type="dxa" w:w="3780"/>
+            <w:tcW w:w="3780" w:type="dxa"/>
             <w:tcBorders>
-              <w:top w:val="single" w:color="CCCCCC" w:sz="1"/>
-              <w:left w:val="single" w:color="CCCCCC" w:sz="1"/>
-              <w:bottom w:val="single" w:color="CCCCCC" w:sz="1"/>
-              <w:right w:val="single" w:color="CCCCCC" w:sz="1"/>
+              <w:top w:val="single" w:sz="1" w:space="0" w:color="CCCCCC"/>
+              <w:left w:val="single" w:sz="1" w:space="0" w:color="CCCCCC"/>
+              <w:bottom w:val="single" w:sz="1" w:space="0" w:color="CCCCCC"/>
+              <w:right w:val="single" w:sz="1" w:space="0" w:color="CCCCCC"/>
             </w:tcBorders>
             <w:tcMar>
-              <w:top w:type="dxa" w:w="80"/>
-              <w:left w:type="dxa" w:w="120"/>
-              <w:bottom w:type="dxa" w:w="80"/>
-              <w:right w:type="dxa" w:w="120"/>
+              <w:top w:w="80" w:type="dxa"/>
+              <w:left w:w="120" w:type="dxa"/>
+              <w:bottom w:w="80" w:type="dxa"/>
+              <w:right w:w="120" w:type="dxa"/>
             </w:tcMar>
           </w:tcPr>
           <w:p>
@@ -941,11 +881,52 @@
             </w:pPr>
             <w:r>
               <w:rPr>
-                <w:rFonts w:ascii="Arial" w:cs="Arial" w:eastAsia="Arial" w:hAnsi="Arial"/>
                 <w:sz w:val="19"/>
                 <w:szCs w:val="19"/>
               </w:rPr>
-              <w:t xml:space="preserve">₱0.06 per 10,000 reads</w:t>
+              <w:t>₱</w:t>
+            </w:r>
+            <w:r>
+              <w:rPr>
+                <w:sz w:val="19"/>
+                <w:szCs w:val="19"/>
+              </w:rPr>
+              <w:t>3</w:t>
+            </w:r>
+            <w:r>
+              <w:rPr>
+                <w:sz w:val="19"/>
+                <w:szCs w:val="19"/>
+              </w:rPr>
+              <w:t>.</w:t>
+            </w:r>
+            <w:r>
+              <w:rPr>
+                <w:sz w:val="19"/>
+                <w:szCs w:val="19"/>
+              </w:rPr>
+              <w:t>54</w:t>
+            </w:r>
+            <w:r>
+              <w:rPr>
+                <w:sz w:val="19"/>
+                <w:szCs w:val="19"/>
+              </w:rPr>
+              <w:t xml:space="preserve"> per </w:t>
+            </w:r>
+            <w:r>
+              <w:rPr>
+                <w:sz w:val="19"/>
+                <w:szCs w:val="19"/>
+              </w:rPr>
+              <w:t>5</w:t>
+            </w:r>
+            <w:r>
+              <w:rPr>
+                <w:sz w:val="19"/>
+                <w:szCs w:val="19"/>
+              </w:rPr>
+              <w:t>0,000 reads</w:t>
             </w:r>
           </w:p>
         </w:tc>
@@ -953,19 +934,19 @@
       <w:tr>
         <w:tc>
           <w:tcPr>
-            <w:tcW w:type="dxa" w:w="2520"/>
+            <w:tcW w:w="2520" w:type="dxa"/>
             <w:tcBorders>
-              <w:top w:val="single" w:color="CCCCCC" w:sz="1"/>
-              <w:left w:val="single" w:color="CCCCCC" w:sz="1"/>
-              <w:bottom w:val="single" w:color="CCCCCC" w:sz="1"/>
-              <w:right w:val="single" w:color="CCCCCC" w:sz="1"/>
+              <w:top w:val="single" w:sz="1" w:space="0" w:color="CCCCCC"/>
+              <w:left w:val="single" w:sz="1" w:space="0" w:color="CCCCCC"/>
+              <w:bottom w:val="single" w:sz="1" w:space="0" w:color="CCCCCC"/>
+              <w:right w:val="single" w:sz="1" w:space="0" w:color="CCCCCC"/>
             </w:tcBorders>
-            <w:shd w:fill="F5F8FC" w:val="clear"/>
+            <w:shd w:val="clear" w:color="auto" w:fill="F5F8FC"/>
             <w:tcMar>
-              <w:top w:type="dxa" w:w="80"/>
-              <w:left w:type="dxa" w:w="120"/>
-              <w:bottom w:type="dxa" w:w="80"/>
-              <w:right w:type="dxa" w:w="120"/>
+              <w:top w:w="80" w:type="dxa"/>
+              <w:left w:w="120" w:type="dxa"/>
+              <w:bottom w:w="80" w:type="dxa"/>
+              <w:right w:w="120" w:type="dxa"/>
             </w:tcMar>
           </w:tcPr>
           <w:p>
@@ -974,29 +955,28 @@
             </w:pPr>
             <w:r>
               <w:rPr>
-                <w:rFonts w:ascii="Arial" w:cs="Arial" w:eastAsia="Arial" w:hAnsi="Arial"/>
                 <w:sz w:val="19"/>
                 <w:szCs w:val="19"/>
               </w:rPr>
-              <w:t xml:space="preserve">Growth</w:t>
+              <w:t>Growth</w:t>
             </w:r>
           </w:p>
         </w:tc>
         <w:tc>
           <w:tcPr>
-            <w:tcW w:type="dxa" w:w="3780"/>
+            <w:tcW w:w="3780" w:type="dxa"/>
             <w:tcBorders>
-              <w:top w:val="single" w:color="CCCCCC" w:sz="1"/>
-              <w:left w:val="single" w:color="CCCCCC" w:sz="1"/>
-              <w:bottom w:val="single" w:color="CCCCCC" w:sz="1"/>
-              <w:right w:val="single" w:color="CCCCCC" w:sz="1"/>
+              <w:top w:val="single" w:sz="1" w:space="0" w:color="CCCCCC"/>
+              <w:left w:val="single" w:sz="1" w:space="0" w:color="CCCCCC"/>
+              <w:bottom w:val="single" w:sz="1" w:space="0" w:color="CCCCCC"/>
+              <w:right w:val="single" w:sz="1" w:space="0" w:color="CCCCCC"/>
             </w:tcBorders>
-            <w:shd w:fill="F5F8FC" w:val="clear"/>
+            <w:shd w:val="clear" w:color="auto" w:fill="F5F8FC"/>
             <w:tcMar>
-              <w:top w:type="dxa" w:w="80"/>
-              <w:left w:type="dxa" w:w="120"/>
-              <w:bottom w:type="dxa" w:w="80"/>
-              <w:right w:type="dxa" w:w="120"/>
+              <w:top w:w="80" w:type="dxa"/>
+              <w:left w:w="120" w:type="dxa"/>
+              <w:bottom w:w="80" w:type="dxa"/>
+              <w:right w:w="120" w:type="dxa"/>
             </w:tcMar>
           </w:tcPr>
           <w:p>
@@ -1005,29 +985,28 @@
             </w:pPr>
             <w:r>
               <w:rPr>
-                <w:rFonts w:ascii="Arial" w:cs="Arial" w:eastAsia="Arial" w:hAnsi="Arial"/>
                 <w:sz w:val="19"/>
                 <w:szCs w:val="19"/>
               </w:rPr>
-              <w:t xml:space="preserve">300,000 reads/day</w:t>
+              <w:t>300,000 reads/day</w:t>
             </w:r>
           </w:p>
         </w:tc>
         <w:tc>
           <w:tcPr>
-            <w:tcW w:type="dxa" w:w="3780"/>
+            <w:tcW w:w="3780" w:type="dxa"/>
             <w:tcBorders>
-              <w:top w:val="single" w:color="CCCCCC" w:sz="1"/>
-              <w:left w:val="single" w:color="CCCCCC" w:sz="1"/>
-              <w:bottom w:val="single" w:color="CCCCCC" w:sz="1"/>
-              <w:right w:val="single" w:color="CCCCCC" w:sz="1"/>
+              <w:top w:val="single" w:sz="1" w:space="0" w:color="CCCCCC"/>
+              <w:left w:val="single" w:sz="1" w:space="0" w:color="CCCCCC"/>
+              <w:bottom w:val="single" w:sz="1" w:space="0" w:color="CCCCCC"/>
+              <w:right w:val="single" w:sz="1" w:space="0" w:color="CCCCCC"/>
             </w:tcBorders>
-            <w:shd w:fill="F5F8FC" w:val="clear"/>
+            <w:shd w:val="clear" w:color="auto" w:fill="F5F8FC"/>
             <w:tcMar>
-              <w:top w:type="dxa" w:w="80"/>
-              <w:left w:type="dxa" w:w="120"/>
-              <w:bottom w:type="dxa" w:w="80"/>
-              <w:right w:type="dxa" w:w="120"/>
+              <w:top w:w="80" w:type="dxa"/>
+              <w:left w:w="120" w:type="dxa"/>
+              <w:bottom w:w="80" w:type="dxa"/>
+              <w:right w:w="120" w:type="dxa"/>
             </w:tcMar>
           </w:tcPr>
           <w:p>
@@ -1036,11 +1015,10 @@
             </w:pPr>
             <w:r>
               <w:rPr>
-                <w:rFonts w:ascii="Arial" w:cs="Arial" w:eastAsia="Arial" w:hAnsi="Arial"/>
                 <w:sz w:val="19"/>
                 <w:szCs w:val="19"/>
               </w:rPr>
-              <w:t xml:space="preserve">₱0.06 per 10,000 reads</w:t>
+              <w:t>₱3.54 per 50,000 reads</w:t>
             </w:r>
           </w:p>
         </w:tc>
@@ -1048,18 +1026,18 @@
       <w:tr>
         <w:tc>
           <w:tcPr>
-            <w:tcW w:type="dxa" w:w="2520"/>
+            <w:tcW w:w="2520" w:type="dxa"/>
             <w:tcBorders>
-              <w:top w:val="single" w:color="CCCCCC" w:sz="1"/>
-              <w:left w:val="single" w:color="CCCCCC" w:sz="1"/>
-              <w:bottom w:val="single" w:color="CCCCCC" w:sz="1"/>
-              <w:right w:val="single" w:color="CCCCCC" w:sz="1"/>
+              <w:top w:val="single" w:sz="1" w:space="0" w:color="CCCCCC"/>
+              <w:left w:val="single" w:sz="1" w:space="0" w:color="CCCCCC"/>
+              <w:bottom w:val="single" w:sz="1" w:space="0" w:color="CCCCCC"/>
+              <w:right w:val="single" w:sz="1" w:space="0" w:color="CCCCCC"/>
             </w:tcBorders>
             <w:tcMar>
-              <w:top w:type="dxa" w:w="80"/>
-              <w:left w:type="dxa" w:w="120"/>
-              <w:bottom w:type="dxa" w:w="80"/>
-              <w:right w:type="dxa" w:w="120"/>
+              <w:top w:w="80" w:type="dxa"/>
+              <w:left w:w="120" w:type="dxa"/>
+              <w:bottom w:w="80" w:type="dxa"/>
+              <w:right w:w="120" w:type="dxa"/>
             </w:tcMar>
           </w:tcPr>
           <w:p>
@@ -1068,28 +1046,27 @@
             </w:pPr>
             <w:r>
               <w:rPr>
-                <w:rFonts w:ascii="Arial" w:cs="Arial" w:eastAsia="Arial" w:hAnsi="Arial"/>
                 <w:sz w:val="19"/>
                 <w:szCs w:val="19"/>
               </w:rPr>
-              <w:t xml:space="preserve">Enterprise</w:t>
+              <w:t>Enterprise</w:t>
             </w:r>
           </w:p>
         </w:tc>
         <w:tc>
           <w:tcPr>
-            <w:tcW w:type="dxa" w:w="3780"/>
+            <w:tcW w:w="3780" w:type="dxa"/>
             <w:tcBorders>
-              <w:top w:val="single" w:color="CCCCCC" w:sz="1"/>
-              <w:left w:val="single" w:color="CCCCCC" w:sz="1"/>
-              <w:bottom w:val="single" w:color="CCCCCC" w:sz="1"/>
-              <w:right w:val="single" w:color="CCCCCC" w:sz="1"/>
+              <w:top w:val="single" w:sz="1" w:space="0" w:color="CCCCCC"/>
+              <w:left w:val="single" w:sz="1" w:space="0" w:color="CCCCCC"/>
+              <w:bottom w:val="single" w:sz="1" w:space="0" w:color="CCCCCC"/>
+              <w:right w:val="single" w:sz="1" w:space="0" w:color="CCCCCC"/>
             </w:tcBorders>
             <w:tcMar>
-              <w:top w:type="dxa" w:w="80"/>
-              <w:left w:type="dxa" w:w="120"/>
-              <w:bottom w:type="dxa" w:w="80"/>
-              <w:right w:type="dxa" w:w="120"/>
+              <w:top w:w="80" w:type="dxa"/>
+              <w:left w:w="120" w:type="dxa"/>
+              <w:bottom w:w="80" w:type="dxa"/>
+              <w:right w:w="120" w:type="dxa"/>
             </w:tcMar>
           </w:tcPr>
           <w:p>
@@ -1098,28 +1075,27 @@
             </w:pPr>
             <w:r>
               <w:rPr>
-                <w:rFonts w:ascii="Arial" w:cs="Arial" w:eastAsia="Arial" w:hAnsi="Arial"/>
                 <w:sz w:val="19"/>
                 <w:szCs w:val="19"/>
               </w:rPr>
-              <w:t xml:space="preserve">1,000,000 reads/day</w:t>
+              <w:t>1,000,000 reads/day</w:t>
             </w:r>
           </w:p>
         </w:tc>
         <w:tc>
           <w:tcPr>
-            <w:tcW w:type="dxa" w:w="3780"/>
+            <w:tcW w:w="3780" w:type="dxa"/>
             <w:tcBorders>
-              <w:top w:val="single" w:color="CCCCCC" w:sz="1"/>
-              <w:left w:val="single" w:color="CCCCCC" w:sz="1"/>
-              <w:bottom w:val="single" w:color="CCCCCC" w:sz="1"/>
-              <w:right w:val="single" w:color="CCCCCC" w:sz="1"/>
+              <w:top w:val="single" w:sz="1" w:space="0" w:color="CCCCCC"/>
+              <w:left w:val="single" w:sz="1" w:space="0" w:color="CCCCCC"/>
+              <w:bottom w:val="single" w:sz="1" w:space="0" w:color="CCCCCC"/>
+              <w:right w:val="single" w:sz="1" w:space="0" w:color="CCCCCC"/>
             </w:tcBorders>
             <w:tcMar>
-              <w:top w:type="dxa" w:w="80"/>
-              <w:left w:type="dxa" w:w="120"/>
-              <w:bottom w:type="dxa" w:w="80"/>
-              <w:right w:type="dxa" w:w="120"/>
+              <w:top w:w="80" w:type="dxa"/>
+              <w:left w:w="120" w:type="dxa"/>
+              <w:bottom w:w="80" w:type="dxa"/>
+              <w:right w:w="120" w:type="dxa"/>
             </w:tcMar>
           </w:tcPr>
           <w:p>
@@ -1128,11 +1104,10 @@
             </w:pPr>
             <w:r>
               <w:rPr>
-                <w:rFonts w:ascii="Arial" w:cs="Arial" w:eastAsia="Arial" w:hAnsi="Arial"/>
                 <w:sz w:val="19"/>
                 <w:szCs w:val="19"/>
               </w:rPr>
-              <w:t xml:space="preserve">Negotiated rate</w:t>
+              <w:t>Negotiated rate</w:t>
             </w:r>
           </w:p>
         </w:tc>
@@ -1144,12 +1119,9 @@
       </w:pPr>
       <w:r>
         <w:rPr>
-          <w:rFonts w:ascii="Arial" w:cs="Arial" w:eastAsia="Arial" w:hAnsi="Arial"/>
           <w:color w:val="222222"/>
-          <w:sz w:val="20"/>
-          <w:szCs w:val="20"/>
-        </w:rPr>
-        <w:t xml:space="preserve">Overages will be billed monthly with a detailed Firebase usage report attached to the invoice.</w:t>
+        </w:rPr>
+        <w:t>Overages will be billed monthly with a detailed Firebase usage report attached to the invoice.</w:t>
       </w:r>
     </w:p>
     <w:p>
@@ -1158,15 +1130,7 @@
         <w:spacing w:before="300" w:after="100"/>
       </w:pPr>
       <w:r>
-        <w:rPr>
-          <w:rFonts w:ascii="Arial" w:cs="Arial" w:eastAsia="Arial" w:hAnsi="Arial"/>
-          <w:b/>
-          <w:bCs/>
-          <w:color w:val="1E3A5F"/>
-          <w:sz w:val="26"/>
-          <w:szCs w:val="26"/>
-        </w:rPr>
-        <w:t xml:space="preserve">SECTION 5: PAYMENT TERMS</w:t>
+        <w:t>SECTION 5: PAYMENT TERMS</w:t>
       </w:r>
     </w:p>
     <w:p>
@@ -1180,12 +1144,9 @@
       </w:pPr>
       <w:r>
         <w:rPr>
-          <w:rFonts w:ascii="Arial" w:cs="Arial" w:eastAsia="Arial" w:hAnsi="Arial"/>
           <w:color w:val="222222"/>
-          <w:sz w:val="20"/>
-          <w:szCs w:val="20"/>
-        </w:rPr>
-        <w:t xml:space="preserve">Invoices are issued on the 1st of each billing month and are due within 15 days of the invoice date.</w:t>
+        </w:rPr>
+        <w:t>Invoices are issued on the 1st of each billing month and are due within 15 days of the invoice date.</w:t>
       </w:r>
     </w:p>
     <w:p>
@@ -1199,12 +1160,9 @@
       </w:pPr>
       <w:r>
         <w:rPr>
-          <w:rFonts w:ascii="Arial" w:cs="Arial" w:eastAsia="Arial" w:hAnsi="Arial"/>
           <w:color w:val="222222"/>
-          <w:sz w:val="20"/>
-          <w:szCs w:val="20"/>
-        </w:rPr>
-        <w:t xml:space="preserve">Late payments will incur a 2% monthly interest charge on the outstanding balance.</w:t>
+        </w:rPr>
+        <w:t>Late payments will incur a 2% monthly interest charge on the outstanding balance.</w:t>
       </w:r>
     </w:p>
     <w:p>
@@ -1218,12 +1176,9 @@
       </w:pPr>
       <w:r>
         <w:rPr>
-          <w:rFonts w:ascii="Arial" w:cs="Arial" w:eastAsia="Arial" w:hAnsi="Arial"/>
           <w:color w:val="222222"/>
-          <w:sz w:val="20"/>
-          <w:szCs w:val="20"/>
-        </w:rPr>
-        <w:t xml:space="preserve">The Provider reserves the right to suspend access after 30 days of non-payment, and terminate the account after 60 days.</w:t>
+        </w:rPr>
+        <w:t>The Provider reserves the right to suspend access after 30 days of non-payment, and terminate the account after 60 days.</w:t>
       </w:r>
     </w:p>
     <w:p>
@@ -1237,12 +1192,9 @@
       </w:pPr>
       <w:r>
         <w:rPr>
-          <w:rFonts w:ascii="Arial" w:cs="Arial" w:eastAsia="Arial" w:hAnsi="Arial"/>
           <w:color w:val="222222"/>
-          <w:sz w:val="20"/>
-          <w:szCs w:val="20"/>
-        </w:rPr>
-        <w:t xml:space="preserve">All fees are in Philippine Peso (PHP) and are non-refundable unless otherwise agreed in writing.</w:t>
+        </w:rPr>
+        <w:t>All fees are in Philippine Peso (PHP) and are non-refundable unless otherwise agreed in writing.</w:t>
       </w:r>
     </w:p>
     <w:p>
@@ -1251,15 +1203,7 @@
         <w:spacing w:before="300" w:after="100"/>
       </w:pPr>
       <w:r>
-        <w:rPr>
-          <w:rFonts w:ascii="Arial" w:cs="Arial" w:eastAsia="Arial" w:hAnsi="Arial"/>
-          <w:b/>
-          <w:bCs/>
-          <w:color w:val="1E3A5F"/>
-          <w:sz w:val="26"/>
-          <w:szCs w:val="26"/>
-        </w:rPr>
-        <w:t xml:space="preserve">SECTION 6: UPTIME &amp; SERVICE LEVEL AGREEMENT (SLA)</w:t>
+        <w:t>SECTION 6: UPTIME &amp; SERVICE LEVEL AGREEMENT (SLA)</w:t>
       </w:r>
     </w:p>
     <w:p>
@@ -1273,12 +1217,9 @@
       </w:pPr>
       <w:r>
         <w:rPr>
-          <w:rFonts w:ascii="Arial" w:cs="Arial" w:eastAsia="Arial" w:hAnsi="Arial"/>
           <w:color w:val="222222"/>
-          <w:sz w:val="20"/>
-          <w:szCs w:val="20"/>
-        </w:rPr>
-        <w:t xml:space="preserve">Starter Plan: No uptime SLA guarantee. Commercially reasonable efforts to maintain availability.</w:t>
+        </w:rPr>
+        <w:t>Starter Plan: No uptime SLA guarantee. Commercially reasonable efforts to maintain availability.</w:t>
       </w:r>
     </w:p>
     <w:p>
@@ -1292,12 +1233,9 @@
       </w:pPr>
       <w:r>
         <w:rPr>
-          <w:rFonts w:ascii="Arial" w:cs="Arial" w:eastAsia="Arial" w:hAnsi="Arial"/>
           <w:color w:val="222222"/>
-          <w:sz w:val="20"/>
-          <w:szCs w:val="20"/>
-        </w:rPr>
-        <w:t xml:space="preserve">Growth Plan: Provider guarantees 99.5% monthly uptime, excluding scheduled maintenance windows.</w:t>
+        </w:rPr>
+        <w:t>Growth Plan: Provider guarantees 99.5% monthly uptime, excluding scheduled maintenance windows.</w:t>
       </w:r>
     </w:p>
     <w:p>
@@ -1311,12 +1249,9 @@
       </w:pPr>
       <w:r>
         <w:rPr>
-          <w:rFonts w:ascii="Arial" w:cs="Arial" w:eastAsia="Arial" w:hAnsi="Arial"/>
           <w:color w:val="222222"/>
-          <w:sz w:val="20"/>
-          <w:szCs w:val="20"/>
-        </w:rPr>
-        <w:t xml:space="preserve">Enterprise Plan: Provider guarantees 99.9% monthly uptime with priority incident response within 4 business hours.</w:t>
+        </w:rPr>
+        <w:t>Enterprise Plan: Provider guarantees 99.9% monthly uptime with priority incident response within 4 business hours.</w:t>
       </w:r>
     </w:p>
     <w:p>
@@ -1330,12 +1265,9 @@
       </w:pPr>
       <w:r>
         <w:rPr>
-          <w:rFonts w:ascii="Arial" w:cs="Arial" w:eastAsia="Arial" w:hAnsi="Arial"/>
           <w:color w:val="222222"/>
-          <w:sz w:val="20"/>
-          <w:szCs w:val="20"/>
-        </w:rPr>
-        <w:t xml:space="preserve">Scheduled maintenance will be communicated at least 48 hours in advance. Emergency maintenance may occur without prior notice.</w:t>
+        </w:rPr>
+        <w:t>Scheduled maintenance will be communicated at least 48 hours in advance. Emergency maintenance may occur without prior notice.</w:t>
       </w:r>
     </w:p>
     <w:p>
@@ -1344,15 +1276,7 @@
         <w:spacing w:before="300" w:after="100"/>
       </w:pPr>
       <w:r>
-        <w:rPr>
-          <w:rFonts w:ascii="Arial" w:cs="Arial" w:eastAsia="Arial" w:hAnsi="Arial"/>
-          <w:b/>
-          <w:bCs/>
-          <w:color w:val="1E3A5F"/>
-          <w:sz w:val="26"/>
-          <w:szCs w:val="26"/>
-        </w:rPr>
-        <w:t xml:space="preserve">SECTION 7: CANCELLATION &amp; TERMINATION</w:t>
+        <w:t>SECTION 7: CANCELLATION &amp; TERMINATION</w:t>
       </w:r>
     </w:p>
     <w:p>
@@ -1366,12 +1290,9 @@
       </w:pPr>
       <w:r>
         <w:rPr>
-          <w:rFonts w:ascii="Arial" w:cs="Arial" w:eastAsia="Arial" w:hAnsi="Arial"/>
           <w:color w:val="222222"/>
-          <w:sz w:val="20"/>
-          <w:szCs w:val="20"/>
-        </w:rPr>
-        <w:t xml:space="preserve">Either party may terminate this Agreement with 30 days written notice.</w:t>
+        </w:rPr>
+        <w:t>Either party may terminate this Agreement with 30 days written notice.</w:t>
       </w:r>
     </w:p>
     <w:p>
@@ -1385,12 +1306,9 @@
       </w:pPr>
       <w:r>
         <w:rPr>
-          <w:rFonts w:ascii="Arial" w:cs="Arial" w:eastAsia="Arial" w:hAnsi="Arial"/>
           <w:color w:val="222222"/>
-          <w:sz w:val="20"/>
-          <w:szCs w:val="20"/>
-        </w:rPr>
-        <w:t xml:space="preserve">Upon termination by the Client, no refunds will be issued for the remaining period of the current billing cycle.</w:t>
+        </w:rPr>
+        <w:t>Upon termination by the Client, no refunds will be issued for the remaining period of the current billing cycle.</w:t>
       </w:r>
     </w:p>
     <w:p>
@@ -1404,12 +1322,9 @@
       </w:pPr>
       <w:r>
         <w:rPr>
-          <w:rFonts w:ascii="Arial" w:cs="Arial" w:eastAsia="Arial" w:hAnsi="Arial"/>
           <w:color w:val="222222"/>
-          <w:sz w:val="20"/>
-          <w:szCs w:val="20"/>
-        </w:rPr>
-        <w:t xml:space="preserve">The Provider may terminate immediately if the Client violates any terms of this Agreement or engages in unlawful conduct through the platform.</w:t>
+        </w:rPr>
+        <w:t>The Provider may terminate immediately if the Client violates any terms of this Agreement or engages in unlawful conduct through the platform.</w:t>
       </w:r>
     </w:p>
     <w:p>
@@ -1423,12 +1338,9 @@
       </w:pPr>
       <w:r>
         <w:rPr>
-          <w:rFonts w:ascii="Arial" w:cs="Arial" w:eastAsia="Arial" w:hAnsi="Arial"/>
           <w:color w:val="222222"/>
-          <w:sz w:val="20"/>
-          <w:szCs w:val="20"/>
-        </w:rPr>
-        <w:t xml:space="preserve">All Client data will be made available for export within 14 business days following termination.</w:t>
+        </w:rPr>
+        <w:t>All Client data will be made available for export within 14 business days following termination.</w:t>
       </w:r>
     </w:p>
     <w:p>
@@ -1437,15 +1349,7 @@
         <w:spacing w:before="300" w:after="100"/>
       </w:pPr>
       <w:r>
-        <w:rPr>
-          <w:rFonts w:ascii="Arial" w:cs="Arial" w:eastAsia="Arial" w:hAnsi="Arial"/>
-          <w:b/>
-          <w:bCs/>
-          <w:color w:val="1E3A5F"/>
-          <w:sz w:val="26"/>
-          <w:szCs w:val="26"/>
-        </w:rPr>
-        <w:t xml:space="preserve">SECTION 8: CONFIDENTIALITY</w:t>
+        <w:t>SECTION 8: CONFIDENTIALITY</w:t>
       </w:r>
     </w:p>
     <w:p>
@@ -1454,12 +1358,9 @@
       </w:pPr>
       <w:r>
         <w:rPr>
-          <w:rFonts w:ascii="Arial" w:cs="Arial" w:eastAsia="Arial" w:hAnsi="Arial"/>
           <w:color w:val="222222"/>
-          <w:sz w:val="20"/>
-          <w:szCs w:val="20"/>
-        </w:rPr>
-        <w:t xml:space="preserve">Both parties agree to keep confidential all proprietary and sensitive information shared under this Agreement, including but not limited to pricing, business processes, technical specifications, and customer data. This obligation survives termination of this Agreement for a period of 3 years.</w:t>
+        </w:rPr>
+        <w:t>Both parties agree to keep confidential all proprietary and sensitive information shared under this Agreement, including but not limited to pricing, business processes, technical specifications, and customer data. This obligation survives termination of this Agreement for a period of 3 years.</w:t>
       </w:r>
     </w:p>
     <w:p>
@@ -1468,15 +1369,7 @@
         <w:spacing w:before="300" w:after="100"/>
       </w:pPr>
       <w:r>
-        <w:rPr>
-          <w:rFonts w:ascii="Arial" w:cs="Arial" w:eastAsia="Arial" w:hAnsi="Arial"/>
-          <w:b/>
-          <w:bCs/>
-          <w:color w:val="1E3A5F"/>
-          <w:sz w:val="26"/>
-          <w:szCs w:val="26"/>
-        </w:rPr>
-        <w:t xml:space="preserve">SECTION 9: LIMITATION OF LIABILITY</w:t>
+        <w:t>SECTION 9: LIMITATION OF LIABILITY</w:t>
       </w:r>
     </w:p>
     <w:p>
@@ -1485,12 +1378,9 @@
       </w:pPr>
       <w:r>
         <w:rPr>
-          <w:rFonts w:ascii="Arial" w:cs="Arial" w:eastAsia="Arial" w:hAnsi="Arial"/>
           <w:color w:val="222222"/>
-          <w:sz w:val="20"/>
-          <w:szCs w:val="20"/>
-        </w:rPr>
-        <w:t xml:space="preserve">The Provider's total liability under this Agreement shall not exceed the total fees paid by the Client in the 3 months preceding the claim. The Provider shall not be liable for indirect, incidental, or consequential damages including loss of revenue, data loss, or business interruption.</w:t>
+        </w:rPr>
+        <w:t>The Provider's total liability under this Agreement shall not exceed the total fees paid by the Client in the 3 months preceding the claim. The Provider shall not be liable for indirect, incidental, or consequential damages including loss of revenue, data loss, or business interruption.</w:t>
       </w:r>
     </w:p>
     <w:p>
@@ -1499,15 +1389,7 @@
         <w:spacing w:before="300" w:after="100"/>
       </w:pPr>
       <w:r>
-        <w:rPr>
-          <w:rFonts w:ascii="Arial" w:cs="Arial" w:eastAsia="Arial" w:hAnsi="Arial"/>
-          <w:b/>
-          <w:bCs/>
-          <w:color w:val="1E3A5F"/>
-          <w:sz w:val="26"/>
-          <w:szCs w:val="26"/>
-        </w:rPr>
-        <w:t xml:space="preserve">SECTION 10: GOVERNING LAW</w:t>
+        <w:t>SECTION 10: GOVERNING LAW</w:t>
       </w:r>
     </w:p>
     <w:p>
@@ -1516,29 +1398,23 @@
       </w:pPr>
       <w:r>
         <w:rPr>
-          <w:rFonts w:ascii="Arial" w:cs="Arial" w:eastAsia="Arial" w:hAnsi="Arial"/>
           <w:color w:val="222222"/>
-          <w:sz w:val="20"/>
-          <w:szCs w:val="20"/>
-        </w:rPr>
-        <w:t xml:space="preserve">This Agreement shall be governed by and construed in accordance with the laws of the Republic of the Philippines. Any disputes arising from this Agreement shall first be attempted to be resolved through good-faith negotiation, and if unresolved, submitted to the appropriate courts of the Philippines.</w:t>
+        </w:rPr>
+        <w:t>This Agreement shall be governed by and construed in accordance with the laws of the Republic of the Philippines. Any disputes arising from this Agreement shall first be attempted to be resolved through good-faith negotiation, and if unresolved, submitted to the appropriate courts of the Philippines.</w:t>
       </w:r>
     </w:p>
     <w:p>
       <w:pPr>
         <w:pStyle w:val="Heading1"/>
-        <w:spacing w:before="400" w:after="200"/>
-      </w:pPr>
-      <w:r>
-        <w:rPr>
-          <w:rFonts w:ascii="Arial" w:cs="Arial" w:eastAsia="Arial" w:hAnsi="Arial"/>
-          <w:b/>
-          <w:bCs/>
-          <w:color w:val="1E3A5F"/>
+        <w:spacing w:before="400"/>
+      </w:pPr>
+      <w:r>
+        <w:rPr>
           <w:sz w:val="32"/>
           <w:szCs w:val="32"/>
         </w:rPr>
-        <w:t xml:space="preserve">SIGNATURES</w:t>
+        <w:lastRenderedPageBreak/>
+        <w:t>SIGNATURES</w:t>
       </w:r>
     </w:p>
     <w:p>
@@ -1547,25 +1423,27 @@
       </w:pPr>
       <w:r>
         <w:rPr>
-          <w:rFonts w:ascii="Arial" w:cs="Arial" w:eastAsia="Arial" w:hAnsi="Arial"/>
           <w:color w:val="222222"/>
-          <w:sz w:val="20"/>
-          <w:szCs w:val="20"/>
-        </w:rPr>
-        <w:t xml:space="preserve">By signing below, both parties acknowledge that they have read, understood, and agree to all terms of this Agreement.</w:t>
+        </w:rPr>
+        <w:t>By signing below, both parties acknowledge that they have read, understood, and agree to all terms of this Agreement.</w:t>
       </w:r>
     </w:p>
     <w:tbl>
       <w:tblPr>
-        <w:tblW w:type="dxa" w:w="10080"/>
+        <w:tblW w:w="10080" w:type="dxa"/>
         <w:tblBorders>
-          <w:top w:val="single" w:color="auto" w:sz="4"/>
-          <w:left w:val="single" w:color="auto" w:sz="4"/>
-          <w:bottom w:val="single" w:color="auto" w:sz="4"/>
-          <w:right w:val="single" w:color="auto" w:sz="4"/>
-          <w:insideH w:val="single" w:color="auto" w:sz="4"/>
-          <w:insideV w:val="single" w:color="auto" w:sz="4"/>
+          <w:top w:val="single" w:sz="4" w:space="0" w:color="auto"/>
+          <w:left w:val="single" w:sz="4" w:space="0" w:color="auto"/>
+          <w:bottom w:val="single" w:sz="4" w:space="0" w:color="auto"/>
+          <w:right w:val="single" w:sz="4" w:space="0" w:color="auto"/>
+          <w:insideH w:val="single" w:sz="4" w:space="0" w:color="auto"/>
+          <w:insideV w:val="single" w:sz="4" w:space="0" w:color="auto"/>
         </w:tblBorders>
+        <w:tblCellMar>
+          <w:left w:w="10" w:type="dxa"/>
+          <w:right w:w="10" w:type="dxa"/>
+        </w:tblCellMar>
+        <w:tblLook w:val="04A0" w:firstRow="1" w:lastRow="0" w:firstColumn="1" w:lastColumn="0" w:noHBand="0" w:noVBand="1"/>
       </w:tblPr>
       <w:tblGrid>
         <w:gridCol w:w="5040"/>
@@ -1574,18 +1452,15 @@
       <w:tr>
         <w:tc>
           <w:tcPr>
-            <w:tcW w:type="dxa" w:w="5040"/>
+            <w:tcW w:w="5040" w:type="dxa"/>
             <w:tcBorders>
-              <w:top w:val="none"/>
-              <w:left w:val="none"/>
-              <w:bottom w:val="none"/>
-              <w:right w:val="single" w:color="CCCCCC" w:sz="1"/>
+              <w:right w:val="single" w:sz="1" w:space="0" w:color="CCCCCC"/>
             </w:tcBorders>
             <w:tcMar>
-              <w:top w:type="dxa" w:w="100"/>
-              <w:left w:type="dxa" w:w="100"/>
-              <w:bottom w:type="dxa" w:w="100"/>
-              <w:right w:type="dxa" w:w="300"/>
+              <w:top w:w="100" w:type="dxa"/>
+              <w:left w:w="100" w:type="dxa"/>
+              <w:bottom w:w="100" w:type="dxa"/>
+              <w:right w:w="300" w:type="dxa"/>
             </w:tcMar>
           </w:tcPr>
           <w:p>
@@ -1594,14 +1469,11 @@
             </w:pPr>
             <w:r>
               <w:rPr>
-                <w:rFonts w:ascii="Arial" w:cs="Arial" w:eastAsia="Arial" w:hAnsi="Arial"/>
                 <w:b/>
                 <w:bCs/>
                 <w:color w:val="1E3A5F"/>
-                <w:sz w:val="20"/>
-                <w:szCs w:val="20"/>
-              </w:rPr>
-              <w:t xml:space="preserve">FOR THE PROVIDER</w:t>
+              </w:rPr>
+              <w:t>FOR THE PROVIDER</w:t>
             </w:r>
           </w:p>
           <w:p>
@@ -1610,12 +1482,11 @@
             </w:pPr>
             <w:r>
               <w:rPr>
-                <w:rFonts w:ascii="Arial" w:cs="Arial" w:eastAsia="Arial" w:hAnsi="Arial"/>
                 <w:color w:val="333333"/>
                 <w:sz w:val="19"/>
                 <w:szCs w:val="19"/>
               </w:rPr>
-              <w:t xml:space="preserve">Signature: ___________________________</w:t>
+              <w:t>Signature: ___________________________</w:t>
             </w:r>
           </w:p>
           <w:p>
@@ -1624,12 +1495,11 @@
             </w:pPr>
             <w:r>
               <w:rPr>
-                <w:rFonts w:ascii="Arial" w:cs="Arial" w:eastAsia="Arial" w:hAnsi="Arial"/>
                 <w:color w:val="333333"/>
                 <w:sz w:val="19"/>
                 <w:szCs w:val="19"/>
               </w:rPr>
-              <w:t xml:space="preserve">Printed Name: ________________________</w:t>
+              <w:t>Printed Name: ________________________</w:t>
             </w:r>
           </w:p>
           <w:p>
@@ -1638,12 +1508,11 @@
             </w:pPr>
             <w:r>
               <w:rPr>
-                <w:rFonts w:ascii="Arial" w:cs="Arial" w:eastAsia="Arial" w:hAnsi="Arial"/>
                 <w:color w:val="333333"/>
                 <w:sz w:val="19"/>
                 <w:szCs w:val="19"/>
               </w:rPr>
-              <w:t xml:space="preserve">Title: _______________________________</w:t>
+              <w:t>Title: _______________________________</w:t>
             </w:r>
           </w:p>
           <w:p>
@@ -1652,29 +1521,22 @@
             </w:pPr>
             <w:r>
               <w:rPr>
-                <w:rFonts w:ascii="Arial" w:cs="Arial" w:eastAsia="Arial" w:hAnsi="Arial"/>
                 <w:color w:val="333333"/>
                 <w:sz w:val="19"/>
                 <w:szCs w:val="19"/>
               </w:rPr>
-              <w:t xml:space="preserve">Date: ________________________________</w:t>
+              <w:t>Date: ________________________________</w:t>
             </w:r>
           </w:p>
         </w:tc>
         <w:tc>
           <w:tcPr>
-            <w:tcW w:type="dxa" w:w="5040"/>
-            <w:tcBorders>
-              <w:top w:val="none"/>
-              <w:left w:val="none"/>
-              <w:bottom w:val="none"/>
-              <w:right w:val="none"/>
-            </w:tcBorders>
+            <w:tcW w:w="5040" w:type="dxa"/>
             <w:tcMar>
-              <w:top w:type="dxa" w:w="100"/>
-              <w:left w:type="dxa" w:w="300"/>
-              <w:bottom w:type="dxa" w:w="100"/>
-              <w:right w:type="dxa" w:w="100"/>
+              <w:top w:w="100" w:type="dxa"/>
+              <w:left w:w="300" w:type="dxa"/>
+              <w:bottom w:w="100" w:type="dxa"/>
+              <w:right w:w="100" w:type="dxa"/>
             </w:tcMar>
           </w:tcPr>
           <w:p>
@@ -1683,14 +1545,11 @@
             </w:pPr>
             <w:r>
               <w:rPr>
-                <w:rFonts w:ascii="Arial" w:cs="Arial" w:eastAsia="Arial" w:hAnsi="Arial"/>
                 <w:b/>
                 <w:bCs/>
                 <w:color w:val="1E3A5F"/>
-                <w:sz w:val="20"/>
-                <w:szCs w:val="20"/>
-              </w:rPr>
-              <w:t xml:space="preserve">FOR THE CLIENT</w:t>
+              </w:rPr>
+              <w:t>FOR THE CLIENT</w:t>
             </w:r>
           </w:p>
           <w:p>
@@ -1699,12 +1558,11 @@
             </w:pPr>
             <w:r>
               <w:rPr>
-                <w:rFonts w:ascii="Arial" w:cs="Arial" w:eastAsia="Arial" w:hAnsi="Arial"/>
                 <w:color w:val="333333"/>
                 <w:sz w:val="19"/>
                 <w:szCs w:val="19"/>
               </w:rPr>
-              <w:t xml:space="preserve">Signature: ___________________________</w:t>
+              <w:t>Signature: ___________________________</w:t>
             </w:r>
           </w:p>
           <w:p>
@@ -1713,12 +1571,11 @@
             </w:pPr>
             <w:r>
               <w:rPr>
-                <w:rFonts w:ascii="Arial" w:cs="Arial" w:eastAsia="Arial" w:hAnsi="Arial"/>
                 <w:color w:val="333333"/>
                 <w:sz w:val="19"/>
                 <w:szCs w:val="19"/>
               </w:rPr>
-              <w:t xml:space="preserve">Printed Name: ________________________</w:t>
+              <w:t>Printed Name: ________________________</w:t>
             </w:r>
           </w:p>
           <w:p>
@@ -1727,12 +1584,11 @@
             </w:pPr>
             <w:r>
               <w:rPr>
-                <w:rFonts w:ascii="Arial" w:cs="Arial" w:eastAsia="Arial" w:hAnsi="Arial"/>
                 <w:color w:val="333333"/>
                 <w:sz w:val="19"/>
                 <w:szCs w:val="19"/>
               </w:rPr>
-              <w:t xml:space="preserve">Title: _______________________________</w:t>
+              <w:t>Title: _______________________________</w:t>
             </w:r>
           </w:p>
           <w:p>
@@ -1741,12 +1597,11 @@
             </w:pPr>
             <w:r>
               <w:rPr>
-                <w:rFonts w:ascii="Arial" w:cs="Arial" w:eastAsia="Arial" w:hAnsi="Arial"/>
                 <w:color w:val="333333"/>
                 <w:sz w:val="19"/>
                 <w:szCs w:val="19"/>
               </w:rPr>
-              <w:t xml:space="preserve">Date: ________________________________</w:t>
+              <w:t>Date: ________________________________</w:t>
             </w:r>
           </w:p>
         </w:tc>
@@ -1755,75 +1610,105 @@
     <w:p>
       <w:pPr>
         <w:pBdr>
-          <w:top w:val="single" w:color="CCCCCC" w:sz="4" w:space="4"/>
+          <w:top w:val="single" w:sz="4" w:space="4" w:color="CCCCCC"/>
         </w:pBdr>
         <w:spacing w:before="300" w:after="60"/>
         <w:jc w:val="center"/>
       </w:pPr>
       <w:r>
         <w:rPr>
-          <w:rFonts w:ascii="Arial" w:cs="Arial" w:eastAsia="Arial" w:hAnsi="Arial"/>
           <w:i/>
           <w:iCs/>
           <w:color w:val="999999"/>
           <w:sz w:val="17"/>
           <w:szCs w:val="17"/>
         </w:rPr>
-        <w:t xml:space="preserve">Both parties should retain a signed copy of this Agreement for their records.</w:t>
+        <w:t>Both parties should retain a signed copy of this Agreement for their records.</w:t>
       </w:r>
     </w:p>
     <w:sectPr>
-      <w:headerReference w:type="default" r:id="rId6"/>
-      <w:footerReference w:type="default" r:id="rId7"/>
-      <w:pgSz w:w="12240" w:h="15840" w:orient="portrait"/>
+      <w:headerReference w:type="default" r:id="rId7"/>
+      <w:footerReference w:type="default" r:id="rId8"/>
+      <w:pgSz w:w="12240" w:h="15840"/>
       <w:pgMar w:top="1080" w:right="1080" w:bottom="1080" w:left="1080" w:header="708" w:footer="708" w:gutter="0"/>
-      <w:pgNumType/>
+      <w:cols w:space="720"/>
       <w:docGrid w:linePitch="360"/>
     </w:sectPr>
   </w:body>
 </w:document>
 </file>
 
-<file path=word/comments.xml><?xml version="1.0" encoding="utf-8"?>
-<w:comments xmlns:cx="http://schemas.microsoft.com/office/drawing/2014/chartex" xmlns:cx1="http://schemas.microsoft.com/office/drawing/2015/9/8/chartex" xmlns:cx2="http://schemas.microsoft.com/office/drawing/2015/10/21/chartex" xmlns:cx3="http://schemas.microsoft.com/office/drawing/2016/5/9/chartex" xmlns:cx4="http://schemas.microsoft.com/office/drawing/2016/5/10/chartex" xmlns:cx5="http://schemas.microsoft.com/office/drawing/2016/5/11/chartex" xmlns:cx6="http://schemas.microsoft.com/office/drawing/2016/5/12/chartex" xmlns:cx7="http://schemas.microsoft.com/office/drawing/2016/5/13/chartex" xmlns:cx8="http://schemas.microsoft.com/office/drawing/2016/5/14/chartex" xmlns:mc="http://schemas.openxmlformats.org/markup-compatibility/2006" xmlns:aink="http://schemas.microsoft.com/office/drawing/2016/ink" xmlns:am3d="http://schemas.microsoft.com/office/drawing/2017/model3d" xmlns:o="urn:schemas-microsoft-com:office:office" xmlns:r="http://schemas.openxmlformats.org/officeDocument/2006/relationships" xmlns:m="http://schemas.openxmlformats.org/officeDocument/2006/math" xmlns:v="urn:schemas-microsoft-com:vml" xmlns:wp14="http://schemas.microsoft.com/office/word/2010/wordprocessingDrawing" xmlns:wp="http://schemas.openxmlformats.org/drawingml/2006/wordprocessingDrawing" xmlns:w10="urn:schemas-microsoft-com:office:word" xmlns:w="http://schemas.openxmlformats.org/wordprocessingml/2006/main" xmlns:w14="http://schemas.microsoft.com/office/word/2010/wordml" xmlns:w15="http://schemas.microsoft.com/office/word/2012/wordml" xmlns:w16cex="http://schemas.microsoft.com/office/word/2018/wordml/cex" xmlns:w16cid="http://schemas.microsoft.com/office/word/2016/wordml/cid" xmlns:w16="http://schemas.microsoft.com/office/word/2018/wordml" xmlns:w16sdtdh="http://schemas.microsoft.com/office/word/2020/wordml/sdtdatahash" xmlns:w16se="http://schemas.microsoft.com/office/word/2015/wordml/symex" xmlns:wpg="http://schemas.microsoft.com/office/word/2010/wordprocessingGroup" xmlns:wpi="http://schemas.microsoft.com/office/word/2010/wordprocessingInk" xmlns:wne="http://schemas.microsoft.com/office/word/2006/wordml" xmlns:wps="http://schemas.microsoft.com/office/word/2010/wordprocessingShape"/>
+<file path=word/endnotes.xml><?xml version="1.0" encoding="utf-8"?>
+<w:endnotes xmlns:wpc="http://schemas.microsoft.com/office/word/2010/wordprocessingCanvas" xmlns:cx="http://schemas.microsoft.com/office/drawing/2014/chartex" xmlns:cx1="http://schemas.microsoft.com/office/drawing/2015/9/8/chartex" xmlns:cx2="http://schemas.microsoft.com/office/drawing/2015/10/21/chartex" xmlns:cx3="http://schemas.microsoft.com/office/drawing/2016/5/9/chartex" xmlns:cx4="http://schemas.microsoft.com/office/drawing/2016/5/10/chartex" xmlns:cx5="http://schemas.microsoft.com/office/drawing/2016/5/11/chartex" xmlns:cx6="http://schemas.microsoft.com/office/drawing/2016/5/12/chartex" xmlns:cx7="http://schemas.microsoft.com/office/drawing/2016/5/13/chartex" xmlns:cx8="http://schemas.microsoft.com/office/drawing/2016/5/14/chartex" xmlns:mc="http://schemas.openxmlformats.org/markup-compatibility/2006" xmlns:aink="http://schemas.microsoft.com/office/drawing/2016/ink" xmlns:am3d="http://schemas.microsoft.com/office/drawing/2017/model3d" xmlns:o="urn:schemas-microsoft-com:office:office" xmlns:oel="http://schemas.microsoft.com/office/2019/extlst" xmlns:r="http://schemas.openxmlformats.org/officeDocument/2006/relationships" xmlns:m="http://schemas.openxmlformats.org/officeDocument/2006/math" xmlns:v="urn:schemas-microsoft-com:vml" xmlns:wp14="http://schemas.microsoft.com/office/word/2010/wordprocessingDrawing" xmlns:wp="http://schemas.openxmlformats.org/drawingml/2006/wordprocessingDrawing" xmlns:w10="urn:schemas-microsoft-com:office:word" xmlns:w="http://schemas.openxmlformats.org/wordprocessingml/2006/main" xmlns:w14="http://schemas.microsoft.com/office/word/2010/wordml" xmlns:w15="http://schemas.microsoft.com/office/word/2012/wordml" xmlns:w16cex="http://schemas.microsoft.com/office/word/2018/wordml/cex" xmlns:w16cid="http://schemas.microsoft.com/office/word/2016/wordml/cid" xmlns:w16="http://schemas.microsoft.com/office/word/2018/wordml" xmlns:w16du="http://schemas.microsoft.com/office/word/2023/wordml/word16du" xmlns:w16sdtdh="http://schemas.microsoft.com/office/word/2020/wordml/sdtdatahash" xmlns:w16sdtfl="http://schemas.microsoft.com/office/word/2024/wordml/sdtformatlock" xmlns:w16se="http://schemas.microsoft.com/office/word/2015/wordml/symex" xmlns:wpg="http://schemas.microsoft.com/office/word/2010/wordprocessingGroup" xmlns:wpi="http://schemas.microsoft.com/office/word/2010/wordprocessingInk" xmlns:wne="http://schemas.microsoft.com/office/word/2006/wordml" xmlns:wps="http://schemas.microsoft.com/office/word/2010/wordprocessingShape" mc:Ignorable="w14 w15 w16se w16cid w16 w16cex w16sdtdh w16sdtfl w16du wp14">
+  <w:endnote w:type="separator" w:id="-1">
+    <w:p>
+      <w:r>
+        <w:separator/>
+      </w:r>
+    </w:p>
+  </w:endnote>
+  <w:endnote w:type="continuationSeparator" w:id="0">
+    <w:p>
+      <w:r>
+        <w:continuationSeparator/>
+      </w:r>
+    </w:p>
+  </w:endnote>
+</w:endnotes>
 </file>
 
 <file path=word/footer1.xml><?xml version="1.0" encoding="utf-8"?>
-<w:ftr xmlns:wpc="http://schemas.microsoft.com/office/word/2010/wordprocessingCanvas" xmlns:mc="http://schemas.openxmlformats.org/markup-compatibility/2006" xmlns:o="urn:schemas-microsoft-com:office:office" xmlns:r="http://schemas.openxmlformats.org/officeDocument/2006/relationships" xmlns:m="http://schemas.openxmlformats.org/officeDocument/2006/math" xmlns:v="urn:schemas-microsoft-com:vml" xmlns:wp14="http://schemas.microsoft.com/office/word/2010/wordprocessingDrawing" xmlns:wp="http://schemas.openxmlformats.org/drawingml/2006/wordprocessingDrawing" xmlns:w10="urn:schemas-microsoft-com:office:word" xmlns:w="http://schemas.openxmlformats.org/wordprocessingml/2006/main" xmlns:w14="http://schemas.microsoft.com/office/word/2010/wordml" xmlns:w15="http://schemas.microsoft.com/office/word/2012/wordml" xmlns:wpg="http://schemas.microsoft.com/office/word/2010/wordprocessingGroup" xmlns:wpi="http://schemas.microsoft.com/office/word/2010/wordprocessingInk" xmlns:wne="http://schemas.microsoft.com/office/word/2006/wordml" xmlns:wps="http://schemas.microsoft.com/office/word/2010/wordprocessingShape">
+<w:ftr xmlns:wpc="http://schemas.microsoft.com/office/word/2010/wordprocessingCanvas" xmlns:cx="http://schemas.microsoft.com/office/drawing/2014/chartex" xmlns:cx1="http://schemas.microsoft.com/office/drawing/2015/9/8/chartex" xmlns:cx2="http://schemas.microsoft.com/office/drawing/2015/10/21/chartex" xmlns:cx3="http://schemas.microsoft.com/office/drawing/2016/5/9/chartex" xmlns:cx4="http://schemas.microsoft.com/office/drawing/2016/5/10/chartex" xmlns:cx5="http://schemas.microsoft.com/office/drawing/2016/5/11/chartex" xmlns:cx6="http://schemas.microsoft.com/office/drawing/2016/5/12/chartex" xmlns:cx7="http://schemas.microsoft.com/office/drawing/2016/5/13/chartex" xmlns:cx8="http://schemas.microsoft.com/office/drawing/2016/5/14/chartex" xmlns:mc="http://schemas.openxmlformats.org/markup-compatibility/2006" xmlns:aink="http://schemas.microsoft.com/office/drawing/2016/ink" xmlns:am3d="http://schemas.microsoft.com/office/drawing/2017/model3d" xmlns:o="urn:schemas-microsoft-com:office:office" xmlns:oel="http://schemas.microsoft.com/office/2019/extlst" xmlns:r="http://schemas.openxmlformats.org/officeDocument/2006/relationships" xmlns:m="http://schemas.openxmlformats.org/officeDocument/2006/math" xmlns:v="urn:schemas-microsoft-com:vml" xmlns:wp14="http://schemas.microsoft.com/office/word/2010/wordprocessingDrawing" xmlns:wp="http://schemas.openxmlformats.org/drawingml/2006/wordprocessingDrawing" xmlns:w10="urn:schemas-microsoft-com:office:word" xmlns:w="http://schemas.openxmlformats.org/wordprocessingml/2006/main" xmlns:w14="http://schemas.microsoft.com/office/word/2010/wordml" xmlns:w15="http://schemas.microsoft.com/office/word/2012/wordml" xmlns:w16cex="http://schemas.microsoft.com/office/word/2018/wordml/cex" xmlns:w16cid="http://schemas.microsoft.com/office/word/2016/wordml/cid" xmlns:w16="http://schemas.microsoft.com/office/word/2018/wordml" xmlns:w16du="http://schemas.microsoft.com/office/word/2023/wordml/word16du" xmlns:w16sdtdh="http://schemas.microsoft.com/office/word/2020/wordml/sdtdatahash" xmlns:w16sdtfl="http://schemas.microsoft.com/office/word/2024/wordml/sdtformatlock" xmlns:w16se="http://schemas.microsoft.com/office/word/2015/wordml/symex" xmlns:wpg="http://schemas.microsoft.com/office/word/2010/wordprocessingGroup" xmlns:wpi="http://schemas.microsoft.com/office/word/2010/wordprocessingInk" xmlns:wne="http://schemas.microsoft.com/office/word/2006/wordml" xmlns:wps="http://schemas.microsoft.com/office/word/2010/wordprocessingShape" mc:Ignorable="w14 w15 w16se w16cid w16 w16cex w16sdtdh w16sdtfl w16du wp14">
   <w:p>
     <w:pPr>
       <w:pBdr>
-        <w:top w:val="single" w:color="CCCCCC" w:sz="4" w:space="1"/>
+        <w:top w:val="single" w:sz="4" w:space="1" w:color="CCCCCC"/>
       </w:pBdr>
       <w:spacing w:before="60"/>
       <w:jc w:val="center"/>
     </w:pPr>
     <w:r>
       <w:rPr>
-        <w:rFonts w:ascii="Arial" w:cs="Arial" w:eastAsia="Arial" w:hAnsi="Arial"/>
         <w:color w:val="888888"/>
         <w:sz w:val="16"/>
         <w:szCs w:val="16"/>
       </w:rPr>
-      <w:t xml:space="preserve">CloudCommerce PH SaaS Agreement  |  Both parties should retain a signed copy of this agreement.</w:t>
+      <w:t xml:space="preserve">Warm Cinnamon </w:t>
+    </w:r>
+    <w:r>
+      <w:rPr>
+        <w:color w:val="888888"/>
+        <w:sz w:val="16"/>
+        <w:szCs w:val="16"/>
+      </w:rPr>
+      <w:t xml:space="preserve">SaaS </w:t>
+    </w:r>
+    <w:proofErr w:type="gramStart"/>
+    <w:r>
+      <w:rPr>
+        <w:color w:val="888888"/>
+        <w:sz w:val="16"/>
+        <w:szCs w:val="16"/>
+      </w:rPr>
+      <w:t>Agreement  |</w:t>
+    </w:r>
+    <w:proofErr w:type="gramEnd"/>
+    <w:r>
+      <w:rPr>
+        <w:color w:val="888888"/>
+        <w:sz w:val="16"/>
+        <w:szCs w:val="16"/>
+      </w:rPr>
+      <w:t xml:space="preserve">  Both parties should retain a signed copy of this agreement.</w:t>
     </w:r>
   </w:p>
 </w:ftr>
 </file>
 
 <file path=word/footnotes.xml><?xml version="1.0" encoding="utf-8"?>
-<w:footnotes xmlns:wpc="http://schemas.microsoft.com/office/word/2010/wordprocessingCanvas" xmlns:mc="http://schemas.openxmlformats.org/markup-compatibility/2006" xmlns:o="urn:schemas-microsoft-com:office:office" xmlns:r="http://schemas.openxmlformats.org/officeDocument/2006/relationships" xmlns:m="http://schemas.openxmlformats.org/officeDocument/2006/math" xmlns:v="urn:schemas-microsoft-com:vml" xmlns:wp14="http://schemas.microsoft.com/office/word/2010/wordprocessingDrawing" xmlns:wp="http://schemas.openxmlformats.org/drawingml/2006/wordprocessingDrawing" xmlns:w10="urn:schemas-microsoft-com:office:word" xmlns:w="http://schemas.openxmlformats.org/wordprocessingml/2006/main" xmlns:w14="http://schemas.microsoft.com/office/word/2010/wordml" xmlns:w15="http://schemas.microsoft.com/office/word/2012/wordml" xmlns:wpg="http://schemas.microsoft.com/office/word/2010/wordprocessingGroup" xmlns:wpi="http://schemas.microsoft.com/office/word/2010/wordprocessingInk" xmlns:wne="http://schemas.microsoft.com/office/word/2006/wordml" xmlns:wps="http://schemas.microsoft.com/office/word/2010/wordprocessingShape" mc:Ignorable="w14 w15 wp14">
+<w:footnotes xmlns:wpc="http://schemas.microsoft.com/office/word/2010/wordprocessingCanvas" xmlns:cx="http://schemas.microsoft.com/office/drawing/2014/chartex" xmlns:cx1="http://schemas.microsoft.com/office/drawing/2015/9/8/chartex" xmlns:cx2="http://schemas.microsoft.com/office/drawing/2015/10/21/chartex" xmlns:cx3="http://schemas.microsoft.com/office/drawing/2016/5/9/chartex" xmlns:cx4="http://schemas.microsoft.com/office/drawing/2016/5/10/chartex" xmlns:cx5="http://schemas.microsoft.com/office/drawing/2016/5/11/chartex" xmlns:cx6="http://schemas.microsoft.com/office/drawing/2016/5/12/chartex" xmlns:cx7="http://schemas.microsoft.com/office/drawing/2016/5/13/chartex" xmlns:cx8="http://schemas.microsoft.com/office/drawing/2016/5/14/chartex" xmlns:mc="http://schemas.openxmlformats.org/markup-compatibility/2006" xmlns:aink="http://schemas.microsoft.com/office/drawing/2016/ink" xmlns:am3d="http://schemas.microsoft.com/office/drawing/2017/model3d" xmlns:o="urn:schemas-microsoft-com:office:office" xmlns:oel="http://schemas.microsoft.com/office/2019/extlst" xmlns:r="http://schemas.openxmlformats.org/officeDocument/2006/relationships" xmlns:m="http://schemas.openxmlformats.org/officeDocument/2006/math" xmlns:v="urn:schemas-microsoft-com:vml" xmlns:wp14="http://schemas.microsoft.com/office/word/2010/wordprocessingDrawing" xmlns:wp="http://schemas.openxmlformats.org/drawingml/2006/wordprocessingDrawing" xmlns:w10="urn:schemas-microsoft-com:office:word" xmlns:w="http://schemas.openxmlformats.org/wordprocessingml/2006/main" xmlns:w14="http://schemas.microsoft.com/office/word/2010/wordml" xmlns:w15="http://schemas.microsoft.com/office/word/2012/wordml" xmlns:w16cex="http://schemas.microsoft.com/office/word/2018/wordml/cex" xmlns:w16cid="http://schemas.microsoft.com/office/word/2016/wordml/cid" xmlns:w16="http://schemas.microsoft.com/office/word/2018/wordml" xmlns:w16du="http://schemas.microsoft.com/office/word/2023/wordml/word16du" xmlns:w16sdtdh="http://schemas.microsoft.com/office/word/2020/wordml/sdtdatahash" xmlns:w16sdtfl="http://schemas.microsoft.com/office/word/2024/wordml/sdtformatlock" xmlns:w16se="http://schemas.microsoft.com/office/word/2015/wordml/symex" xmlns:wpg="http://schemas.microsoft.com/office/word/2010/wordprocessingGroup" xmlns:wpi="http://schemas.microsoft.com/office/word/2010/wordprocessingInk" xmlns:wne="http://schemas.microsoft.com/office/word/2006/wordml" xmlns:wps="http://schemas.microsoft.com/office/word/2010/wordprocessingShape" mc:Ignorable="w14 w15 w16se w16cid w16 w16cex w16sdtdh w16sdtfl w16du wp14">
   <w:footnote w:type="separator" w:id="-1">
     <w:p>
-      <w:pPr>
-        <w:spacing w:after="0" w:line="240" w:lineRule="auto"/>
-      </w:pPr>
-      <w:r>
-        <w:rPr>
-          <w:rStyle w:val="FootnoteReference"/>
-        </w:rPr>
-        <w:footnoteRef/>
-      </w:r>
       <w:r>
         <w:separator/>
       </w:r>
@@ -1831,15 +1716,6 @@
   </w:footnote>
   <w:footnote w:type="continuationSeparator" w:id="0">
     <w:p>
-      <w:pPr>
-        <w:spacing w:after="0" w:line="240" w:lineRule="auto"/>
-      </w:pPr>
-      <w:r>
-        <w:rPr>
-          <w:rStyle w:val="FootnoteReference"/>
-        </w:rPr>
-        <w:footnoteRef/>
-      </w:r>
       <w:r>
         <w:continuationSeparator/>
       </w:r>
@@ -1849,45 +1725,52 @@
 </file>
 
 <file path=word/header1.xml><?xml version="1.0" encoding="utf-8"?>
-<w:hdr xmlns:wpc="http://schemas.microsoft.com/office/word/2010/wordprocessingCanvas" xmlns:mc="http://schemas.openxmlformats.org/markup-compatibility/2006" xmlns:o="urn:schemas-microsoft-com:office:office" xmlns:r="http://schemas.openxmlformats.org/officeDocument/2006/relationships" xmlns:m="http://schemas.openxmlformats.org/officeDocument/2006/math" xmlns:v="urn:schemas-microsoft-com:vml" xmlns:wp14="http://schemas.microsoft.com/office/word/2010/wordprocessingDrawing" xmlns:wp="http://schemas.openxmlformats.org/drawingml/2006/wordprocessingDrawing" xmlns:w10="urn:schemas-microsoft-com:office:word" xmlns:w="http://schemas.openxmlformats.org/wordprocessingml/2006/main" xmlns:w14="http://schemas.microsoft.com/office/word/2010/wordml" xmlns:w15="http://schemas.microsoft.com/office/word/2012/wordml" xmlns:wpg="http://schemas.microsoft.com/office/word/2010/wordprocessingGroup" xmlns:wpi="http://schemas.microsoft.com/office/word/2010/wordprocessingInk" xmlns:wne="http://schemas.microsoft.com/office/word/2006/wordml" xmlns:wps="http://schemas.microsoft.com/office/word/2010/wordprocessingShape" xmlns:cx="http://schemas.microsoft.com/office/drawing/2014/chartex" xmlns:cx1="http://schemas.microsoft.com/office/drawing/2015/9/8/chartex" xmlns:cx2="http://schemas.microsoft.com/office/drawing/2015/10/21/chartex" xmlns:cx3="http://schemas.microsoft.com/office/drawing/2016/5/9/chartex" xmlns:cx4="http://schemas.microsoft.com/office/drawing/2016/5/10/chartex" xmlns:cx5="http://schemas.microsoft.com/office/drawing/2016/5/11/chartex" xmlns:cx6="http://schemas.microsoft.com/office/drawing/2016/5/12/chartex" xmlns:cx7="http://schemas.microsoft.com/office/drawing/2016/5/13/chartex" xmlns:cx8="http://schemas.microsoft.com/office/drawing/2016/5/14/chartex" xmlns:w16cid="http://schemas.microsoft.com/office/word/2016/wordml/cid" xmlns:w16se="http://schemas.microsoft.com/office/word/2015/wordml/symex">
+<w:hdr xmlns:wpc="http://schemas.microsoft.com/office/word/2010/wordprocessingCanvas" xmlns:cx="http://schemas.microsoft.com/office/drawing/2014/chartex" xmlns:cx1="http://schemas.microsoft.com/office/drawing/2015/9/8/chartex" xmlns:cx2="http://schemas.microsoft.com/office/drawing/2015/10/21/chartex" xmlns:cx3="http://schemas.microsoft.com/office/drawing/2016/5/9/chartex" xmlns:cx4="http://schemas.microsoft.com/office/drawing/2016/5/10/chartex" xmlns:cx5="http://schemas.microsoft.com/office/drawing/2016/5/11/chartex" xmlns:cx6="http://schemas.microsoft.com/office/drawing/2016/5/12/chartex" xmlns:cx7="http://schemas.microsoft.com/office/drawing/2016/5/13/chartex" xmlns:cx8="http://schemas.microsoft.com/office/drawing/2016/5/14/chartex" xmlns:mc="http://schemas.openxmlformats.org/markup-compatibility/2006" xmlns:aink="http://schemas.microsoft.com/office/drawing/2016/ink" xmlns:am3d="http://schemas.microsoft.com/office/drawing/2017/model3d" xmlns:o="urn:schemas-microsoft-com:office:office" xmlns:oel="http://schemas.microsoft.com/office/2019/extlst" xmlns:r="http://schemas.openxmlformats.org/officeDocument/2006/relationships" xmlns:m="http://schemas.openxmlformats.org/officeDocument/2006/math" xmlns:v="urn:schemas-microsoft-com:vml" xmlns:wp14="http://schemas.microsoft.com/office/word/2010/wordprocessingDrawing" xmlns:wp="http://schemas.openxmlformats.org/drawingml/2006/wordprocessingDrawing" xmlns:w10="urn:schemas-microsoft-com:office:word" xmlns:w="http://schemas.openxmlformats.org/wordprocessingml/2006/main" xmlns:w14="http://schemas.microsoft.com/office/word/2010/wordml" xmlns:w15="http://schemas.microsoft.com/office/word/2012/wordml" xmlns:w16cex="http://schemas.microsoft.com/office/word/2018/wordml/cex" xmlns:w16cid="http://schemas.microsoft.com/office/word/2016/wordml/cid" xmlns:w16="http://schemas.microsoft.com/office/word/2018/wordml" xmlns:w16du="http://schemas.microsoft.com/office/word/2023/wordml/word16du" xmlns:w16sdtdh="http://schemas.microsoft.com/office/word/2020/wordml/sdtdatahash" xmlns:w16sdtfl="http://schemas.microsoft.com/office/word/2024/wordml/sdtformatlock" xmlns:w16se="http://schemas.microsoft.com/office/word/2015/wordml/symex" xmlns:wpg="http://schemas.microsoft.com/office/word/2010/wordprocessingGroup" xmlns:wpi="http://schemas.microsoft.com/office/word/2010/wordprocessingInk" xmlns:wne="http://schemas.microsoft.com/office/word/2006/wordml" xmlns:wps="http://schemas.microsoft.com/office/word/2010/wordprocessingShape" mc:Ignorable="w14 w15 w16se w16cid w16 w16cex w16sdtdh w16sdtfl w16du wp14">
   <w:p>
     <w:pPr>
       <w:pBdr>
-        <w:bottom w:val="single" w:color="1E3A5F" w:sz="6" w:space="1"/>
+        <w:bottom w:val="single" w:sz="6" w:space="1" w:color="1E3A5F"/>
       </w:pBdr>
       <w:spacing w:after="100"/>
-    </w:pPr>
-    <w:r>
       <w:rPr>
-        <w:rFonts w:ascii="Arial" w:cs="Arial" w:eastAsia="Arial" w:hAnsi="Arial"/>
         <w:b/>
         <w:bCs/>
         <w:color w:val="1E3A5F"/>
         <w:sz w:val="19"/>
         <w:szCs w:val="19"/>
       </w:rPr>
-      <w:t xml:space="preserve">CloudCommerce PH  |  Software-as-a-Service Agreement</w:t>
+    </w:pPr>
+    <w:r>
+      <w:rPr>
+        <w:b/>
+        <w:bCs/>
+        <w:color w:val="1E3A5F"/>
+        <w:sz w:val="19"/>
+        <w:szCs w:val="19"/>
+      </w:rPr>
+      <w:t>Warm Cinnamon Business IT Solutions | Software-as-a-Service Agreement</w:t>
     </w:r>
     <w:r>
       <w:rPr>
-        <w:rFonts w:ascii="Arial" w:cs="Arial" w:eastAsia="Arial" w:hAnsi="Arial"/>
         <w:b/>
         <w:bCs/>
         <w:color w:val="CC0000"/>
         <w:sz w:val="17"/>
         <w:szCs w:val="17"/>
       </w:rPr>
-      <w:t xml:space="preserve">  ·  CONFIDENTIAL</w:t>
+      <w:t xml:space="preserve"> · CONFIDENTIAL</w:t>
     </w:r>
   </w:p>
 </w:hdr>
 </file>
 
 <file path=word/numbering.xml><?xml version="1.0" encoding="utf-8"?>
-<w:numbering xmlns:wpc="http://schemas.microsoft.com/office/word/2010/wordprocessingCanvas" xmlns:mc="http://schemas.openxmlformats.org/markup-compatibility/2006" xmlns:o="urn:schemas-microsoft-com:office:office" xmlns:r="http://schemas.openxmlformats.org/officeDocument/2006/relationships" xmlns:m="http://schemas.openxmlformats.org/officeDocument/2006/math" xmlns:v="urn:schemas-microsoft-com:vml" xmlns:wp14="http://schemas.microsoft.com/office/word/2010/wordprocessingDrawing" xmlns:wp="http://schemas.openxmlformats.org/drawingml/2006/wordprocessingDrawing" xmlns:w10="urn:schemas-microsoft-com:office:word" xmlns:w="http://schemas.openxmlformats.org/wordprocessingml/2006/main" xmlns:w14="http://schemas.microsoft.com/office/word/2010/wordml" xmlns:w15="http://schemas.microsoft.com/office/word/2012/wordml" xmlns:wpg="http://schemas.microsoft.com/office/word/2010/wordprocessingGroup" xmlns:wpi="http://schemas.microsoft.com/office/word/2010/wordprocessingInk" xmlns:wne="http://schemas.microsoft.com/office/word/2006/wordml" xmlns:wps="http://schemas.microsoft.com/office/word/2010/wordprocessingShape" mc:Ignorable="w14 w15 wp14">
-  <w:abstractNum w:abstractNumId="1" w15:restartNumberingAfterBreak="0">
+<w:numbering xmlns:wpc="http://schemas.microsoft.com/office/word/2010/wordprocessingCanvas" xmlns:cx="http://schemas.microsoft.com/office/drawing/2014/chartex" xmlns:cx1="http://schemas.microsoft.com/office/drawing/2015/9/8/chartex" xmlns:cx2="http://schemas.microsoft.com/office/drawing/2015/10/21/chartex" xmlns:cx3="http://schemas.microsoft.com/office/drawing/2016/5/9/chartex" xmlns:cx4="http://schemas.microsoft.com/office/drawing/2016/5/10/chartex" xmlns:cx5="http://schemas.microsoft.com/office/drawing/2016/5/11/chartex" xmlns:cx6="http://schemas.microsoft.com/office/drawing/2016/5/12/chartex" xmlns:cx7="http://schemas.microsoft.com/office/drawing/2016/5/13/chartex" xmlns:cx8="http://schemas.microsoft.com/office/drawing/2016/5/14/chartex" xmlns:mc="http://schemas.openxmlformats.org/markup-compatibility/2006" xmlns:aink="http://schemas.microsoft.com/office/drawing/2016/ink" xmlns:am3d="http://schemas.microsoft.com/office/drawing/2017/model3d" xmlns:o="urn:schemas-microsoft-com:office:office" xmlns:oel="http://schemas.microsoft.com/office/2019/extlst" xmlns:r="http://schemas.openxmlformats.org/officeDocument/2006/relationships" xmlns:m="http://schemas.openxmlformats.org/officeDocument/2006/math" xmlns:v="urn:schemas-microsoft-com:vml" xmlns:wp14="http://schemas.microsoft.com/office/word/2010/wordprocessingDrawing" xmlns:wp="http://schemas.openxmlformats.org/drawingml/2006/wordprocessingDrawing" xmlns:w10="urn:schemas-microsoft-com:office:word" xmlns:w="http://schemas.openxmlformats.org/wordprocessingml/2006/main" xmlns:w14="http://schemas.microsoft.com/office/word/2010/wordml" xmlns:w15="http://schemas.microsoft.com/office/word/2012/wordml" xmlns:w16cex="http://schemas.microsoft.com/office/word/2018/wordml/cex" xmlns:w16cid="http://schemas.microsoft.com/office/word/2016/wordml/cid" xmlns:w16="http://schemas.microsoft.com/office/word/2018/wordml" xmlns:w16du="http://schemas.microsoft.com/office/word/2023/wordml/word16du" xmlns:w16sdtdh="http://schemas.microsoft.com/office/word/2020/wordml/sdtdatahash" xmlns:w16sdtfl="http://schemas.microsoft.com/office/word/2024/wordml/sdtformatlock" xmlns:w16se="http://schemas.microsoft.com/office/word/2015/wordml/symex" xmlns:wpg="http://schemas.microsoft.com/office/word/2010/wordprocessingGroup" xmlns:wpi="http://schemas.microsoft.com/office/word/2010/wordprocessingInk" xmlns:wne="http://schemas.microsoft.com/office/word/2006/wordml" xmlns:wps="http://schemas.microsoft.com/office/word/2010/wordprocessingShape" mc:Ignorable="w14 w15 w16se w16cid w16 w16cex w16sdtdh w16sdtfl w16du wp14">
+  <w:abstractNum w:abstractNumId="0" w15:restartNumberingAfterBreak="0">
+    <w:nsid w:val="55032443"/>
     <w:multiLevelType w:val="hybridMultilevel"/>
-    <w:lvl w:ilvl="0" w15:tentative="1">
+    <w:tmpl w:val="9B9C1FE8"/>
+    <w:lvl w:ilvl="0" w:tplc="84EA6ADE">
       <w:start w:val="1"/>
       <w:numFmt w:val="bullet"/>
       <w:lvlText w:val="●"/>
@@ -1896,7 +1779,7 @@
         <w:ind w:left="720" w:hanging="360"/>
       </w:pPr>
     </w:lvl>
-    <w:lvl w:ilvl="1" w15:tentative="1">
+    <w:lvl w:ilvl="1" w:tplc="327AED10">
       <w:start w:val="1"/>
       <w:numFmt w:val="bullet"/>
       <w:lvlText w:val="○"/>
@@ -1905,7 +1788,7 @@
         <w:ind w:left="1440" w:hanging="360"/>
       </w:pPr>
     </w:lvl>
-    <w:lvl w:ilvl="2" w15:tentative="1">
+    <w:lvl w:ilvl="2" w:tplc="29D2C456">
       <w:start w:val="1"/>
       <w:numFmt w:val="bullet"/>
       <w:lvlText w:val="■"/>
@@ -1914,7 +1797,7 @@
         <w:ind w:left="2160" w:hanging="360"/>
       </w:pPr>
     </w:lvl>
-    <w:lvl w:ilvl="3" w15:tentative="1">
+    <w:lvl w:ilvl="3" w:tplc="C78855D8">
       <w:start w:val="1"/>
       <w:numFmt w:val="bullet"/>
       <w:lvlText w:val="●"/>
@@ -1923,7 +1806,7 @@
         <w:ind w:left="2880" w:hanging="360"/>
       </w:pPr>
     </w:lvl>
-    <w:lvl w:ilvl="4" w15:tentative="1">
+    <w:lvl w:ilvl="4" w:tplc="C8260D70">
       <w:start w:val="1"/>
       <w:numFmt w:val="bullet"/>
       <w:lvlText w:val="○"/>
@@ -1932,7 +1815,7 @@
         <w:ind w:left="3600" w:hanging="360"/>
       </w:pPr>
     </w:lvl>
-    <w:lvl w:ilvl="5" w15:tentative="1">
+    <w:lvl w:ilvl="5" w:tplc="D5F818BE">
       <w:start w:val="1"/>
       <w:numFmt w:val="bullet"/>
       <w:lvlText w:val="■"/>
@@ -1941,7 +1824,7 @@
         <w:ind w:left="4320" w:hanging="360"/>
       </w:pPr>
     </w:lvl>
-    <w:lvl w:ilvl="6" w15:tentative="1">
+    <w:lvl w:ilvl="6" w:tplc="7A3000F2">
       <w:start w:val="1"/>
       <w:numFmt w:val="bullet"/>
       <w:lvlText w:val="●"/>
@@ -1950,7 +1833,7 @@
         <w:ind w:left="5040" w:hanging="360"/>
       </w:pPr>
     </w:lvl>
-    <w:lvl w:ilvl="7" w15:tentative="1">
+    <w:lvl w:ilvl="7" w:tplc="932C745A">
       <w:start w:val="1"/>
       <w:numFmt w:val="bullet"/>
       <w:lvlText w:val="●"/>
@@ -1959,7 +1842,7 @@
         <w:ind w:left="5760" w:hanging="360"/>
       </w:pPr>
     </w:lvl>
-    <w:lvl w:ilvl="8" w15:tentative="1">
+    <w:lvl w:ilvl="8" w:tplc="2256BE00">
       <w:start w:val="1"/>
       <w:numFmt w:val="bullet"/>
       <w:lvlText w:val="●"/>
@@ -1969,9 +1852,65 @@
       </w:pPr>
     </w:lvl>
   </w:abstractNum>
+  <w:abstractNum w:abstractNumId="1" w15:restartNumberingAfterBreak="0">
+    <w:nsid w:val="5D0C5A57"/>
+    <w:multiLevelType w:val="hybridMultilevel"/>
+    <w:tmpl w:val="0BEE1B10"/>
+    <w:lvl w:ilvl="0" w:tplc="B73E75A2">
+      <w:start w:val="1"/>
+      <w:numFmt w:val="lowerLetter"/>
+      <w:lvlText w:val="%1."/>
+      <w:lvlJc w:val="left"/>
+      <w:pPr>
+        <w:ind w:left="1080" w:hanging="360"/>
+      </w:pPr>
+    </w:lvl>
+    <w:lvl w:ilvl="1" w:tplc="4288D0E4">
+      <w:numFmt w:val="decimal"/>
+      <w:lvlText w:val=""/>
+      <w:lvlJc w:val="left"/>
+    </w:lvl>
+    <w:lvl w:ilvl="2" w:tplc="49280696">
+      <w:numFmt w:val="decimal"/>
+      <w:lvlText w:val=""/>
+      <w:lvlJc w:val="left"/>
+    </w:lvl>
+    <w:lvl w:ilvl="3" w:tplc="1592DA72">
+      <w:numFmt w:val="decimal"/>
+      <w:lvlText w:val=""/>
+      <w:lvlJc w:val="left"/>
+    </w:lvl>
+    <w:lvl w:ilvl="4" w:tplc="DE54E9DA">
+      <w:numFmt w:val="decimal"/>
+      <w:lvlText w:val=""/>
+      <w:lvlJc w:val="left"/>
+    </w:lvl>
+    <w:lvl w:ilvl="5" w:tplc="05DAE090">
+      <w:numFmt w:val="decimal"/>
+      <w:lvlText w:val=""/>
+      <w:lvlJc w:val="left"/>
+    </w:lvl>
+    <w:lvl w:ilvl="6" w:tplc="B06A68D2">
+      <w:numFmt w:val="decimal"/>
+      <w:lvlText w:val=""/>
+      <w:lvlJc w:val="left"/>
+    </w:lvl>
+    <w:lvl w:ilvl="7" w:tplc="BAD07568">
+      <w:numFmt w:val="decimal"/>
+      <w:lvlText w:val=""/>
+      <w:lvlJc w:val="left"/>
+    </w:lvl>
+    <w:lvl w:ilvl="8" w:tplc="B0C8592A">
+      <w:numFmt w:val="decimal"/>
+      <w:lvlText w:val=""/>
+      <w:lvlJc w:val="left"/>
+    </w:lvl>
+  </w:abstractNum>
   <w:abstractNum w:abstractNumId="2" w15:restartNumberingAfterBreak="0">
+    <w:nsid w:val="6BC3696F"/>
     <w:multiLevelType w:val="hybridMultilevel"/>
-    <w:lvl w:ilvl="0" w15:tentative="1">
+    <w:tmpl w:val="4D0EA61A"/>
+    <w:lvl w:ilvl="0" w:tplc="CE088E9C">
       <w:start w:val="1"/>
       <w:numFmt w:val="decimal"/>
       <w:lvlText w:val="%1."/>
@@ -1980,26 +1919,54 @@
         <w:ind w:left="720" w:hanging="360"/>
       </w:pPr>
     </w:lvl>
-  </w:abstractNum>
-  <w:abstractNum w:abstractNumId="3" w15:restartNumberingAfterBreak="0">
-    <w:multiLevelType w:val="hybridMultilevel"/>
-    <w:lvl w:ilvl="0" w15:tentative="1">
-      <w:start w:val="1"/>
-      <w:numFmt w:val="lowerLetter"/>
-      <w:lvlText w:val="%1."/>
+    <w:lvl w:ilvl="1" w:tplc="7EE23822">
+      <w:numFmt w:val="decimal"/>
+      <w:lvlText w:val=""/>
       <w:lvlJc w:val="left"/>
-      <w:pPr>
-        <w:ind w:left="1080" w:hanging="360"/>
-      </w:pPr>
+    </w:lvl>
+    <w:lvl w:ilvl="2" w:tplc="F62809C8">
+      <w:numFmt w:val="decimal"/>
+      <w:lvlText w:val=""/>
+      <w:lvlJc w:val="left"/>
+    </w:lvl>
+    <w:lvl w:ilvl="3" w:tplc="B34CF946">
+      <w:numFmt w:val="decimal"/>
+      <w:lvlText w:val=""/>
+      <w:lvlJc w:val="left"/>
+    </w:lvl>
+    <w:lvl w:ilvl="4" w:tplc="7CF68F22">
+      <w:numFmt w:val="decimal"/>
+      <w:lvlText w:val=""/>
+      <w:lvlJc w:val="left"/>
+    </w:lvl>
+    <w:lvl w:ilvl="5" w:tplc="8FAEABB2">
+      <w:numFmt w:val="decimal"/>
+      <w:lvlText w:val=""/>
+      <w:lvlJc w:val="left"/>
+    </w:lvl>
+    <w:lvl w:ilvl="6" w:tplc="7BD2C518">
+      <w:numFmt w:val="decimal"/>
+      <w:lvlText w:val=""/>
+      <w:lvlJc w:val="left"/>
+    </w:lvl>
+    <w:lvl w:ilvl="7" w:tplc="E0B40A5E">
+      <w:numFmt w:val="decimal"/>
+      <w:lvlText w:val=""/>
+      <w:lvlJc w:val="left"/>
+    </w:lvl>
+    <w:lvl w:ilvl="8" w:tplc="12FE1038">
+      <w:numFmt w:val="decimal"/>
+      <w:lvlText w:val=""/>
+      <w:lvlJc w:val="left"/>
     </w:lvl>
   </w:abstractNum>
-  <w:num w:numId="1">
-    <w:abstractNumId w:val="1"/>
+  <w:num w:numId="1" w16cid:durableId="39787492">
+    <w:abstractNumId w:val="0"/>
     <w:lvlOverride w:ilvl="0">
       <w:startOverride w:val="1"/>
     </w:lvlOverride>
   </w:num>
-  <w:num w:numId="2">
+  <w:num w:numId="2" w16cid:durableId="757018285">
     <w:abstractNumId w:val="2"/>
     <w:lvlOverride w:ilvl="0">
       <w:startOverride w:val="1"/>
@@ -2009,54 +1976,440 @@
 </file>
 
 <file path=word/styles.xml><?xml version="1.0" encoding="utf-8"?>
-<w:styles xmlns:mc="http://schemas.openxmlformats.org/markup-compatibility/2006" xmlns:r="http://schemas.openxmlformats.org/officeDocument/2006/relationships" xmlns:w="http://schemas.openxmlformats.org/wordprocessingml/2006/main" xmlns:w14="http://schemas.microsoft.com/office/word/2010/wordml" xmlns:w15="http://schemas.microsoft.com/office/word/2012/wordml" mc:Ignorable="w14 w15">
+<w:styles xmlns:mc="http://schemas.openxmlformats.org/markup-compatibility/2006" xmlns:r="http://schemas.openxmlformats.org/officeDocument/2006/relationships" xmlns:w="http://schemas.openxmlformats.org/wordprocessingml/2006/main" xmlns:w14="http://schemas.microsoft.com/office/word/2010/wordml" xmlns:w15="http://schemas.microsoft.com/office/word/2012/wordml" xmlns:w16cex="http://schemas.microsoft.com/office/word/2018/wordml/cex" xmlns:w16cid="http://schemas.microsoft.com/office/word/2016/wordml/cid" xmlns:w16="http://schemas.microsoft.com/office/word/2018/wordml" xmlns:w16du="http://schemas.microsoft.com/office/word/2023/wordml/word16du" xmlns:w16sdtdh="http://schemas.microsoft.com/office/word/2020/wordml/sdtdatahash" xmlns:w16sdtfl="http://schemas.microsoft.com/office/word/2024/wordml/sdtformatlock" xmlns:w16se="http://schemas.microsoft.com/office/word/2015/wordml/symex" mc:Ignorable="w14 w15 w16se w16cid w16 w16cex w16sdtdh w16sdtfl w16du">
   <w:docDefaults>
     <w:rPrDefault>
       <w:rPr>
-        <w:rFonts w:ascii="Arial" w:cs="Arial" w:eastAsia="Arial" w:hAnsi="Arial"/>
-        <w:sz w:val="20"/>
-        <w:szCs w:val="20"/>
+        <w:rFonts w:ascii="Arial" w:eastAsia="Arial" w:hAnsi="Arial" w:cs="Arial"/>
+        <w:lang w:val="en-PH" w:eastAsia="en-PH" w:bidi="ar-SA"/>
       </w:rPr>
     </w:rPrDefault>
     <w:pPrDefault/>
   </w:docDefaults>
-  <w:style w:type="paragraph" w:styleId="Title">
-    <w:name w:val="Title"/>
-    <w:basedOn w:val="Normal"/>
-    <w:next w:val="Normal"/>
+  <w:latentStyles w:defLockedState="0" w:defUIPriority="99" w:defSemiHidden="0" w:defUnhideWhenUsed="0" w:defQFormat="0" w:count="376">
+    <w:lsdException w:name="Normal" w:uiPriority="0" w:qFormat="1"/>
+    <w:lsdException w:name="heading 1" w:uiPriority="9" w:qFormat="1"/>
+    <w:lsdException w:name="heading 2" w:semiHidden="1" w:uiPriority="9" w:unhideWhenUsed="1" w:qFormat="1"/>
+    <w:lsdException w:name="heading 3" w:semiHidden="1" w:uiPriority="9" w:unhideWhenUsed="1" w:qFormat="1"/>
+    <w:lsdException w:name="heading 4" w:semiHidden="1" w:uiPriority="9" w:unhideWhenUsed="1" w:qFormat="1"/>
+    <w:lsdException w:name="heading 5" w:semiHidden="1" w:uiPriority="9" w:unhideWhenUsed="1" w:qFormat="1"/>
+    <w:lsdException w:name="heading 6" w:semiHidden="1" w:uiPriority="9" w:unhideWhenUsed="1" w:qFormat="1"/>
+    <w:lsdException w:name="heading 7" w:semiHidden="1" w:uiPriority="9" w:unhideWhenUsed="1" w:qFormat="1"/>
+    <w:lsdException w:name="heading 8" w:semiHidden="1" w:uiPriority="9" w:unhideWhenUsed="1" w:qFormat="1"/>
+    <w:lsdException w:name="heading 9" w:semiHidden="1" w:uiPriority="9" w:unhideWhenUsed="1" w:qFormat="1"/>
+    <w:lsdException w:name="index 1" w:semiHidden="1" w:unhideWhenUsed="1"/>
+    <w:lsdException w:name="index 2" w:semiHidden="1" w:unhideWhenUsed="1"/>
+    <w:lsdException w:name="index 3" w:semiHidden="1" w:unhideWhenUsed="1"/>
+    <w:lsdException w:name="index 4" w:semiHidden="1" w:unhideWhenUsed="1"/>
+    <w:lsdException w:name="index 5" w:semiHidden="1" w:unhideWhenUsed="1"/>
+    <w:lsdException w:name="index 6" w:semiHidden="1" w:unhideWhenUsed="1"/>
+    <w:lsdException w:name="index 7" w:semiHidden="1" w:unhideWhenUsed="1"/>
+    <w:lsdException w:name="index 8" w:semiHidden="1" w:unhideWhenUsed="1"/>
+    <w:lsdException w:name="index 9" w:semiHidden="1" w:unhideWhenUsed="1"/>
+    <w:lsdException w:name="toc 1" w:semiHidden="1" w:uiPriority="39" w:unhideWhenUsed="1"/>
+    <w:lsdException w:name="toc 2" w:semiHidden="1" w:uiPriority="39" w:unhideWhenUsed="1"/>
+    <w:lsdException w:name="toc 3" w:semiHidden="1" w:uiPriority="39" w:unhideWhenUsed="1"/>
+    <w:lsdException w:name="toc 4" w:semiHidden="1" w:uiPriority="39" w:unhideWhenUsed="1"/>
+    <w:lsdException w:name="toc 5" w:semiHidden="1" w:uiPriority="39" w:unhideWhenUsed="1"/>
+    <w:lsdException w:name="toc 6" w:semiHidden="1" w:uiPriority="39" w:unhideWhenUsed="1"/>
+    <w:lsdException w:name="toc 7" w:semiHidden="1" w:uiPriority="39" w:unhideWhenUsed="1"/>
+    <w:lsdException w:name="toc 8" w:semiHidden="1" w:uiPriority="39" w:unhideWhenUsed="1"/>
+    <w:lsdException w:name="toc 9" w:semiHidden="1" w:uiPriority="39" w:unhideWhenUsed="1"/>
+    <w:lsdException w:name="Normal Indent" w:semiHidden="1" w:unhideWhenUsed="1"/>
+    <w:lsdException w:name="footnote text" w:semiHidden="1" w:unhideWhenUsed="1"/>
+    <w:lsdException w:name="annotation text" w:semiHidden="1" w:unhideWhenUsed="1"/>
+    <w:lsdException w:name="header" w:semiHidden="1" w:unhideWhenUsed="1"/>
+    <w:lsdException w:name="footer" w:semiHidden="1" w:unhideWhenUsed="1"/>
+    <w:lsdException w:name="index heading" w:semiHidden="1" w:unhideWhenUsed="1"/>
+    <w:lsdException w:name="caption" w:semiHidden="1" w:uiPriority="35" w:unhideWhenUsed="1" w:qFormat="1"/>
+    <w:lsdException w:name="table of figures" w:semiHidden="1" w:unhideWhenUsed="1"/>
+    <w:lsdException w:name="envelope address" w:semiHidden="1" w:unhideWhenUsed="1"/>
+    <w:lsdException w:name="envelope return" w:semiHidden="1" w:unhideWhenUsed="1"/>
+    <w:lsdException w:name="footnote reference" w:semiHidden="1" w:unhideWhenUsed="1"/>
+    <w:lsdException w:name="annotation reference" w:semiHidden="1" w:unhideWhenUsed="1"/>
+    <w:lsdException w:name="line number" w:semiHidden="1" w:unhideWhenUsed="1"/>
+    <w:lsdException w:name="page number" w:semiHidden="1" w:unhideWhenUsed="1"/>
+    <w:lsdException w:name="endnote reference" w:semiHidden="1" w:unhideWhenUsed="1"/>
+    <w:lsdException w:name="endnote text" w:semiHidden="1" w:unhideWhenUsed="1"/>
+    <w:lsdException w:name="table of authorities" w:semiHidden="1" w:unhideWhenUsed="1"/>
+    <w:lsdException w:name="macro" w:semiHidden="1" w:unhideWhenUsed="1"/>
+    <w:lsdException w:name="toa heading" w:semiHidden="1" w:unhideWhenUsed="1"/>
+    <w:lsdException w:name="List" w:semiHidden="1" w:unhideWhenUsed="1"/>
+    <w:lsdException w:name="List Bullet" w:semiHidden="1" w:unhideWhenUsed="1"/>
+    <w:lsdException w:name="List Number" w:semiHidden="1" w:unhideWhenUsed="1"/>
+    <w:lsdException w:name="List 2" w:semiHidden="1" w:unhideWhenUsed="1"/>
+    <w:lsdException w:name="List 3" w:semiHidden="1" w:unhideWhenUsed="1"/>
+    <w:lsdException w:name="List 4" w:semiHidden="1" w:unhideWhenUsed="1"/>
+    <w:lsdException w:name="List 5" w:semiHidden="1" w:unhideWhenUsed="1"/>
+    <w:lsdException w:name="List Bullet 2" w:semiHidden="1" w:unhideWhenUsed="1"/>
+    <w:lsdException w:name="List Bullet 3" w:semiHidden="1" w:unhideWhenUsed="1"/>
+    <w:lsdException w:name="List Bullet 4" w:semiHidden="1" w:unhideWhenUsed="1"/>
+    <w:lsdException w:name="List Bullet 5" w:semiHidden="1" w:unhideWhenUsed="1"/>
+    <w:lsdException w:name="List Number 2" w:semiHidden="1" w:unhideWhenUsed="1"/>
+    <w:lsdException w:name="List Number 3" w:semiHidden="1" w:unhideWhenUsed="1"/>
+    <w:lsdException w:name="List Number 4" w:semiHidden="1" w:unhideWhenUsed="1"/>
+    <w:lsdException w:name="List Number 5" w:semiHidden="1" w:unhideWhenUsed="1"/>
+    <w:lsdException w:name="Title" w:uiPriority="10" w:qFormat="1"/>
+    <w:lsdException w:name="Closing" w:semiHidden="1" w:unhideWhenUsed="1"/>
+    <w:lsdException w:name="Signature" w:semiHidden="1" w:unhideWhenUsed="1"/>
+    <w:lsdException w:name="Default Paragraph Font" w:semiHidden="1" w:uiPriority="1" w:unhideWhenUsed="1"/>
+    <w:lsdException w:name="Body Text" w:semiHidden="1" w:unhideWhenUsed="1"/>
+    <w:lsdException w:name="Body Text Indent" w:semiHidden="1" w:unhideWhenUsed="1"/>
+    <w:lsdException w:name="List Continue" w:semiHidden="1" w:unhideWhenUsed="1"/>
+    <w:lsdException w:name="List Continue 2" w:semiHidden="1" w:unhideWhenUsed="1"/>
+    <w:lsdException w:name="List Continue 3" w:semiHidden="1" w:unhideWhenUsed="1"/>
+    <w:lsdException w:name="List Continue 4" w:semiHidden="1" w:unhideWhenUsed="1"/>
+    <w:lsdException w:name="List Continue 5" w:semiHidden="1" w:unhideWhenUsed="1"/>
+    <w:lsdException w:name="Message Header" w:semiHidden="1" w:unhideWhenUsed="1"/>
+    <w:lsdException w:name="Subtitle" w:uiPriority="11" w:qFormat="1"/>
+    <w:lsdException w:name="Salutation" w:semiHidden="1" w:unhideWhenUsed="1"/>
+    <w:lsdException w:name="Date" w:semiHidden="1" w:unhideWhenUsed="1"/>
+    <w:lsdException w:name="Body Text First Indent" w:semiHidden="1" w:unhideWhenUsed="1"/>
+    <w:lsdException w:name="Body Text First Indent 2" w:semiHidden="1" w:unhideWhenUsed="1"/>
+    <w:lsdException w:name="Note Heading" w:semiHidden="1" w:unhideWhenUsed="1"/>
+    <w:lsdException w:name="Body Text 2" w:semiHidden="1" w:unhideWhenUsed="1"/>
+    <w:lsdException w:name="Body Text 3" w:semiHidden="1" w:unhideWhenUsed="1"/>
+    <w:lsdException w:name="Body Text Indent 2" w:semiHidden="1" w:unhideWhenUsed="1"/>
+    <w:lsdException w:name="Body Text Indent 3" w:semiHidden="1" w:unhideWhenUsed="1"/>
+    <w:lsdException w:name="Block Text" w:semiHidden="1" w:unhideWhenUsed="1"/>
+    <w:lsdException w:name="Hyperlink" w:semiHidden="1" w:unhideWhenUsed="1"/>
+    <w:lsdException w:name="FollowedHyperlink" w:semiHidden="1" w:unhideWhenUsed="1"/>
+    <w:lsdException w:name="Strong" w:uiPriority="22" w:qFormat="1"/>
+    <w:lsdException w:name="Emphasis" w:uiPriority="20" w:qFormat="1"/>
+    <w:lsdException w:name="Document Map" w:semiHidden="1" w:unhideWhenUsed="1"/>
+    <w:lsdException w:name="Plain Text" w:semiHidden="1" w:unhideWhenUsed="1"/>
+    <w:lsdException w:name="E-mail Signature" w:semiHidden="1" w:unhideWhenUsed="1"/>
+    <w:lsdException w:name="HTML Top of Form" w:semiHidden="1" w:unhideWhenUsed="1"/>
+    <w:lsdException w:name="HTML Bottom of Form" w:semiHidden="1" w:unhideWhenUsed="1"/>
+    <w:lsdException w:name="Normal (Web)" w:semiHidden="1" w:unhideWhenUsed="1"/>
+    <w:lsdException w:name="HTML Acronym" w:semiHidden="1" w:unhideWhenUsed="1"/>
+    <w:lsdException w:name="HTML Address" w:semiHidden="1" w:unhideWhenUsed="1"/>
+    <w:lsdException w:name="HTML Cite" w:semiHidden="1" w:unhideWhenUsed="1"/>
+    <w:lsdException w:name="HTML Code" w:semiHidden="1" w:unhideWhenUsed="1"/>
+    <w:lsdException w:name="HTML Definition" w:semiHidden="1" w:unhideWhenUsed="1"/>
+    <w:lsdException w:name="HTML Keyboard" w:semiHidden="1" w:unhideWhenUsed="1"/>
+    <w:lsdException w:name="HTML Preformatted" w:semiHidden="1" w:unhideWhenUsed="1"/>
+    <w:lsdException w:name="HTML Sample" w:semiHidden="1" w:unhideWhenUsed="1"/>
+    <w:lsdException w:name="HTML Typewriter" w:semiHidden="1" w:unhideWhenUsed="1"/>
+    <w:lsdException w:name="HTML Variable" w:semiHidden="1" w:unhideWhenUsed="1"/>
+    <w:lsdException w:name="Normal Table" w:semiHidden="1" w:unhideWhenUsed="1"/>
+    <w:lsdException w:name="annotation subject" w:semiHidden="1" w:unhideWhenUsed="1"/>
+    <w:lsdException w:name="No List" w:semiHidden="1" w:unhideWhenUsed="1"/>
+    <w:lsdException w:name="Outline List 1" w:semiHidden="1" w:unhideWhenUsed="1"/>
+    <w:lsdException w:name="Outline List 2" w:semiHidden="1" w:unhideWhenUsed="1"/>
+    <w:lsdException w:name="Outline List 3" w:semiHidden="1" w:unhideWhenUsed="1"/>
+    <w:lsdException w:name="Table Simple 1" w:semiHidden="1" w:unhideWhenUsed="1"/>
+    <w:lsdException w:name="Table Simple 2" w:semiHidden="1" w:unhideWhenUsed="1"/>
+    <w:lsdException w:name="Table Simple 3" w:semiHidden="1" w:unhideWhenUsed="1"/>
+    <w:lsdException w:name="Table Classic 1" w:semiHidden="1" w:unhideWhenUsed="1"/>
+    <w:lsdException w:name="Table Classic 2" w:semiHidden="1" w:unhideWhenUsed="1"/>
+    <w:lsdException w:name="Table Classic 3" w:semiHidden="1" w:unhideWhenUsed="1"/>
+    <w:lsdException w:name="Table Classic 4" w:semiHidden="1" w:unhideWhenUsed="1"/>
+    <w:lsdException w:name="Table Colorful 1" w:semiHidden="1" w:unhideWhenUsed="1"/>
+    <w:lsdException w:name="Table Colorful 2" w:semiHidden="1" w:unhideWhenUsed="1"/>
+    <w:lsdException w:name="Table Colorful 3" w:semiHidden="1" w:unhideWhenUsed="1"/>
+    <w:lsdException w:name="Table Columns 1" w:semiHidden="1" w:unhideWhenUsed="1"/>
+    <w:lsdException w:name="Table Columns 2" w:semiHidden="1" w:unhideWhenUsed="1"/>
+    <w:lsdException w:name="Table Columns 3" w:semiHidden="1" w:unhideWhenUsed="1"/>
+    <w:lsdException w:name="Table Columns 4" w:semiHidden="1" w:unhideWhenUsed="1"/>
+    <w:lsdException w:name="Table Columns 5" w:semiHidden="1" w:unhideWhenUsed="1"/>
+    <w:lsdException w:name="Table Grid 1" w:semiHidden="1" w:unhideWhenUsed="1"/>
+    <w:lsdException w:name="Table Grid 2" w:semiHidden="1" w:unhideWhenUsed="1"/>
+    <w:lsdException w:name="Table Grid 3" w:semiHidden="1" w:unhideWhenUsed="1"/>
+    <w:lsdException w:name="Table Grid 4" w:semiHidden="1" w:unhideWhenUsed="1"/>
+    <w:lsdException w:name="Table Grid 5" w:semiHidden="1" w:unhideWhenUsed="1"/>
+    <w:lsdException w:name="Table Grid 6" w:semiHidden="1" w:unhideWhenUsed="1"/>
+    <w:lsdException w:name="Table Grid 7" w:semiHidden="1" w:unhideWhenUsed="1"/>
+    <w:lsdException w:name="Table Grid 8" w:semiHidden="1" w:unhideWhenUsed="1"/>
+    <w:lsdException w:name="Table List 1" w:semiHidden="1" w:unhideWhenUsed="1"/>
+    <w:lsdException w:name="Table List 2" w:semiHidden="1" w:unhideWhenUsed="1"/>
+    <w:lsdException w:name="Table List 3" w:semiHidden="1" w:unhideWhenUsed="1"/>
+    <w:lsdException w:name="Table List 4" w:semiHidden="1" w:unhideWhenUsed="1"/>
+    <w:lsdException w:name="Table List 5" w:semiHidden="1" w:unhideWhenUsed="1"/>
+    <w:lsdException w:name="Table List 6" w:semiHidden="1" w:unhideWhenUsed="1"/>
+    <w:lsdException w:name="Table List 7" w:semiHidden="1" w:unhideWhenUsed="1"/>
+    <w:lsdException w:name="Table List 8" w:semiHidden="1" w:unhideWhenUsed="1"/>
+    <w:lsdException w:name="Table 3D effects 1" w:semiHidden="1" w:unhideWhenUsed="1"/>
+    <w:lsdException w:name="Table 3D effects 2" w:semiHidden="1" w:unhideWhenUsed="1"/>
+    <w:lsdException w:name="Table 3D effects 3" w:semiHidden="1" w:unhideWhenUsed="1"/>
+    <w:lsdException w:name="Table Contemporary" w:semiHidden="1" w:unhideWhenUsed="1"/>
+    <w:lsdException w:name="Table Elegant" w:semiHidden="1" w:unhideWhenUsed="1"/>
+    <w:lsdException w:name="Table Professional" w:semiHidden="1" w:unhideWhenUsed="1"/>
+    <w:lsdException w:name="Table Subtle 1" w:semiHidden="1" w:unhideWhenUsed="1"/>
+    <w:lsdException w:name="Table Subtle 2" w:semiHidden="1" w:unhideWhenUsed="1"/>
+    <w:lsdException w:name="Table Web 1" w:semiHidden="1" w:unhideWhenUsed="1"/>
+    <w:lsdException w:name="Table Web 2" w:semiHidden="1" w:unhideWhenUsed="1"/>
+    <w:lsdException w:name="Table Web 3" w:semiHidden="1" w:unhideWhenUsed="1"/>
+    <w:lsdException w:name="Balloon Text" w:semiHidden="1" w:unhideWhenUsed="1"/>
+    <w:lsdException w:name="Table Grid" w:uiPriority="39"/>
+    <w:lsdException w:name="Table Theme" w:semiHidden="1" w:unhideWhenUsed="1"/>
+    <w:lsdException w:name="Placeholder Text" w:semiHidden="1"/>
+    <w:lsdException w:name="No Spacing" w:uiPriority="1" w:qFormat="1"/>
+    <w:lsdException w:name="Light Shading" w:uiPriority="60"/>
+    <w:lsdException w:name="Light List" w:uiPriority="61"/>
+    <w:lsdException w:name="Light Grid" w:uiPriority="62"/>
+    <w:lsdException w:name="Medium Shading 1" w:uiPriority="63"/>
+    <w:lsdException w:name="Medium Shading 2" w:uiPriority="64"/>
+    <w:lsdException w:name="Medium List 1" w:uiPriority="65"/>
+    <w:lsdException w:name="Medium List 2" w:uiPriority="66"/>
+    <w:lsdException w:name="Medium Grid 1" w:uiPriority="67"/>
+    <w:lsdException w:name="Medium Grid 2" w:uiPriority="68"/>
+    <w:lsdException w:name="Medium Grid 3" w:uiPriority="69"/>
+    <w:lsdException w:name="Dark List" w:uiPriority="70"/>
+    <w:lsdException w:name="Colorful Shading" w:uiPriority="71"/>
+    <w:lsdException w:name="Colorful List" w:uiPriority="72"/>
+    <w:lsdException w:name="Colorful Grid" w:uiPriority="73"/>
+    <w:lsdException w:name="Light Shading Accent 1" w:uiPriority="60"/>
+    <w:lsdException w:name="Light List Accent 1" w:uiPriority="61"/>
+    <w:lsdException w:name="Light Grid Accent 1" w:uiPriority="62"/>
+    <w:lsdException w:name="Medium Shading 1 Accent 1" w:uiPriority="63"/>
+    <w:lsdException w:name="Medium Shading 2 Accent 1" w:uiPriority="64"/>
+    <w:lsdException w:name="Medium List 1 Accent 1" w:uiPriority="65"/>
+    <w:lsdException w:name="Revision" w:semiHidden="1"/>
+    <w:lsdException w:name="List Paragraph" w:uiPriority="34" w:qFormat="1"/>
+    <w:lsdException w:name="Quote" w:uiPriority="29" w:qFormat="1"/>
+    <w:lsdException w:name="Intense Quote" w:uiPriority="30" w:qFormat="1"/>
+    <w:lsdException w:name="Medium List 2 Accent 1" w:uiPriority="66"/>
+    <w:lsdException w:name="Medium Grid 1 Accent 1" w:uiPriority="67"/>
+    <w:lsdException w:name="Medium Grid 2 Accent 1" w:uiPriority="68"/>
+    <w:lsdException w:name="Medium Grid 3 Accent 1" w:uiPriority="69"/>
+    <w:lsdException w:name="Dark List Accent 1" w:uiPriority="70"/>
+    <w:lsdException w:name="Colorful Shading Accent 1" w:uiPriority="71"/>
+    <w:lsdException w:name="Colorful List Accent 1" w:uiPriority="72"/>
+    <w:lsdException w:name="Colorful Grid Accent 1" w:uiPriority="73"/>
+    <w:lsdException w:name="Light Shading Accent 2" w:uiPriority="60"/>
+    <w:lsdException w:name="Light List Accent 2" w:uiPriority="61"/>
+    <w:lsdException w:name="Light Grid Accent 2" w:uiPriority="62"/>
+    <w:lsdException w:name="Medium Shading 1 Accent 2" w:uiPriority="63"/>
+    <w:lsdException w:name="Medium Shading 2 Accent 2" w:uiPriority="64"/>
+    <w:lsdException w:name="Medium List 1 Accent 2" w:uiPriority="65"/>
+    <w:lsdException w:name="Medium List 2 Accent 2" w:uiPriority="66"/>
+    <w:lsdException w:name="Medium Grid 1 Accent 2" w:uiPriority="67"/>
+    <w:lsdException w:name="Medium Grid 2 Accent 2" w:uiPriority="68"/>
+    <w:lsdException w:name="Medium Grid 3 Accent 2" w:uiPriority="69"/>
+    <w:lsdException w:name="Dark List Accent 2" w:uiPriority="70"/>
+    <w:lsdException w:name="Colorful Shading Accent 2" w:uiPriority="71"/>
+    <w:lsdException w:name="Colorful List Accent 2" w:uiPriority="72"/>
+    <w:lsdException w:name="Colorful Grid Accent 2" w:uiPriority="73"/>
+    <w:lsdException w:name="Light Shading Accent 3" w:uiPriority="60"/>
+    <w:lsdException w:name="Light List Accent 3" w:uiPriority="61"/>
+    <w:lsdException w:name="Light Grid Accent 3" w:uiPriority="62"/>
+    <w:lsdException w:name="Medium Shading 1 Accent 3" w:uiPriority="63"/>
+    <w:lsdException w:name="Medium Shading 2 Accent 3" w:uiPriority="64"/>
+    <w:lsdException w:name="Medium List 1 Accent 3" w:uiPriority="65"/>
+    <w:lsdException w:name="Medium List 2 Accent 3" w:uiPriority="66"/>
+    <w:lsdException w:name="Medium Grid 1 Accent 3" w:uiPriority="67"/>
+    <w:lsdException w:name="Medium Grid 2 Accent 3" w:uiPriority="68"/>
+    <w:lsdException w:name="Medium Grid 3 Accent 3" w:uiPriority="69"/>
+    <w:lsdException w:name="Dark List Accent 3" w:uiPriority="70"/>
+    <w:lsdException w:name="Colorful Shading Accent 3" w:uiPriority="71"/>
+    <w:lsdException w:name="Colorful List Accent 3" w:uiPriority="72"/>
+    <w:lsdException w:name="Colorful Grid Accent 3" w:uiPriority="73"/>
+    <w:lsdException w:name="Light Shading Accent 4" w:uiPriority="60"/>
+    <w:lsdException w:name="Light List Accent 4" w:uiPriority="61"/>
+    <w:lsdException w:name="Light Grid Accent 4" w:uiPriority="62"/>
+    <w:lsdException w:name="Medium Shading 1 Accent 4" w:uiPriority="63"/>
+    <w:lsdException w:name="Medium Shading 2 Accent 4" w:uiPriority="64"/>
+    <w:lsdException w:name="Medium List 1 Accent 4" w:uiPriority="65"/>
+    <w:lsdException w:name="Medium List 2 Accent 4" w:uiPriority="66"/>
+    <w:lsdException w:name="Medium Grid 1 Accent 4" w:uiPriority="67"/>
+    <w:lsdException w:name="Medium Grid 2 Accent 4" w:uiPriority="68"/>
+    <w:lsdException w:name="Medium Grid 3 Accent 4" w:uiPriority="69"/>
+    <w:lsdException w:name="Dark List Accent 4" w:uiPriority="70"/>
+    <w:lsdException w:name="Colorful Shading Accent 4" w:uiPriority="71"/>
+    <w:lsdException w:name="Colorful List Accent 4" w:uiPriority="72"/>
+    <w:lsdException w:name="Colorful Grid Accent 4" w:uiPriority="73"/>
+    <w:lsdException w:name="Light Shading Accent 5" w:uiPriority="60"/>
+    <w:lsdException w:name="Light List Accent 5" w:uiPriority="61"/>
+    <w:lsdException w:name="Light Grid Accent 5" w:uiPriority="62"/>
+    <w:lsdException w:name="Medium Shading 1 Accent 5" w:uiPriority="63"/>
+    <w:lsdException w:name="Medium Shading 2 Accent 5" w:uiPriority="64"/>
+    <w:lsdException w:name="Medium List 1 Accent 5" w:uiPriority="65"/>
+    <w:lsdException w:name="Medium List 2 Accent 5" w:uiPriority="66"/>
+    <w:lsdException w:name="Medium Grid 1 Accent 5" w:uiPriority="67"/>
+    <w:lsdException w:name="Medium Grid 2 Accent 5" w:uiPriority="68"/>
+    <w:lsdException w:name="Medium Grid 3 Accent 5" w:uiPriority="69"/>
+    <w:lsdException w:name="Dark List Accent 5" w:uiPriority="70"/>
+    <w:lsdException w:name="Colorful Shading Accent 5" w:uiPriority="71"/>
+    <w:lsdException w:name="Colorful List Accent 5" w:uiPriority="72"/>
+    <w:lsdException w:name="Colorful Grid Accent 5" w:uiPriority="73"/>
+    <w:lsdException w:name="Light Shading Accent 6" w:uiPriority="60"/>
+    <w:lsdException w:name="Light List Accent 6" w:uiPriority="61"/>
+    <w:lsdException w:name="Light Grid Accent 6" w:uiPriority="62"/>
+    <w:lsdException w:name="Medium Shading 1 Accent 6" w:uiPriority="63"/>
+    <w:lsdException w:name="Medium Shading 2 Accent 6" w:uiPriority="64"/>
+    <w:lsdException w:name="Medium List 1 Accent 6" w:uiPriority="65"/>
+    <w:lsdException w:name="Medium List 2 Accent 6" w:uiPriority="66"/>
+    <w:lsdException w:name="Medium Grid 1 Accent 6" w:uiPriority="67"/>
+    <w:lsdException w:name="Medium Grid 2 Accent 6" w:uiPriority="68"/>
+    <w:lsdException w:name="Medium Grid 3 Accent 6" w:uiPriority="69"/>
+    <w:lsdException w:name="Dark List Accent 6" w:uiPriority="70"/>
+    <w:lsdException w:name="Colorful Shading Accent 6" w:uiPriority="71"/>
+    <w:lsdException w:name="Colorful List Accent 6" w:uiPriority="72"/>
+    <w:lsdException w:name="Colorful Grid Accent 6" w:uiPriority="73"/>
+    <w:lsdException w:name="Subtle Emphasis" w:uiPriority="19" w:qFormat="1"/>
+    <w:lsdException w:name="Intense Emphasis" w:uiPriority="21" w:qFormat="1"/>
+    <w:lsdException w:name="Subtle Reference" w:uiPriority="31" w:qFormat="1"/>
+    <w:lsdException w:name="Intense Reference" w:uiPriority="32" w:qFormat="1"/>
+    <w:lsdException w:name="Book Title" w:uiPriority="33" w:qFormat="1"/>
+    <w:lsdException w:name="Bibliography" w:semiHidden="1" w:uiPriority="37" w:unhideWhenUsed="1"/>
+    <w:lsdException w:name="TOC Heading" w:semiHidden="1" w:uiPriority="39" w:unhideWhenUsed="1" w:qFormat="1"/>
+    <w:lsdException w:name="Plain Table 1" w:uiPriority="41"/>
+    <w:lsdException w:name="Plain Table 2" w:uiPriority="42"/>
+    <w:lsdException w:name="Plain Table 3" w:uiPriority="43"/>
+    <w:lsdException w:name="Plain Table 4" w:uiPriority="44"/>
+    <w:lsdException w:name="Plain Table 5" w:uiPriority="45"/>
+    <w:lsdException w:name="Grid Table Light" w:uiPriority="40"/>
+    <w:lsdException w:name="Grid Table 1 Light" w:uiPriority="46"/>
+    <w:lsdException w:name="Grid Table 2" w:uiPriority="47"/>
+    <w:lsdException w:name="Grid Table 3" w:uiPriority="48"/>
+    <w:lsdException w:name="Grid Table 4" w:uiPriority="49"/>
+    <w:lsdException w:name="Grid Table 5 Dark" w:uiPriority="50"/>
+    <w:lsdException w:name="Grid Table 6 Colorful" w:uiPriority="51"/>
+    <w:lsdException w:name="Grid Table 7 Colorful" w:uiPriority="52"/>
+    <w:lsdException w:name="Grid Table 1 Light Accent 1" w:uiPriority="46"/>
+    <w:lsdException w:name="Grid Table 2 Accent 1" w:uiPriority="47"/>
+    <w:lsdException w:name="Grid Table 3 Accent 1" w:uiPriority="48"/>
+    <w:lsdException w:name="Grid Table 4 Accent 1" w:uiPriority="49"/>
+    <w:lsdException w:name="Grid Table 5 Dark Accent 1" w:uiPriority="50"/>
+    <w:lsdException w:name="Grid Table 6 Colorful Accent 1" w:uiPriority="51"/>
+    <w:lsdException w:name="Grid Table 7 Colorful Accent 1" w:uiPriority="52"/>
+    <w:lsdException w:name="Grid Table 1 Light Accent 2" w:uiPriority="46"/>
+    <w:lsdException w:name="Grid Table 2 Accent 2" w:uiPriority="47"/>
+    <w:lsdException w:name="Grid Table 3 Accent 2" w:uiPriority="48"/>
+    <w:lsdException w:name="Grid Table 4 Accent 2" w:uiPriority="49"/>
+    <w:lsdException w:name="Grid Table 5 Dark Accent 2" w:uiPriority="50"/>
+    <w:lsdException w:name="Grid Table 6 Colorful Accent 2" w:uiPriority="51"/>
+    <w:lsdException w:name="Grid Table 7 Colorful Accent 2" w:uiPriority="52"/>
+    <w:lsdException w:name="Grid Table 1 Light Accent 3" w:uiPriority="46"/>
+    <w:lsdException w:name="Grid Table 2 Accent 3" w:uiPriority="47"/>
+    <w:lsdException w:name="Grid Table 3 Accent 3" w:uiPriority="48"/>
+    <w:lsdException w:name="Grid Table 4 Accent 3" w:uiPriority="49"/>
+    <w:lsdException w:name="Grid Table 5 Dark Accent 3" w:uiPriority="50"/>
+    <w:lsdException w:name="Grid Table 6 Colorful Accent 3" w:uiPriority="51"/>
+    <w:lsdException w:name="Grid Table 7 Colorful Accent 3" w:uiPriority="52"/>
+    <w:lsdException w:name="Grid Table 1 Light Accent 4" w:uiPriority="46"/>
+    <w:lsdException w:name="Grid Table 2 Accent 4" w:uiPriority="47"/>
+    <w:lsdException w:name="Grid Table 3 Accent 4" w:uiPriority="48"/>
+    <w:lsdException w:name="Grid Table 4 Accent 4" w:uiPriority="49"/>
+    <w:lsdException w:name="Grid Table 5 Dark Accent 4" w:uiPriority="50"/>
+    <w:lsdException w:name="Grid Table 6 Colorful Accent 4" w:uiPriority="51"/>
+    <w:lsdException w:name="Grid Table 7 Colorful Accent 4" w:uiPriority="52"/>
+    <w:lsdException w:name="Grid Table 1 Light Accent 5" w:uiPriority="46"/>
+    <w:lsdException w:name="Grid Table 2 Accent 5" w:uiPriority="47"/>
+    <w:lsdException w:name="Grid Table 3 Accent 5" w:uiPriority="48"/>
+    <w:lsdException w:name="Grid Table 4 Accent 5" w:uiPriority="49"/>
+    <w:lsdException w:name="Grid Table 5 Dark Accent 5" w:uiPriority="50"/>
+    <w:lsdException w:name="Grid Table 6 Colorful Accent 5" w:uiPriority="51"/>
+    <w:lsdException w:name="Grid Table 7 Colorful Accent 5" w:uiPriority="52"/>
+    <w:lsdException w:name="Grid Table 1 Light Accent 6" w:uiPriority="46"/>
+    <w:lsdException w:name="Grid Table 2 Accent 6" w:uiPriority="47"/>
+    <w:lsdException w:name="Grid Table 3 Accent 6" w:uiPriority="48"/>
+    <w:lsdException w:name="Grid Table 4 Accent 6" w:uiPriority="49"/>
+    <w:lsdException w:name="Grid Table 5 Dark Accent 6" w:uiPriority="50"/>
+    <w:lsdException w:name="Grid Table 6 Colorful Accent 6" w:uiPriority="51"/>
+    <w:lsdException w:name="Grid Table 7 Colorful Accent 6" w:uiPriority="52"/>
+    <w:lsdException w:name="List Table 1 Light" w:uiPriority="46"/>
+    <w:lsdException w:name="List Table 2" w:uiPriority="47"/>
+    <w:lsdException w:name="List Table 3" w:uiPriority="48"/>
+    <w:lsdException w:name="List Table 4" w:uiPriority="49"/>
+    <w:lsdException w:name="List Table 5 Dark" w:uiPriority="50"/>
+    <w:lsdException w:name="List Table 6 Colorful" w:uiPriority="51"/>
+    <w:lsdException w:name="List Table 7 Colorful" w:uiPriority="52"/>
+    <w:lsdException w:name="List Table 1 Light Accent 1" w:uiPriority="46"/>
+    <w:lsdException w:name="List Table 2 Accent 1" w:uiPriority="47"/>
+    <w:lsdException w:name="List Table 3 Accent 1" w:uiPriority="48"/>
+    <w:lsdException w:name="List Table 4 Accent 1" w:uiPriority="49"/>
+    <w:lsdException w:name="List Table 5 Dark Accent 1" w:uiPriority="50"/>
+    <w:lsdException w:name="List Table 6 Colorful Accent 1" w:uiPriority="51"/>
+    <w:lsdException w:name="List Table 7 Colorful Accent 1" w:uiPriority="52"/>
+    <w:lsdException w:name="List Table 1 Light Accent 2" w:uiPriority="46"/>
+    <w:lsdException w:name="List Table 2 Accent 2" w:uiPriority="47"/>
+    <w:lsdException w:name="List Table 3 Accent 2" w:uiPriority="48"/>
+    <w:lsdException w:name="List Table 4 Accent 2" w:uiPriority="49"/>
+    <w:lsdException w:name="List Table 5 Dark Accent 2" w:uiPriority="50"/>
+    <w:lsdException w:name="List Table 6 Colorful Accent 2" w:uiPriority="51"/>
+    <w:lsdException w:name="List Table 7 Colorful Accent 2" w:uiPriority="52"/>
+    <w:lsdException w:name="List Table 1 Light Accent 3" w:uiPriority="46"/>
+    <w:lsdException w:name="List Table 2 Accent 3" w:uiPriority="47"/>
+    <w:lsdException w:name="List Table 3 Accent 3" w:uiPriority="48"/>
+    <w:lsdException w:name="List Table 4 Accent 3" w:uiPriority="49"/>
+    <w:lsdException w:name="List Table 5 Dark Accent 3" w:uiPriority="50"/>
+    <w:lsdException w:name="List Table 6 Colorful Accent 3" w:uiPriority="51"/>
+    <w:lsdException w:name="List Table 7 Colorful Accent 3" w:uiPriority="52"/>
+    <w:lsdException w:name="List Table 1 Light Accent 4" w:uiPriority="46"/>
+    <w:lsdException w:name="List Table 2 Accent 4" w:uiPriority="47"/>
+    <w:lsdException w:name="List Table 3 Accent 4" w:uiPriority="48"/>
+    <w:lsdException w:name="List Table 4 Accent 4" w:uiPriority="49"/>
+    <w:lsdException w:name="List Table 5 Dark Accent 4" w:uiPriority="50"/>
+    <w:lsdException w:name="List Table 6 Colorful Accent 4" w:uiPriority="51"/>
+    <w:lsdException w:name="List Table 7 Colorful Accent 4" w:uiPriority="52"/>
+    <w:lsdException w:name="List Table 1 Light Accent 5" w:uiPriority="46"/>
+    <w:lsdException w:name="List Table 2 Accent 5" w:uiPriority="47"/>
+    <w:lsdException w:name="List Table 3 Accent 5" w:uiPriority="48"/>
+    <w:lsdException w:name="List Table 4 Accent 5" w:uiPriority="49"/>
+    <w:lsdException w:name="List Table 5 Dark Accent 5" w:uiPriority="50"/>
+    <w:lsdException w:name="List Table 6 Colorful Accent 5" w:uiPriority="51"/>
+    <w:lsdException w:name="List Table 7 Colorful Accent 5" w:uiPriority="52"/>
+    <w:lsdException w:name="List Table 1 Light Accent 6" w:uiPriority="46"/>
+    <w:lsdException w:name="List Table 2 Accent 6" w:uiPriority="47"/>
+    <w:lsdException w:name="List Table 3 Accent 6" w:uiPriority="48"/>
+    <w:lsdException w:name="List Table 4 Accent 6" w:uiPriority="49"/>
+    <w:lsdException w:name="List Table 5 Dark Accent 6" w:uiPriority="50"/>
+    <w:lsdException w:name="List Table 6 Colorful Accent 6" w:uiPriority="51"/>
+    <w:lsdException w:name="List Table 7 Colorful Accent 6" w:uiPriority="52"/>
+    <w:lsdException w:name="Mention" w:semiHidden="1" w:unhideWhenUsed="1"/>
+    <w:lsdException w:name="Smart Hyperlink" w:semiHidden="1" w:unhideWhenUsed="1"/>
+    <w:lsdException w:name="Hashtag" w:semiHidden="1" w:unhideWhenUsed="1"/>
+    <w:lsdException w:name="Unresolved Mention" w:semiHidden="1" w:unhideWhenUsed="1"/>
+    <w:lsdException w:name="Smart Link" w:semiHidden="1" w:unhideWhenUsed="1"/>
+  </w:latentStyles>
+  <w:style w:type="paragraph" w:default="1" w:styleId="Normal">
+    <w:name w:val="Normal"/>
     <w:qFormat/>
-    <w:rPr>
-      <w:sz w:val="56"/>
-      <w:szCs w:val="56"/>
-    </w:rPr>
   </w:style>
   <w:style w:type="paragraph" w:styleId="Heading1">
-    <w:name w:val="Heading 1"/>
-    <w:basedOn w:val="Normal"/>
-    <w:next w:val="Normal"/>
+    <w:name w:val="heading 1"/>
+    <w:uiPriority w:val="9"/>
     <w:qFormat/>
+    <w:pPr>
+      <w:spacing w:before="300" w:after="200"/>
+      <w:outlineLvl w:val="0"/>
+    </w:pPr>
     <w:rPr>
-      <w:color w:val="2E74B5"/>
-      <w:sz w:val="32"/>
-      <w:szCs w:val="32"/>
+      <w:b/>
+      <w:bCs/>
+      <w:color w:val="1E3A5F"/>
+      <w:sz w:val="36"/>
+      <w:szCs w:val="36"/>
     </w:rPr>
   </w:style>
   <w:style w:type="paragraph" w:styleId="Heading2">
-    <w:name w:val="Heading 2"/>
-    <w:basedOn w:val="Normal"/>
-    <w:next w:val="Normal"/>
+    <w:name w:val="heading 2"/>
+    <w:uiPriority w:val="9"/>
+    <w:unhideWhenUsed/>
     <w:qFormat/>
+    <w:pPr>
+      <w:spacing w:before="240" w:after="120"/>
+      <w:outlineLvl w:val="1"/>
+    </w:pPr>
     <w:rPr>
-      <w:color w:val="2E74B5"/>
+      <w:b/>
+      <w:bCs/>
+      <w:color w:val="1E3A5F"/>
       <w:sz w:val="26"/>
       <w:szCs w:val="26"/>
     </w:rPr>
   </w:style>
   <w:style w:type="paragraph" w:styleId="Heading3">
-    <w:name w:val="Heading 3"/>
-    <w:basedOn w:val="Normal"/>
-    <w:next w:val="Normal"/>
+    <w:name w:val="heading 3"/>
+    <w:uiPriority w:val="9"/>
+    <w:semiHidden/>
+    <w:unhideWhenUsed/>
     <w:qFormat/>
+    <w:pPr>
+      <w:outlineLvl w:val="2"/>
+    </w:pPr>
     <w:rPr>
       <w:color w:val="1F4D78"/>
       <w:sz w:val="24"/>
@@ -2064,10 +2417,14 @@
     </w:rPr>
   </w:style>
   <w:style w:type="paragraph" w:styleId="Heading4">
-    <w:name w:val="Heading 4"/>
-    <w:basedOn w:val="Normal"/>
-    <w:next w:val="Normal"/>
+    <w:name w:val="heading 4"/>
+    <w:uiPriority w:val="9"/>
+    <w:semiHidden/>
+    <w:unhideWhenUsed/>
     <w:qFormat/>
+    <w:pPr>
+      <w:outlineLvl w:val="3"/>
+    </w:pPr>
     <w:rPr>
       <w:i/>
       <w:iCs/>
@@ -2075,27 +2432,69 @@
     </w:rPr>
   </w:style>
   <w:style w:type="paragraph" w:styleId="Heading5">
-    <w:name w:val="Heading 5"/>
-    <w:basedOn w:val="Normal"/>
-    <w:next w:val="Normal"/>
+    <w:name w:val="heading 5"/>
+    <w:uiPriority w:val="9"/>
+    <w:semiHidden/>
+    <w:unhideWhenUsed/>
     <w:qFormat/>
+    <w:pPr>
+      <w:outlineLvl w:val="4"/>
+    </w:pPr>
     <w:rPr>
       <w:color w:val="2E74B5"/>
     </w:rPr>
   </w:style>
   <w:style w:type="paragraph" w:styleId="Heading6">
-    <w:name w:val="Heading 6"/>
-    <w:basedOn w:val="Normal"/>
-    <w:next w:val="Normal"/>
+    <w:name w:val="heading 6"/>
+    <w:uiPriority w:val="9"/>
+    <w:semiHidden/>
+    <w:unhideWhenUsed/>
     <w:qFormat/>
+    <w:pPr>
+      <w:outlineLvl w:val="5"/>
+    </w:pPr>
     <w:rPr>
       <w:color w:val="1F4D78"/>
     </w:rPr>
   </w:style>
-  <w:style w:type="paragraph" w:styleId="Strong">
-    <w:name w:val="Strong"/>
-    <w:basedOn w:val="Normal"/>
-    <w:next w:val="Normal"/>
+  <w:style w:type="character" w:default="1" w:styleId="DefaultParagraphFont">
+    <w:name w:val="Default Paragraph Font"/>
+    <w:uiPriority w:val="1"/>
+    <w:semiHidden/>
+    <w:unhideWhenUsed/>
+  </w:style>
+  <w:style w:type="table" w:default="1" w:styleId="TableNormal">
+    <w:name w:val="Normal Table"/>
+    <w:uiPriority w:val="99"/>
+    <w:semiHidden/>
+    <w:unhideWhenUsed/>
+    <w:tblPr>
+      <w:tblInd w:w="0" w:type="dxa"/>
+      <w:tblCellMar>
+        <w:top w:w="0" w:type="dxa"/>
+        <w:left w:w="108" w:type="dxa"/>
+        <w:bottom w:w="0" w:type="dxa"/>
+        <w:right w:w="108" w:type="dxa"/>
+      </w:tblCellMar>
+    </w:tblPr>
+  </w:style>
+  <w:style w:type="numbering" w:default="1" w:styleId="NoList">
+    <w:name w:val="No List"/>
+    <w:uiPriority w:val="99"/>
+    <w:semiHidden/>
+    <w:unhideWhenUsed/>
+  </w:style>
+  <w:style w:type="paragraph" w:styleId="Title">
+    <w:name w:val="Title"/>
+    <w:uiPriority w:val="10"/>
+    <w:qFormat/>
+    <w:rPr>
+      <w:sz w:val="56"/>
+      <w:szCs w:val="56"/>
+    </w:rPr>
+  </w:style>
+  <w:style w:type="paragraph" w:customStyle="1" w:styleId="Strong1">
+    <w:name w:val="Strong1"/>
     <w:qFormat/>
     <w:rPr>
       <w:b/>
@@ -2104,12 +2503,10 @@
   </w:style>
   <w:style w:type="paragraph" w:styleId="ListParagraph">
     <w:name w:val="List Paragraph"/>
-    <w:basedOn w:val="Normal"/>
     <w:qFormat/>
   </w:style>
   <w:style w:type="character" w:styleId="Hyperlink">
     <w:name w:val="Hyperlink"/>
-    <w:basedOn w:val="DefaultParagraphFont"/>
     <w:uiPriority w:val="99"/>
     <w:unhideWhenUsed/>
     <w:rPr>
@@ -2119,7 +2516,6 @@
   </w:style>
   <w:style w:type="character" w:styleId="FootnoteReference">
     <w:name w:val="footnote reference"/>
-    <w:basedOn w:val="DefaultParagraphFont"/>
     <w:uiPriority w:val="99"/>
     <w:semiHidden/>
     <w:unhideWhenUsed/>
@@ -2129,22 +2525,13 @@
   </w:style>
   <w:style w:type="paragraph" w:styleId="FootnoteText">
     <w:name w:val="footnote text"/>
-    <w:basedOn w:val="Normal"/>
     <w:link w:val="FootnoteTextChar"/>
     <w:uiPriority w:val="99"/>
     <w:semiHidden/>
     <w:unhideWhenUsed/>
-    <w:pPr>
-      <w:spacing w:after="0" w:line="240" w:lineRule="auto"/>
-    </w:pPr>
-    <w:rPr>
-      <w:sz w:val="20"/>
-      <w:szCs w:val="20"/>
-    </w:rPr>
   </w:style>
-  <w:style w:type="character" w:styleId="FootnoteTextChar">
+  <w:style w:type="character" w:customStyle="1" w:styleId="FootnoteTextChar">
     <w:name w:val="Footnote Text Char"/>
-    <w:basedOn w:val="DefaultParagraphFont"/>
     <w:link w:val="FootnoteText"/>
     <w:uiPriority w:val="99"/>
     <w:semiHidden/>
@@ -2154,39 +2541,342 @@
       <w:szCs w:val="20"/>
     </w:rPr>
   </w:style>
-  <w:style w:type="paragraph" w:styleId="Heading1">
-    <w:name w:val="Heading 1"/>
+  <w:style w:type="paragraph" w:styleId="Header">
+    <w:name w:val="header"/>
     <w:basedOn w:val="Normal"/>
-    <w:next w:val="Normal"/>
+    <w:link w:val="HeaderChar"/>
+    <w:uiPriority w:val="99"/>
+    <w:unhideWhenUsed/>
+    <w:rsid w:val="00B63C8B"/>
     <w:pPr>
-      <w:spacing w:before="300" w:after="200"/>
-      <w:outlineLvl w:val="0"/>
+      <w:tabs>
+        <w:tab w:val="center" w:pos="4680"/>
+        <w:tab w:val="right" w:pos="9360"/>
+      </w:tabs>
     </w:pPr>
-    <w:rPr>
-      <w:rFonts w:ascii="Arial" w:cs="Arial" w:eastAsia="Arial" w:hAnsi="Arial"/>
-      <w:b/>
-      <w:bCs/>
-      <w:color w:val="1E3A5F"/>
-      <w:sz w:val="36"/>
-      <w:szCs w:val="36"/>
-    </w:rPr>
   </w:style>
-  <w:style w:type="paragraph" w:styleId="Heading2">
-    <w:name w:val="Heading 2"/>
+  <w:style w:type="character" w:customStyle="1" w:styleId="HeaderChar">
+    <w:name w:val="Header Char"/>
+    <w:basedOn w:val="DefaultParagraphFont"/>
+    <w:link w:val="Header"/>
+    <w:uiPriority w:val="99"/>
+    <w:rsid w:val="00B63C8B"/>
+  </w:style>
+  <w:style w:type="paragraph" w:styleId="Footer">
+    <w:name w:val="footer"/>
     <w:basedOn w:val="Normal"/>
-    <w:next w:val="Normal"/>
+    <w:link w:val="FooterChar"/>
+    <w:uiPriority w:val="99"/>
+    <w:unhideWhenUsed/>
+    <w:rsid w:val="00B63C8B"/>
     <w:pPr>
-      <w:spacing w:before="240" w:after="120"/>
-      <w:outlineLvl w:val="1"/>
+      <w:tabs>
+        <w:tab w:val="center" w:pos="4680"/>
+        <w:tab w:val="right" w:pos="9360"/>
+      </w:tabs>
     </w:pPr>
-    <w:rPr>
-      <w:rFonts w:ascii="Arial" w:cs="Arial" w:eastAsia="Arial" w:hAnsi="Arial"/>
-      <w:b/>
-      <w:bCs/>
-      <w:color w:val="1E3A5F"/>
-      <w:sz w:val="26"/>
-      <w:szCs w:val="26"/>
-    </w:rPr>
+  </w:style>
+  <w:style w:type="character" w:customStyle="1" w:styleId="FooterChar">
+    <w:name w:val="Footer Char"/>
+    <w:basedOn w:val="DefaultParagraphFont"/>
+    <w:link w:val="Footer"/>
+    <w:uiPriority w:val="99"/>
+    <w:rsid w:val="00B63C8B"/>
   </w:style>
 </w:styles>
+</file>
+
+<file path=word/theme/theme1.xml><?xml version="1.0" encoding="utf-8"?>
+<a:theme xmlns:a="http://schemas.openxmlformats.org/drawingml/2006/main" name="Office Theme">
+  <a:themeElements>
+    <a:clrScheme name="Office">
+      <a:dk1>
+        <a:sysClr val="windowText" lastClr="000000"/>
+      </a:dk1>
+      <a:lt1>
+        <a:sysClr val="window" lastClr="FFFFFF"/>
+      </a:lt1>
+      <a:dk2>
+        <a:srgbClr val="44546A"/>
+      </a:dk2>
+      <a:lt2>
+        <a:srgbClr val="E7E6E6"/>
+      </a:lt2>
+      <a:accent1>
+        <a:srgbClr val="4472C4"/>
+      </a:accent1>
+      <a:accent2>
+        <a:srgbClr val="ED7D31"/>
+      </a:accent2>
+      <a:accent3>
+        <a:srgbClr val="A5A5A5"/>
+      </a:accent3>
+      <a:accent4>
+        <a:srgbClr val="FFC000"/>
+      </a:accent4>
+      <a:accent5>
+        <a:srgbClr val="5B9BD5"/>
+      </a:accent5>
+      <a:accent6>
+        <a:srgbClr val="70AD47"/>
+      </a:accent6>
+      <a:hlink>
+        <a:srgbClr val="0563C1"/>
+      </a:hlink>
+      <a:folHlink>
+        <a:srgbClr val="954F72"/>
+      </a:folHlink>
+    </a:clrScheme>
+    <a:fontScheme name="Office">
+      <a:majorFont>
+        <a:latin typeface="Calibri Light" panose="020F0302020204030204"/>
+        <a:ea typeface=""/>
+        <a:cs typeface=""/>
+        <a:font script="Jpan" typeface="游ゴシック Light"/>
+        <a:font script="Hang" typeface="맑은 고딕"/>
+        <a:font script="Hans" typeface="等线 Light"/>
+        <a:font script="Hant" typeface="新細明體"/>
+        <a:font script="Arab" typeface="Times New Roman"/>
+        <a:font script="Hebr" typeface="Times New Roman"/>
+        <a:font script="Thai" typeface="Angsana New"/>
+        <a:font script="Ethi" typeface="Nyala"/>
+        <a:font script="Beng" typeface="Vrinda"/>
+        <a:font script="Gujr" typeface="Shruti"/>
+        <a:font script="Khmr" typeface="MoolBoran"/>
+        <a:font script="Knda" typeface="Tunga"/>
+        <a:font script="Guru" typeface="Raavi"/>
+        <a:font script="Cans" typeface="Euphemia"/>
+        <a:font script="Cher" typeface="Plantagenet Cherokee"/>
+        <a:font script="Yiii" typeface="Microsoft Yi Baiti"/>
+        <a:font script="Tibt" typeface="Microsoft Himalaya"/>
+        <a:font script="Thaa" typeface="MV Boli"/>
+        <a:font script="Deva" typeface="Mangal"/>
+        <a:font script="Telu" typeface="Gautami"/>
+        <a:font script="Taml" typeface="Latha"/>
+        <a:font script="Syrc" typeface="Estrangelo Edessa"/>
+        <a:font script="Orya" typeface="Kalinga"/>
+        <a:font script="Mlym" typeface="Kartika"/>
+        <a:font script="Laoo" typeface="DokChampa"/>
+        <a:font script="Sinh" typeface="Iskoola Pota"/>
+        <a:font script="Mong" typeface="Mongolian Baiti"/>
+        <a:font script="Viet" typeface="Times New Roman"/>
+        <a:font script="Uigh" typeface="Microsoft Uighur"/>
+        <a:font script="Geor" typeface="Sylfaen"/>
+        <a:font script="Armn" typeface="Arial"/>
+        <a:font script="Bugi" typeface="Leelawadee UI"/>
+        <a:font script="Bopo" typeface="Microsoft JhengHei"/>
+        <a:font script="Java" typeface="Javanese Text"/>
+        <a:font script="Lisu" typeface="Segoe UI"/>
+        <a:font script="Mymr" typeface="Myanmar Text"/>
+        <a:font script="Nkoo" typeface="Ebrima"/>
+        <a:font script="Olck" typeface="Nirmala UI"/>
+        <a:font script="Osma" typeface="Ebrima"/>
+        <a:font script="Phag" typeface="Phagspa"/>
+        <a:font script="Syrn" typeface="Estrangelo Edessa"/>
+        <a:font script="Syrj" typeface="Estrangelo Edessa"/>
+        <a:font script="Syre" typeface="Estrangelo Edessa"/>
+        <a:font script="Sora" typeface="Nirmala UI"/>
+        <a:font script="Tale" typeface="Microsoft Tai Le"/>
+        <a:font script="Talu" typeface="Microsoft New Tai Lue"/>
+        <a:font script="Tfng" typeface="Ebrima"/>
+      </a:majorFont>
+      <a:minorFont>
+        <a:latin typeface="Calibri" panose="020F0502020204030204"/>
+        <a:ea typeface=""/>
+        <a:cs typeface=""/>
+        <a:font script="Jpan" typeface="游明朝"/>
+        <a:font script="Hang" typeface="맑은 고딕"/>
+        <a:font script="Hans" typeface="等线"/>
+        <a:font script="Hant" typeface="新細明體"/>
+        <a:font script="Arab" typeface="Arial"/>
+        <a:font script="Hebr" typeface="Arial"/>
+        <a:font script="Thai" typeface="Cordia New"/>
+        <a:font script="Ethi" typeface="Nyala"/>
+        <a:font script="Beng" typeface="Vrinda"/>
+        <a:font script="Gujr" typeface="Shruti"/>
+        <a:font script="Khmr" typeface="DaunPenh"/>
+        <a:font script="Knda" typeface="Tunga"/>
+        <a:font script="Guru" typeface="Raavi"/>
+        <a:font script="Cans" typeface="Euphemia"/>
+        <a:font script="Cher" typeface="Plantagenet Cherokee"/>
+        <a:font script="Yiii" typeface="Microsoft Yi Baiti"/>
+        <a:font script="Tibt" typeface="Microsoft Himalaya"/>
+        <a:font script="Thaa" typeface="MV Boli"/>
+        <a:font script="Deva" typeface="Mangal"/>
+        <a:font script="Telu" typeface="Gautami"/>
+        <a:font script="Taml" typeface="Latha"/>
+        <a:font script="Syrc" typeface="Estrangelo Edessa"/>
+        <a:font script="Orya" typeface="Kalinga"/>
+        <a:font script="Mlym" typeface="Kartika"/>
+        <a:font script="Laoo" typeface="DokChampa"/>
+        <a:font script="Sinh" typeface="Iskoola Pota"/>
+        <a:font script="Mong" typeface="Mongolian Baiti"/>
+        <a:font script="Viet" typeface="Arial"/>
+        <a:font script="Uigh" typeface="Microsoft Uighur"/>
+        <a:font script="Geor" typeface="Sylfaen"/>
+        <a:font script="Armn" typeface="Arial"/>
+        <a:font script="Bugi" typeface="Leelawadee UI"/>
+        <a:font script="Bopo" typeface="Microsoft JhengHei"/>
+        <a:font script="Java" typeface="Javanese Text"/>
+        <a:font script="Lisu" typeface="Segoe UI"/>
+        <a:font script="Mymr" typeface="Myanmar Text"/>
+        <a:font script="Nkoo" typeface="Ebrima"/>
+        <a:font script="Olck" typeface="Nirmala UI"/>
+        <a:font script="Osma" typeface="Ebrima"/>
+        <a:font script="Phag" typeface="Phagspa"/>
+        <a:font script="Syrn" typeface="Estrangelo Edessa"/>
+        <a:font script="Syrj" typeface="Estrangelo Edessa"/>
+        <a:font script="Syre" typeface="Estrangelo Edessa"/>
+        <a:font script="Sora" typeface="Nirmala UI"/>
+        <a:font script="Tale" typeface="Microsoft Tai Le"/>
+        <a:font script="Talu" typeface="Microsoft New Tai Lue"/>
+        <a:font script="Tfng" typeface="Ebrima"/>
+      </a:minorFont>
+    </a:fontScheme>
+    <a:fmtScheme name="Office">
+      <a:fillStyleLst>
+        <a:solidFill>
+          <a:schemeClr val="phClr"/>
+        </a:solidFill>
+        <a:gradFill rotWithShape="1">
+          <a:gsLst>
+            <a:gs pos="0">
+              <a:schemeClr val="phClr">
+                <a:lumMod val="110000"/>
+                <a:satMod val="105000"/>
+                <a:tint val="67000"/>
+              </a:schemeClr>
+            </a:gs>
+            <a:gs pos="50000">
+              <a:schemeClr val="phClr">
+                <a:lumMod val="105000"/>
+                <a:satMod val="103000"/>
+                <a:tint val="73000"/>
+              </a:schemeClr>
+            </a:gs>
+            <a:gs pos="100000">
+              <a:schemeClr val="phClr">
+                <a:lumMod val="105000"/>
+                <a:satMod val="109000"/>
+                <a:tint val="81000"/>
+              </a:schemeClr>
+            </a:gs>
+          </a:gsLst>
+          <a:lin ang="5400000" scaled="0"/>
+        </a:gradFill>
+        <a:gradFill rotWithShape="1">
+          <a:gsLst>
+            <a:gs pos="0">
+              <a:schemeClr val="phClr">
+                <a:satMod val="103000"/>
+                <a:lumMod val="102000"/>
+                <a:tint val="94000"/>
+              </a:schemeClr>
+            </a:gs>
+            <a:gs pos="50000">
+              <a:schemeClr val="phClr">
+                <a:satMod val="110000"/>
+                <a:lumMod val="100000"/>
+                <a:shade val="100000"/>
+              </a:schemeClr>
+            </a:gs>
+            <a:gs pos="100000">
+              <a:schemeClr val="phClr">
+                <a:lumMod val="99000"/>
+                <a:satMod val="120000"/>
+                <a:shade val="78000"/>
+              </a:schemeClr>
+            </a:gs>
+          </a:gsLst>
+          <a:lin ang="5400000" scaled="0"/>
+        </a:gradFill>
+      </a:fillStyleLst>
+      <a:lnStyleLst>
+        <a:ln w="6350" cap="flat" cmpd="sng" algn="ctr">
+          <a:solidFill>
+            <a:schemeClr val="phClr"/>
+          </a:solidFill>
+          <a:prstDash val="solid"/>
+          <a:miter lim="800000"/>
+        </a:ln>
+        <a:ln w="12700" cap="flat" cmpd="sng" algn="ctr">
+          <a:solidFill>
+            <a:schemeClr val="phClr"/>
+          </a:solidFill>
+          <a:prstDash val="solid"/>
+          <a:miter lim="800000"/>
+        </a:ln>
+        <a:ln w="19050" cap="flat" cmpd="sng" algn="ctr">
+          <a:solidFill>
+            <a:schemeClr val="phClr"/>
+          </a:solidFill>
+          <a:prstDash val="solid"/>
+          <a:miter lim="800000"/>
+        </a:ln>
+      </a:lnStyleLst>
+      <a:effectStyleLst>
+        <a:effectStyle>
+          <a:effectLst/>
+        </a:effectStyle>
+        <a:effectStyle>
+          <a:effectLst/>
+        </a:effectStyle>
+        <a:effectStyle>
+          <a:effectLst>
+            <a:outerShdw blurRad="57150" dist="19050" dir="5400000" algn="ctr" rotWithShape="0">
+              <a:srgbClr val="000000">
+                <a:alpha val="63000"/>
+              </a:srgbClr>
+            </a:outerShdw>
+          </a:effectLst>
+        </a:effectStyle>
+      </a:effectStyleLst>
+      <a:bgFillStyleLst>
+        <a:solidFill>
+          <a:schemeClr val="phClr"/>
+        </a:solidFill>
+        <a:solidFill>
+          <a:schemeClr val="phClr">
+            <a:tint val="95000"/>
+            <a:satMod val="170000"/>
+          </a:schemeClr>
+        </a:solidFill>
+        <a:gradFill rotWithShape="1">
+          <a:gsLst>
+            <a:gs pos="0">
+              <a:schemeClr val="phClr">
+                <a:tint val="93000"/>
+                <a:satMod val="150000"/>
+                <a:shade val="98000"/>
+                <a:lumMod val="102000"/>
+              </a:schemeClr>
+            </a:gs>
+            <a:gs pos="50000">
+              <a:schemeClr val="phClr">
+                <a:tint val="98000"/>
+                <a:satMod val="130000"/>
+                <a:shade val="90000"/>
+                <a:lumMod val="103000"/>
+              </a:schemeClr>
+            </a:gs>
+            <a:gs pos="100000">
+              <a:schemeClr val="phClr">
+                <a:shade val="63000"/>
+                <a:satMod val="120000"/>
+              </a:schemeClr>
+            </a:gs>
+          </a:gsLst>
+          <a:lin ang="5400000" scaled="0"/>
+        </a:gradFill>
+      </a:bgFillStyleLst>
+    </a:fmtScheme>
+  </a:themeElements>
+  <a:objectDefaults/>
+  <a:extraClrSchemeLst/>
+  <a:extLst>
+    <a:ext uri="{05A4C25C-085E-4340-85A3-A5531E510DB2}">
+      <thm15:themeFamily xmlns:thm15="http://schemas.microsoft.com/office/thememl/2012/main" name="Office Theme" id="{62F939B6-93AF-4DB8-9C6B-D6C7DFDC589F}" vid="{4A3C46E8-61CC-4603-A589-7422A47A8E4A}"/>
+    </a:ext>
+  </a:extLst>
+</a:theme>
 </file>